--- a/PHOCS-Docgentemplates/PHOCS Water Bacteriology Requisition Template_V0.2.docx
+++ b/PHOCS-Docgentemplates/PHOCS Water Bacteriology Requisition Template_V0.2.docx
@@ -5,37 +5,34 @@
     <w:tbl>
       <w:tblPr>
         <w:tblStyle w:val="TableGrid"/>
-        <w:tblW w:w="0" w:type="auto"/>
+        <w:tblW w:w="11880" w:type="dxa"/>
+        <w:tblInd w:w="-275" w:type="dxa"/>
         <w:tblBorders>
-          <w:top w:val="none" w:sz="12" w:space="0" w:color="000000" w:themeColor="text1"/>
-          <w:left w:val="none" w:sz="12" w:space="0" w:color="000000" w:themeColor="text1"/>
-          <w:bottom w:val="none" w:sz="12" w:space="0" w:color="000000" w:themeColor="text1"/>
-          <w:right w:val="none" w:sz="12" w:space="0" w:color="000000" w:themeColor="text1"/>
-          <w:insideH w:val="none" w:sz="12" w:space="0" w:color="000000" w:themeColor="text1"/>
-          <w:insideV w:val="none" w:sz="12" w:space="0" w:color="000000" w:themeColor="text1"/>
+          <w:top w:val="none" w:sz="0" w:space="0" w:color="auto"/>
+          <w:left w:val="none" w:sz="0" w:space="0" w:color="auto"/>
+          <w:bottom w:val="none" w:sz="0" w:space="0" w:color="auto"/>
+          <w:right w:val="none" w:sz="0" w:space="0" w:color="auto"/>
+          <w:insideH w:val="none" w:sz="0" w:space="0" w:color="auto"/>
+          <w:insideV w:val="none" w:sz="0" w:space="0" w:color="auto"/>
         </w:tblBorders>
-        <w:tblLook w:val="06A0" w:firstRow="1" w:lastRow="0" w:firstColumn="1" w:lastColumn="0" w:noHBand="1" w:noVBand="1"/>
+        <w:tblLook w:val="04A0" w:firstRow="1" w:lastRow="0" w:firstColumn="1" w:lastColumn="0" w:noHBand="0" w:noVBand="1"/>
       </w:tblPr>
       <w:tblGrid>
-        <w:gridCol w:w="5610"/>
-        <w:gridCol w:w="5610"/>
+        <w:gridCol w:w="6305"/>
+        <w:gridCol w:w="5575"/>
       </w:tblGrid>
       <w:tr>
-        <w:trPr>
-          <w:trHeight w:val="300"/>
-        </w:trPr>
         <w:tc>
           <w:tcPr>
-            <w:tcW w:w="5610" w:type="dxa"/>
+            <w:tcW w:w="6305" w:type="dxa"/>
           </w:tcPr>
           <w:p>
             <w:pPr>
+              <w:spacing w:before="240"/>
               <w:rPr>
                 <w:b/>
-                <w:bCs/>
                 <w:color w:val="000000" w:themeColor="text1"/>
                 <w:sz w:val="36"/>
-                <w:szCs w:val="36"/>
               </w:rPr>
             </w:pPr>
             <w:r>
@@ -43,8 +40,8 @@
                 <w:noProof/>
               </w:rPr>
               <w:drawing>
-                <wp:inline distT="0" distB="0" distL="0" distR="0" wp14:anchorId="6302A57C" wp14:editId="3836BD20">
-                  <wp:extent cx="1628775" cy="828675"/>
+                <wp:inline distT="0" distB="0" distL="0" distR="0" wp14:anchorId="1C67EFAC" wp14:editId="05431822">
+                  <wp:extent cx="1645920" cy="688990"/>
                   <wp:effectExtent l="0" t="0" r="0" b="0"/>
                   <wp:docPr id="198819986" name="drawing"/>
                   <wp:cNvGraphicFramePr>
@@ -72,7 +69,7 @@
                         <pic:spPr>
                           <a:xfrm>
                             <a:off x="0" y="0"/>
-                            <a:ext cx="1628775" cy="828675"/>
+                            <a:ext cx="1650581" cy="690941"/>
                           </a:xfrm>
                           <a:prstGeom prst="rect">
                             <a:avLst/>
@@ -88,12 +85,19 @@
         </w:tc>
         <w:tc>
           <w:tcPr>
-            <w:tcW w:w="5610" w:type="dxa"/>
+            <w:tcW w:w="5575" w:type="dxa"/>
           </w:tcPr>
           <w:p>
             <w:pPr>
-              <w:rPr>
-                <w:sz w:val="22"/>
+              <w:tabs>
+                <w:tab w:val="left" w:pos="887"/>
+              </w:tabs>
+              <w:spacing w:before="240" w:after="160"/>
+              <w:jc w:val="right"/>
+              <w:rPr>
+                <w:b/>
+                <w:color w:val="000000" w:themeColor="text1"/>
+                <w:sz w:val="36"/>
               </w:rPr>
             </w:pPr>
             <w:r>
@@ -121,8 +125,8 @@
                 <w:b/>
                 <w:bCs/>
                 <w:color w:val="000000" w:themeColor="text1"/>
-                <w:sz w:val="36"/>
-                <w:szCs w:val="36"/>
+                <w:sz w:val="26"/>
+                <w:szCs w:val="26"/>
               </w:rPr>
               <w:t xml:space="preserve"> </w:t>
             </w:r>
@@ -184,27 +188,29 @@
     </w:p>
     <w:tbl>
       <w:tblPr>
-        <w:tblW w:w="11430" w:type="dxa"/>
+        <w:tblW w:w="11880" w:type="dxa"/>
         <w:jc w:val="center"/>
         <w:tblLayout w:type="fixed"/>
         <w:tblLook w:val="04A0" w:firstRow="1" w:lastRow="0" w:firstColumn="1" w:lastColumn="0" w:noHBand="0" w:noVBand="1"/>
       </w:tblPr>
       <w:tblGrid>
         <w:gridCol w:w="3770"/>
-        <w:gridCol w:w="1520"/>
-        <w:gridCol w:w="1984"/>
-        <w:gridCol w:w="6"/>
-        <w:gridCol w:w="4150"/>
+        <w:gridCol w:w="270"/>
+        <w:gridCol w:w="1865"/>
+        <w:gridCol w:w="35"/>
+        <w:gridCol w:w="1790"/>
+        <w:gridCol w:w="540"/>
+        <w:gridCol w:w="3610"/>
       </w:tblGrid>
       <w:tr>
         <w:trPr>
-          <w:trHeight w:val="300"/>
+          <w:trHeight w:val="618"/>
           <w:jc w:val="center"/>
         </w:trPr>
         <w:tc>
           <w:tcPr>
-            <w:tcW w:w="11430" w:type="dxa"/>
-            <w:gridSpan w:val="5"/>
+            <w:tcW w:w="11880" w:type="dxa"/>
+            <w:gridSpan w:val="7"/>
             <w:tcBorders>
               <w:top w:val="single" w:sz="8" w:space="0" w:color="000000" w:themeColor="text1"/>
               <w:left w:val="single" w:sz="8" w:space="0" w:color="000000" w:themeColor="text1"/>
@@ -233,30 +239,27 @@
             <w:r>
               <w:rPr>
                 <w:b/>
-                <w:bCs/>
-                <w:color w:val="000000" w:themeColor="text1"/>
-                <w:sz w:val="26"/>
-                <w:szCs w:val="26"/>
+                <w:color w:val="000000"/>
+                <w:sz w:val="28"/>
+                <w:szCs w:val="28"/>
               </w:rPr>
               <w:t xml:space="preserve">Section 1 - Sample </w:t>
             </w:r>
             <w:r>
               <w:rPr>
                 <w:b/>
-                <w:bCs/>
-                <w:color w:val="000000" w:themeColor="text1"/>
-                <w:sz w:val="26"/>
-                <w:szCs w:val="26"/>
+                <w:color w:val="000000"/>
+                <w:sz w:val="28"/>
+                <w:szCs w:val="28"/>
               </w:rPr>
               <w:t xml:space="preserve">Contact </w:t>
             </w:r>
             <w:r>
               <w:rPr>
                 <w:b/>
-                <w:bCs/>
-                <w:color w:val="000000" w:themeColor="text1"/>
-                <w:sz w:val="26"/>
-                <w:szCs w:val="26"/>
+                <w:color w:val="000000"/>
+                <w:sz w:val="28"/>
+                <w:szCs w:val="28"/>
               </w:rPr>
               <w:t>Information</w:t>
             </w:r>
@@ -299,7 +302,45 @@
         </w:tc>
         <w:tc>
           <w:tcPr>
-            <w:tcW w:w="3504" w:type="dxa"/>
+            <w:tcW w:w="3960" w:type="dxa"/>
+            <w:gridSpan w:val="4"/>
+            <w:tcBorders>
+              <w:top w:val="single" w:sz="8" w:space="0" w:color="000000" w:themeColor="text1"/>
+              <w:left w:val="single" w:sz="8" w:space="0" w:color="000000" w:themeColor="text1"/>
+              <w:bottom w:val="single" w:sz="8" w:space="0" w:color="000000" w:themeColor="text1"/>
+              <w:right w:val="single" w:sz="8" w:space="0" w:color="000000" w:themeColor="text1"/>
+            </w:tcBorders>
+            <w:tcMar>
+              <w:top w:w="55" w:type="dxa"/>
+              <w:left w:w="70" w:type="dxa"/>
+              <w:bottom w:w="55" w:type="dxa"/>
+              <w:right w:w="70" w:type="dxa"/>
+            </w:tcMar>
+            <w:vAlign w:val="center"/>
+          </w:tcPr>
+          <w:p>
+            <w:pPr>
+              <w:spacing w:after="0" w:line="240" w:lineRule="auto"/>
+            </w:pPr>
+            <w:r>
+              <w:rPr>
+                <w:b/>
+                <w:bCs/>
+              </w:rPr>
+              <w:t xml:space="preserve">DRINKING </w:t>
+            </w:r>
+            <w:r>
+              <w:rPr>
+                <w:b/>
+                <w:bCs/>
+              </w:rPr>
+              <w:t>WATER OFFICER</w:t>
+            </w:r>
+          </w:p>
+        </w:tc>
+        <w:tc>
+          <w:tcPr>
+            <w:tcW w:w="4150" w:type="dxa"/>
             <w:gridSpan w:val="2"/>
             <w:tcBorders>
               <w:top w:val="single" w:sz="8" w:space="0" w:color="000000" w:themeColor="text1"/>
@@ -322,22 +363,173 @@
             <w:r>
               <w:rPr>
                 <w:b/>
-                <w:bCs/>
-              </w:rPr>
-              <w:t xml:space="preserve">DRINKING </w:t>
-            </w:r>
+              </w:rPr>
+              <w:t>WATER SUPPLIER</w:t>
+            </w:r>
+          </w:p>
+        </w:tc>
+      </w:tr>
+      <w:tr>
+        <w:trPr>
+          <w:trHeight w:val="438"/>
+          <w:jc w:val="center"/>
+        </w:trPr>
+        <w:tc>
+          <w:tcPr>
+            <w:tcW w:w="3770" w:type="dxa"/>
+            <w:tcBorders>
+              <w:top w:val="single" w:sz="8" w:space="0" w:color="000000" w:themeColor="text1"/>
+              <w:left w:val="single" w:sz="8" w:space="0" w:color="000000" w:themeColor="text1"/>
+              <w:bottom w:val="single" w:sz="8" w:space="0" w:color="000000" w:themeColor="text1"/>
+              <w:right w:val="single" w:sz="8" w:space="0" w:color="000000" w:themeColor="text1"/>
+            </w:tcBorders>
+            <w:tcMar>
+              <w:top w:w="55" w:type="dxa"/>
+              <w:left w:w="70" w:type="dxa"/>
+              <w:bottom w:w="55" w:type="dxa"/>
+              <w:right w:w="70" w:type="dxa"/>
+            </w:tcMar>
+          </w:tcPr>
+          <w:p>
+            <w:pPr>
+              <w:spacing w:after="0" w:line="240" w:lineRule="auto"/>
+              <w:rPr>
+                <w:sz w:val="22"/>
+                <w:szCs w:val="20"/>
+              </w:rPr>
+            </w:pPr>
             <w:r>
               <w:rPr>
                 <w:b/>
-                <w:bCs/>
-              </w:rPr>
-              <w:t>WATER OFFICER</w:t>
+                <w:sz w:val="22"/>
+                <w:szCs w:val="20"/>
+              </w:rPr>
+              <w:t>Name</w:t>
+            </w:r>
+            <w:proofErr w:type="gramStart"/>
+            <w:r>
+              <w:rPr>
+                <w:b/>
+                <w:sz w:val="22"/>
+                <w:szCs w:val="20"/>
+              </w:rPr>
+              <w:t xml:space="preserve">: </w:t>
+            </w:r>
+            <w:r>
+              <w:rPr>
+                <w:b/>
+                <w:sz w:val="22"/>
+                <w:szCs w:val="20"/>
+              </w:rPr>
+              <w:t xml:space="preserve"> </w:t>
+            </w:r>
+            <w:r>
+              <w:rPr>
+                <w:rFonts w:asciiTheme="minorHAnsi" w:eastAsiaTheme="minorHAnsi" w:hAnsiTheme="minorHAnsi"/>
+                <w:kern w:val="2"/>
+                <w:sz w:val="20"/>
+                <w:szCs w:val="20"/>
+                <w:lang w:val="en-CA"/>
+                <w14:ligatures w14:val="standardContextual"/>
+              </w:rPr>
+              <w:t>{</w:t>
+            </w:r>
+            <w:proofErr w:type="gramEnd"/>
+            <w:r>
+              <w:rPr>
+                <w:rFonts w:asciiTheme="minorHAnsi" w:eastAsiaTheme="minorHAnsi" w:hAnsiTheme="minorHAnsi"/>
+                <w:kern w:val="2"/>
+                <w:sz w:val="20"/>
+                <w:szCs w:val="20"/>
+                <w:lang w:val="en-CA"/>
+                <w14:ligatures w14:val="standardContextual"/>
+              </w:rPr>
+              <w:t>{DWOEHOName}}</w:t>
             </w:r>
           </w:p>
         </w:tc>
         <w:tc>
           <w:tcPr>
-            <w:tcW w:w="4156" w:type="dxa"/>
+            <w:tcW w:w="3960" w:type="dxa"/>
+            <w:gridSpan w:val="4"/>
+            <w:tcBorders>
+              <w:top w:val="single" w:sz="8" w:space="0" w:color="000000" w:themeColor="text1"/>
+              <w:left w:val="single" w:sz="8" w:space="0" w:color="000000" w:themeColor="text1"/>
+              <w:bottom w:val="single" w:sz="8" w:space="0" w:color="000000" w:themeColor="text1"/>
+              <w:right w:val="single" w:sz="8" w:space="0" w:color="000000" w:themeColor="text1"/>
+            </w:tcBorders>
+            <w:tcMar>
+              <w:top w:w="55" w:type="dxa"/>
+              <w:left w:w="70" w:type="dxa"/>
+              <w:bottom w:w="55" w:type="dxa"/>
+              <w:right w:w="70" w:type="dxa"/>
+            </w:tcMar>
+          </w:tcPr>
+          <w:p>
+            <w:pPr>
+              <w:spacing w:after="0" w:line="240" w:lineRule="auto"/>
+              <w:rPr>
+                <w:b/>
+                <w:sz w:val="22"/>
+                <w:szCs w:val="20"/>
+              </w:rPr>
+            </w:pPr>
+            <w:r>
+              <w:rPr>
+                <w:b/>
+                <w:sz w:val="22"/>
+                <w:szCs w:val="20"/>
+              </w:rPr>
+              <w:t>Name:</w:t>
+            </w:r>
+            <w:r>
+              <w:rPr>
+                <w:b/>
+                <w:sz w:val="22"/>
+                <w:szCs w:val="20"/>
+              </w:rPr>
+              <w:t xml:space="preserve"> </w:t>
+            </w:r>
+            <w:r>
+              <w:rPr>
+                <w:rFonts w:asciiTheme="minorHAnsi" w:eastAsiaTheme="minorHAnsi" w:hAnsiTheme="minorHAnsi"/>
+                <w:kern w:val="2"/>
+                <w:sz w:val="20"/>
+                <w:szCs w:val="20"/>
+                <w:lang w:val="en-CA"/>
+                <w14:ligatures w14:val="standardContextual"/>
+              </w:rPr>
+              <w:t>{{</w:t>
+            </w:r>
+            <w:proofErr w:type="spellStart"/>
+            <w:r>
+              <w:rPr>
+                <w:rFonts w:asciiTheme="minorHAnsi" w:eastAsiaTheme="minorHAnsi" w:hAnsiTheme="minorHAnsi"/>
+                <w:kern w:val="2"/>
+                <w:sz w:val="20"/>
+                <w:szCs w:val="20"/>
+                <w:lang w:val="en-CA"/>
+                <w14:ligatures w14:val="standardContextual"/>
+              </w:rPr>
+              <w:t>MHOName</w:t>
+            </w:r>
+            <w:proofErr w:type="spellEnd"/>
+            <w:r>
+              <w:rPr>
+                <w:rFonts w:asciiTheme="minorHAnsi" w:eastAsiaTheme="minorHAnsi" w:hAnsiTheme="minorHAnsi"/>
+                <w:kern w:val="2"/>
+                <w:sz w:val="20"/>
+                <w:szCs w:val="20"/>
+                <w:lang w:val="en-CA"/>
+                <w14:ligatures w14:val="standardContextual"/>
+              </w:rPr>
+              <w:t>}}</w:t>
+            </w:r>
+          </w:p>
+        </w:tc>
+        <w:tc>
+          <w:tcPr>
+            <w:tcW w:w="4150" w:type="dxa"/>
             <w:gridSpan w:val="2"/>
             <w:tcBorders>
               <w:top w:val="single" w:sz="8" w:space="0" w:color="000000" w:themeColor="text1"/>
@@ -351,17 +543,334 @@
               <w:bottom w:w="55" w:type="dxa"/>
               <w:right w:w="70" w:type="dxa"/>
             </w:tcMar>
-            <w:vAlign w:val="center"/>
           </w:tcPr>
           <w:p>
             <w:pPr>
               <w:spacing w:after="0" w:line="240" w:lineRule="auto"/>
+              <w:rPr>
+                <w:sz w:val="22"/>
+                <w:szCs w:val="20"/>
+              </w:rPr>
             </w:pPr>
             <w:r>
               <w:rPr>
                 <w:b/>
-              </w:rPr>
-              <w:t>WATER SUPPLIER</w:t>
+                <w:sz w:val="22"/>
+                <w:szCs w:val="20"/>
+              </w:rPr>
+              <w:t>Name</w:t>
+            </w:r>
+            <w:proofErr w:type="gramStart"/>
+            <w:r>
+              <w:rPr>
+                <w:b/>
+                <w:sz w:val="22"/>
+                <w:szCs w:val="20"/>
+              </w:rPr>
+              <w:t xml:space="preserve">: </w:t>
+            </w:r>
+            <w:r>
+              <w:rPr>
+                <w:b/>
+                <w:sz w:val="22"/>
+                <w:szCs w:val="20"/>
+              </w:rPr>
+              <w:t xml:space="preserve"> </w:t>
+            </w:r>
+            <w:r>
+              <w:rPr>
+                <w:rFonts w:asciiTheme="minorHAnsi" w:eastAsiaTheme="minorHAnsi" w:hAnsiTheme="minorHAnsi"/>
+                <w:kern w:val="2"/>
+                <w:sz w:val="20"/>
+                <w:szCs w:val="20"/>
+                <w:lang w:val="en-CA"/>
+                <w14:ligatures w14:val="standardContextual"/>
+              </w:rPr>
+              <w:t>{</w:t>
+            </w:r>
+            <w:proofErr w:type="gramEnd"/>
+            <w:r>
+              <w:rPr>
+                <w:rFonts w:asciiTheme="minorHAnsi" w:eastAsiaTheme="minorHAnsi" w:hAnsiTheme="minorHAnsi"/>
+                <w:kern w:val="2"/>
+                <w:sz w:val="20"/>
+                <w:szCs w:val="20"/>
+                <w:lang w:val="en-CA"/>
+                <w14:ligatures w14:val="standardContextual"/>
+              </w:rPr>
+              <w:t>{</w:t>
+            </w:r>
+            <w:proofErr w:type="spellStart"/>
+            <w:r>
+              <w:rPr>
+                <w:rFonts w:asciiTheme="minorHAnsi" w:eastAsiaTheme="minorHAnsi" w:hAnsiTheme="minorHAnsi"/>
+                <w:kern w:val="2"/>
+                <w:sz w:val="20"/>
+                <w:szCs w:val="20"/>
+                <w:lang w:val="en-CA"/>
+                <w14:ligatures w14:val="standardContextual"/>
+              </w:rPr>
+              <w:t>WaterSupplierName</w:t>
+            </w:r>
+            <w:proofErr w:type="spellEnd"/>
+            <w:r>
+              <w:rPr>
+                <w:rFonts w:asciiTheme="minorHAnsi" w:eastAsiaTheme="minorHAnsi" w:hAnsiTheme="minorHAnsi"/>
+                <w:kern w:val="2"/>
+                <w:sz w:val="20"/>
+                <w:szCs w:val="20"/>
+                <w:lang w:val="en-CA"/>
+                <w14:ligatures w14:val="standardContextual"/>
+              </w:rPr>
+              <w:t>}}</w:t>
+            </w:r>
+          </w:p>
+        </w:tc>
+      </w:tr>
+      <w:tr>
+        <w:trPr>
+          <w:trHeight w:val="402"/>
+          <w:jc w:val="center"/>
+        </w:trPr>
+        <w:tc>
+          <w:tcPr>
+            <w:tcW w:w="3770" w:type="dxa"/>
+            <w:tcBorders>
+              <w:top w:val="single" w:sz="8" w:space="0" w:color="000000" w:themeColor="text1"/>
+              <w:left w:val="single" w:sz="8" w:space="0" w:color="000000" w:themeColor="text1"/>
+              <w:bottom w:val="single" w:sz="8" w:space="0" w:color="000000" w:themeColor="text1"/>
+              <w:right w:val="single" w:sz="8" w:space="0" w:color="000000" w:themeColor="text1"/>
+            </w:tcBorders>
+            <w:tcMar>
+              <w:top w:w="55" w:type="dxa"/>
+              <w:left w:w="70" w:type="dxa"/>
+              <w:bottom w:w="55" w:type="dxa"/>
+              <w:right w:w="70" w:type="dxa"/>
+            </w:tcMar>
+          </w:tcPr>
+          <w:p>
+            <w:pPr>
+              <w:spacing w:after="0" w:line="240" w:lineRule="auto"/>
+              <w:rPr>
+                <w:sz w:val="22"/>
+                <w:szCs w:val="20"/>
+              </w:rPr>
+            </w:pPr>
+            <w:proofErr w:type="gramStart"/>
+            <w:r>
+              <w:rPr>
+                <w:b/>
+                <w:sz w:val="22"/>
+                <w:szCs w:val="20"/>
+              </w:rPr>
+              <w:t xml:space="preserve">Phone: </w:t>
+            </w:r>
+            <w:r>
+              <w:rPr>
+                <w:rFonts w:asciiTheme="minorHAnsi" w:eastAsiaTheme="minorHAnsi" w:hAnsiTheme="minorHAnsi"/>
+                <w:kern w:val="2"/>
+                <w:sz w:val="20"/>
+                <w:szCs w:val="20"/>
+                <w:lang w:val="en-CA"/>
+                <w14:ligatures w14:val="standardContextual"/>
+              </w:rPr>
+              <w:t>{{</w:t>
+            </w:r>
+            <w:proofErr w:type="spellStart"/>
+            <w:proofErr w:type="gramEnd"/>
+            <w:r>
+              <w:rPr>
+                <w:rFonts w:asciiTheme="minorHAnsi" w:eastAsiaTheme="minorHAnsi" w:hAnsiTheme="minorHAnsi"/>
+                <w:kern w:val="2"/>
+                <w:sz w:val="20"/>
+                <w:szCs w:val="20"/>
+                <w:lang w:val="en-CA"/>
+                <w14:ligatures w14:val="standardContextual"/>
+              </w:rPr>
+              <w:t>DWOEHOPhoneNumber</w:t>
+            </w:r>
+            <w:proofErr w:type="spellEnd"/>
+            <w:r>
+              <w:rPr>
+                <w:rFonts w:asciiTheme="minorHAnsi" w:eastAsiaTheme="minorHAnsi" w:hAnsiTheme="minorHAnsi"/>
+                <w:kern w:val="2"/>
+                <w:sz w:val="20"/>
+                <w:szCs w:val="20"/>
+                <w:lang w:val="en-CA"/>
+                <w14:ligatures w14:val="standardContextual"/>
+              </w:rPr>
+              <w:t>}}</w:t>
+            </w:r>
+          </w:p>
+        </w:tc>
+        <w:tc>
+          <w:tcPr>
+            <w:tcW w:w="3960" w:type="dxa"/>
+            <w:gridSpan w:val="4"/>
+            <w:tcBorders>
+              <w:top w:val="single" w:sz="8" w:space="0" w:color="000000" w:themeColor="text1"/>
+              <w:left w:val="single" w:sz="8" w:space="0" w:color="000000" w:themeColor="text1"/>
+              <w:bottom w:val="single" w:sz="8" w:space="0" w:color="000000" w:themeColor="text1"/>
+              <w:right w:val="single" w:sz="8" w:space="0" w:color="000000" w:themeColor="text1"/>
+            </w:tcBorders>
+            <w:tcMar>
+              <w:top w:w="55" w:type="dxa"/>
+              <w:left w:w="70" w:type="dxa"/>
+              <w:bottom w:w="55" w:type="dxa"/>
+              <w:right w:w="70" w:type="dxa"/>
+            </w:tcMar>
+          </w:tcPr>
+          <w:p>
+            <w:pPr>
+              <w:spacing w:after="0" w:line="240" w:lineRule="auto"/>
+              <w:rPr>
+                <w:sz w:val="22"/>
+                <w:szCs w:val="20"/>
+              </w:rPr>
+            </w:pPr>
+            <w:r>
+              <w:rPr>
+                <w:b/>
+                <w:sz w:val="22"/>
+                <w:szCs w:val="20"/>
+              </w:rPr>
+              <w:t>Phone</w:t>
+            </w:r>
+            <w:proofErr w:type="gramStart"/>
+            <w:r>
+              <w:rPr>
+                <w:b/>
+                <w:sz w:val="22"/>
+                <w:szCs w:val="20"/>
+              </w:rPr>
+              <w:t xml:space="preserve">: </w:t>
+            </w:r>
+            <w:r>
+              <w:rPr>
+                <w:b/>
+                <w:sz w:val="22"/>
+                <w:szCs w:val="20"/>
+              </w:rPr>
+              <w:t xml:space="preserve"> </w:t>
+            </w:r>
+            <w:r>
+              <w:rPr>
+                <w:rFonts w:asciiTheme="minorHAnsi" w:eastAsiaTheme="minorHAnsi" w:hAnsiTheme="minorHAnsi"/>
+                <w:kern w:val="2"/>
+                <w:sz w:val="20"/>
+                <w:szCs w:val="20"/>
+                <w:lang w:val="en-CA"/>
+                <w14:ligatures w14:val="standardContextual"/>
+              </w:rPr>
+              <w:t>{</w:t>
+            </w:r>
+            <w:proofErr w:type="gramEnd"/>
+            <w:r>
+              <w:rPr>
+                <w:rFonts w:asciiTheme="minorHAnsi" w:eastAsiaTheme="minorHAnsi" w:hAnsiTheme="minorHAnsi"/>
+                <w:kern w:val="2"/>
+                <w:sz w:val="20"/>
+                <w:szCs w:val="20"/>
+                <w:lang w:val="en-CA"/>
+                <w14:ligatures w14:val="standardContextual"/>
+              </w:rPr>
+              <w:t>{</w:t>
+            </w:r>
+            <w:proofErr w:type="spellStart"/>
+            <w:r>
+              <w:rPr>
+                <w:rFonts w:asciiTheme="minorHAnsi" w:eastAsiaTheme="minorHAnsi" w:hAnsiTheme="minorHAnsi"/>
+                <w:kern w:val="2"/>
+                <w:sz w:val="20"/>
+                <w:szCs w:val="20"/>
+                <w:lang w:val="en-CA"/>
+                <w14:ligatures w14:val="standardContextual"/>
+              </w:rPr>
+              <w:t>MHOPhoneNumber</w:t>
+            </w:r>
+            <w:proofErr w:type="spellEnd"/>
+            <w:r>
+              <w:rPr>
+                <w:rFonts w:asciiTheme="minorHAnsi" w:eastAsiaTheme="minorHAnsi" w:hAnsiTheme="minorHAnsi"/>
+                <w:kern w:val="2"/>
+                <w:sz w:val="20"/>
+                <w:szCs w:val="20"/>
+                <w:lang w:val="en-CA"/>
+                <w14:ligatures w14:val="standardContextual"/>
+              </w:rPr>
+              <w:t>}}</w:t>
+            </w:r>
+          </w:p>
+        </w:tc>
+        <w:tc>
+          <w:tcPr>
+            <w:tcW w:w="4150" w:type="dxa"/>
+            <w:gridSpan w:val="2"/>
+            <w:tcBorders>
+              <w:top w:val="single" w:sz="8" w:space="0" w:color="000000" w:themeColor="text1"/>
+              <w:left w:val="single" w:sz="8" w:space="0" w:color="000000" w:themeColor="text1"/>
+              <w:bottom w:val="single" w:sz="8" w:space="0" w:color="000000" w:themeColor="text1"/>
+              <w:right w:val="single" w:sz="8" w:space="0" w:color="000000" w:themeColor="text1"/>
+            </w:tcBorders>
+            <w:tcMar>
+              <w:top w:w="55" w:type="dxa"/>
+              <w:left w:w="70" w:type="dxa"/>
+              <w:bottom w:w="55" w:type="dxa"/>
+              <w:right w:w="70" w:type="dxa"/>
+            </w:tcMar>
+          </w:tcPr>
+          <w:p>
+            <w:pPr>
+              <w:spacing w:after="0" w:line="240" w:lineRule="auto"/>
+              <w:rPr>
+                <w:sz w:val="22"/>
+                <w:szCs w:val="20"/>
+              </w:rPr>
+            </w:pPr>
+            <w:proofErr w:type="gramStart"/>
+            <w:r>
+              <w:rPr>
+                <w:b/>
+                <w:sz w:val="22"/>
+                <w:szCs w:val="20"/>
+              </w:rPr>
+              <w:t xml:space="preserve">Phone: </w:t>
+            </w:r>
+            <w:r>
+              <w:rPr>
+                <w:rFonts w:asciiTheme="minorHAnsi" w:eastAsiaTheme="minorHAnsi" w:hAnsiTheme="minorHAnsi"/>
+                <w:kern w:val="2"/>
+                <w:sz w:val="20"/>
+                <w:szCs w:val="20"/>
+                <w:lang w:val="en-CA"/>
+                <w14:ligatures w14:val="standardContextual"/>
+              </w:rPr>
+              <w:t>{{</w:t>
+            </w:r>
+            <w:proofErr w:type="spellStart"/>
+            <w:proofErr w:type="gramEnd"/>
+            <w:r>
+              <w:rPr>
+                <w:rFonts w:asciiTheme="minorHAnsi" w:eastAsiaTheme="minorHAnsi" w:hAnsiTheme="minorHAnsi"/>
+                <w:kern w:val="2"/>
+                <w:sz w:val="20"/>
+                <w:szCs w:val="20"/>
+                <w:lang w:val="en-CA"/>
+                <w14:ligatures w14:val="standardContextual"/>
+              </w:rPr>
+              <w:t>WaterSupplierPhone</w:t>
+            </w:r>
+            <w:proofErr w:type="spellEnd"/>
+            <w:r>
+              <w:rPr>
+                <w:rFonts w:asciiTheme="minorHAnsi" w:eastAsiaTheme="minorHAnsi" w:hAnsiTheme="minorHAnsi"/>
+                <w:kern w:val="2"/>
+                <w:sz w:val="20"/>
+                <w:szCs w:val="20"/>
+                <w:lang w:val="en-CA"/>
+                <w14:ligatures w14:val="standardContextual"/>
+              </w:rPr>
+              <w:t>}}</w:t>
             </w:r>
           </w:p>
         </w:tc>
@@ -386,31 +895,23 @@
               <w:bottom w:w="55" w:type="dxa"/>
               <w:right w:w="70" w:type="dxa"/>
             </w:tcMar>
-            <w:vAlign w:val="center"/>
           </w:tcPr>
           <w:p>
             <w:pPr>
-              <w:spacing w:after="0" w:line="240" w:lineRule="auto"/>
-              <w:rPr>
-                <w:sz w:val="22"/>
-                <w:szCs w:val="20"/>
+              <w:rPr>
+                <w:rFonts w:asciiTheme="minorHAnsi" w:eastAsiaTheme="minorHAnsi" w:hAnsiTheme="minorHAnsi"/>
+                <w:kern w:val="2"/>
+                <w14:ligatures w14:val="standardContextual"/>
               </w:rPr>
             </w:pPr>
+            <w:proofErr w:type="gramStart"/>
             <w:r>
               <w:rPr>
                 <w:b/>
                 <w:sz w:val="22"/>
                 <w:szCs w:val="20"/>
               </w:rPr>
-              <w:t xml:space="preserve">Name: </w:t>
-            </w:r>
-            <w:r>
-              <w:rPr>
-                <w:b/>
-                <w:sz w:val="22"/>
-                <w:szCs w:val="20"/>
-              </w:rPr>
-              <w:br/>
+              <w:t xml:space="preserve">Email: </w:t>
             </w:r>
             <w:r>
               <w:rPr>
@@ -421,14 +922,191 @@
                 <w:lang w:val="en-CA"/>
                 <w14:ligatures w14:val="standardContextual"/>
               </w:rPr>
-              <w:t>{{DWOEHOName}}</w:t>
+              <w:t>{{</w:t>
+            </w:r>
+            <w:proofErr w:type="spellStart"/>
+            <w:proofErr w:type="gramEnd"/>
+            <w:r>
+              <w:rPr>
+                <w:rFonts w:asciiTheme="minorHAnsi" w:eastAsiaTheme="minorHAnsi" w:hAnsiTheme="minorHAnsi"/>
+                <w:kern w:val="2"/>
+                <w:sz w:val="20"/>
+                <w:szCs w:val="20"/>
+                <w:lang w:val="en-CA"/>
+                <w14:ligatures w14:val="standardContextual"/>
+              </w:rPr>
+              <w:t>DWOEHOEmail</w:t>
+            </w:r>
+            <w:proofErr w:type="spellEnd"/>
+            <w:r>
+              <w:rPr>
+                <w:rFonts w:asciiTheme="minorHAnsi" w:eastAsiaTheme="minorHAnsi" w:hAnsiTheme="minorHAnsi"/>
+                <w:kern w:val="2"/>
+                <w:sz w:val="20"/>
+                <w:szCs w:val="20"/>
+                <w:lang w:val="en-CA"/>
+                <w14:ligatures w14:val="standardContextual"/>
+              </w:rPr>
+              <w:t>}}</w:t>
             </w:r>
           </w:p>
         </w:tc>
         <w:tc>
           <w:tcPr>
-            <w:tcW w:w="3504" w:type="dxa"/>
+            <w:tcW w:w="3960" w:type="dxa"/>
+            <w:gridSpan w:val="4"/>
+            <w:tcBorders>
+              <w:top w:val="single" w:sz="8" w:space="0" w:color="000000" w:themeColor="text1"/>
+              <w:left w:val="single" w:sz="8" w:space="0" w:color="000000" w:themeColor="text1"/>
+              <w:bottom w:val="single" w:sz="8" w:space="0" w:color="000000" w:themeColor="text1"/>
+              <w:right w:val="single" w:sz="8" w:space="0" w:color="000000" w:themeColor="text1"/>
+            </w:tcBorders>
+            <w:tcMar>
+              <w:top w:w="55" w:type="dxa"/>
+              <w:left w:w="70" w:type="dxa"/>
+              <w:bottom w:w="55" w:type="dxa"/>
+              <w:right w:w="70" w:type="dxa"/>
+            </w:tcMar>
+          </w:tcPr>
+          <w:p>
+            <w:pPr>
+              <w:spacing w:after="0" w:line="240" w:lineRule="auto"/>
+              <w:rPr>
+                <w:b/>
+                <w:sz w:val="22"/>
+                <w:szCs w:val="20"/>
+              </w:rPr>
+            </w:pPr>
+            <w:proofErr w:type="gramStart"/>
+            <w:r>
+              <w:rPr>
+                <w:b/>
+                <w:sz w:val="22"/>
+                <w:szCs w:val="20"/>
+              </w:rPr>
+              <w:t xml:space="preserve">Email: </w:t>
+            </w:r>
+            <w:r>
+              <w:rPr>
+                <w:rFonts w:asciiTheme="minorHAnsi" w:eastAsiaTheme="minorHAnsi" w:hAnsiTheme="minorHAnsi"/>
+                <w:kern w:val="2"/>
+                <w:sz w:val="20"/>
+                <w:szCs w:val="20"/>
+                <w:lang w:val="en-CA"/>
+                <w14:ligatures w14:val="standardContextual"/>
+              </w:rPr>
+              <w:t>{{</w:t>
+            </w:r>
+            <w:proofErr w:type="spellStart"/>
+            <w:proofErr w:type="gramEnd"/>
+            <w:r>
+              <w:rPr>
+                <w:rFonts w:asciiTheme="minorHAnsi" w:eastAsiaTheme="minorHAnsi" w:hAnsiTheme="minorHAnsi"/>
+                <w:kern w:val="2"/>
+                <w:sz w:val="20"/>
+                <w:szCs w:val="20"/>
+                <w:lang w:val="en-CA"/>
+                <w14:ligatures w14:val="standardContextual"/>
+              </w:rPr>
+              <w:t>MHOEmail</w:t>
+            </w:r>
+            <w:proofErr w:type="spellEnd"/>
+            <w:r>
+              <w:rPr>
+                <w:rFonts w:asciiTheme="minorHAnsi" w:eastAsiaTheme="minorHAnsi" w:hAnsiTheme="minorHAnsi"/>
+                <w:kern w:val="2"/>
+                <w:sz w:val="20"/>
+                <w:szCs w:val="20"/>
+                <w:lang w:val="en-CA"/>
+                <w14:ligatures w14:val="standardContextual"/>
+              </w:rPr>
+              <w:t>}}</w:t>
+            </w:r>
+          </w:p>
+        </w:tc>
+        <w:tc>
+          <w:tcPr>
+            <w:tcW w:w="4150" w:type="dxa"/>
             <w:gridSpan w:val="2"/>
+            <w:tcBorders>
+              <w:top w:val="single" w:sz="8" w:space="0" w:color="000000" w:themeColor="text1"/>
+              <w:left w:val="single" w:sz="8" w:space="0" w:color="000000" w:themeColor="text1"/>
+              <w:bottom w:val="single" w:sz="8" w:space="0" w:color="000000" w:themeColor="text1"/>
+              <w:right w:val="single" w:sz="8" w:space="0" w:color="000000" w:themeColor="text1"/>
+            </w:tcBorders>
+            <w:tcMar>
+              <w:top w:w="55" w:type="dxa"/>
+              <w:left w:w="70" w:type="dxa"/>
+              <w:bottom w:w="55" w:type="dxa"/>
+              <w:right w:w="70" w:type="dxa"/>
+            </w:tcMar>
+          </w:tcPr>
+          <w:p>
+            <w:pPr>
+              <w:spacing w:after="0" w:line="240" w:lineRule="auto"/>
+              <w:rPr>
+                <w:b/>
+                <w:sz w:val="22"/>
+                <w:szCs w:val="20"/>
+              </w:rPr>
+            </w:pPr>
+            <w:proofErr w:type="gramStart"/>
+            <w:r>
+              <w:rPr>
+                <w:b/>
+                <w:sz w:val="22"/>
+                <w:szCs w:val="20"/>
+              </w:rPr>
+              <w:t xml:space="preserve">Email: </w:t>
+            </w:r>
+            <w:r>
+              <w:rPr>
+                <w:rFonts w:asciiTheme="minorHAnsi" w:eastAsiaTheme="minorHAnsi" w:hAnsiTheme="minorHAnsi"/>
+                <w:kern w:val="2"/>
+                <w:sz w:val="20"/>
+                <w:szCs w:val="20"/>
+                <w:lang w:val="en-CA"/>
+                <w14:ligatures w14:val="standardContextual"/>
+              </w:rPr>
+              <w:t>{{</w:t>
+            </w:r>
+            <w:proofErr w:type="spellStart"/>
+            <w:proofErr w:type="gramEnd"/>
+            <w:r>
+              <w:rPr>
+                <w:rFonts w:asciiTheme="minorHAnsi" w:eastAsiaTheme="minorHAnsi" w:hAnsiTheme="minorHAnsi"/>
+                <w:kern w:val="2"/>
+                <w:sz w:val="20"/>
+                <w:szCs w:val="20"/>
+                <w:lang w:val="en-CA"/>
+                <w14:ligatures w14:val="standardContextual"/>
+              </w:rPr>
+              <w:t>WaterSupplierEmail</w:t>
+            </w:r>
+            <w:proofErr w:type="spellEnd"/>
+            <w:r>
+              <w:rPr>
+                <w:rFonts w:asciiTheme="minorHAnsi" w:eastAsiaTheme="minorHAnsi" w:hAnsiTheme="minorHAnsi"/>
+                <w:kern w:val="2"/>
+                <w:sz w:val="20"/>
+                <w:szCs w:val="20"/>
+                <w:lang w:val="en-CA"/>
+                <w14:ligatures w14:val="standardContextual"/>
+              </w:rPr>
+              <w:t>}}</w:t>
+            </w:r>
+          </w:p>
+        </w:tc>
+      </w:tr>
+      <w:tr>
+        <w:trPr>
+          <w:trHeight w:val="573"/>
+          <w:jc w:val="center"/>
+        </w:trPr>
+        <w:tc>
+          <w:tcPr>
+            <w:tcW w:w="11880" w:type="dxa"/>
+            <w:gridSpan w:val="7"/>
             <w:tcBorders>
               <w:top w:val="single" w:sz="8" w:space="0" w:color="000000" w:themeColor="text1"/>
               <w:left w:val="single" w:sz="8" w:space="0" w:color="000000" w:themeColor="text1"/>
@@ -447,26 +1125,78 @@
             <w:pPr>
               <w:spacing w:after="0" w:line="240" w:lineRule="auto"/>
               <w:rPr>
+                <w:sz w:val="26"/>
+                <w:szCs w:val="24"/>
+              </w:rPr>
+            </w:pPr>
+            <w:r>
+              <w:rPr>
                 <w:b/>
+                <w:color w:val="000000"/>
+                <w:sz w:val="28"/>
+                <w:szCs w:val="28"/>
+              </w:rPr>
+              <w:t>Section 2 - Sample / Site Details</w:t>
+            </w:r>
+          </w:p>
+        </w:tc>
+      </w:tr>
+      <w:tr>
+        <w:trPr>
+          <w:trHeight w:val="420"/>
+          <w:jc w:val="center"/>
+        </w:trPr>
+        <w:tc>
+          <w:tcPr>
+            <w:tcW w:w="5905" w:type="dxa"/>
+            <w:gridSpan w:val="3"/>
+            <w:tcBorders>
+              <w:top w:val="single" w:sz="8" w:space="0" w:color="000000" w:themeColor="text1"/>
+              <w:left w:val="single" w:sz="8" w:space="0" w:color="000000" w:themeColor="text1"/>
+              <w:bottom w:val="single" w:sz="8" w:space="0" w:color="000000" w:themeColor="text1"/>
+              <w:right w:val="single" w:sz="8" w:space="0" w:color="000000" w:themeColor="text1"/>
+            </w:tcBorders>
+            <w:tcMar>
+              <w:top w:w="55" w:type="dxa"/>
+              <w:left w:w="70" w:type="dxa"/>
+              <w:bottom w:w="55" w:type="dxa"/>
+              <w:right w:w="70" w:type="dxa"/>
+            </w:tcMar>
+          </w:tcPr>
+          <w:p>
+            <w:pPr>
+              <w:spacing w:after="0" w:line="240" w:lineRule="auto"/>
+              <w:rPr>
+                <w:b/>
+                <w:color w:val="000000"/>
+                <w:sz w:val="26"/>
+                <w:szCs w:val="24"/>
+              </w:rPr>
+            </w:pPr>
+            <w:r>
+              <w:rPr>
+                <w:b/>
+                <w:bCs/>
                 <w:sz w:val="22"/>
-                <w:szCs w:val="20"/>
-              </w:rPr>
-            </w:pPr>
+              </w:rPr>
+              <w:t>Sampler Name</w:t>
+            </w:r>
+            <w:proofErr w:type="gramStart"/>
             <w:r>
               <w:rPr>
                 <w:b/>
+                <w:bCs/>
                 <w:sz w:val="22"/>
-                <w:szCs w:val="20"/>
-              </w:rPr>
-              <w:t>Name:</w:t>
+              </w:rPr>
+              <w:t xml:space="preserve">: </w:t>
             </w:r>
             <w:r>
               <w:rPr>
                 <w:b/>
+                <w:bCs/>
                 <w:sz w:val="22"/>
-                <w:szCs w:val="20"/>
-              </w:rPr>
-              <w:br/>
+              </w:rPr>
+              <w:t xml:space="preserve"> </w:t>
             </w:r>
             <w:r>
               <w:rPr>
@@ -477,9 +1207,9 @@
                 <w:lang w:val="en-CA"/>
                 <w14:ligatures w14:val="standardContextual"/>
               </w:rPr>
-              <w:t>{{</w:t>
-            </w:r>
-            <w:proofErr w:type="spellStart"/>
+              <w:t>{</w:t>
+            </w:r>
+            <w:proofErr w:type="gramEnd"/>
             <w:r>
               <w:rPr>
                 <w:rFonts w:asciiTheme="minorHAnsi" w:eastAsiaTheme="minorHAnsi" w:hAnsiTheme="minorHAnsi"/>
@@ -489,9 +1219,9 @@
                 <w:lang w:val="en-CA"/>
                 <w14:ligatures w14:val="standardContextual"/>
               </w:rPr>
-              <w:t>MHOName</w:t>
-            </w:r>
-            <w:proofErr w:type="spellEnd"/>
+              <w:t>{</w:t>
+            </w:r>
+            <w:proofErr w:type="spellStart"/>
             <w:r>
               <w:rPr>
                 <w:rFonts w:asciiTheme="minorHAnsi" w:eastAsiaTheme="minorHAnsi" w:hAnsiTheme="minorHAnsi"/>
@@ -501,14 +1231,831 @@
                 <w:lang w:val="en-CA"/>
                 <w14:ligatures w14:val="standardContextual"/>
               </w:rPr>
+              <w:t>SamplerName</w:t>
+            </w:r>
+            <w:proofErr w:type="spellEnd"/>
+            <w:proofErr w:type="gramStart"/>
+            <w:r>
+              <w:rPr>
+                <w:rFonts w:asciiTheme="minorHAnsi" w:eastAsiaTheme="minorHAnsi" w:hAnsiTheme="minorHAnsi"/>
+                <w:kern w:val="2"/>
+                <w:sz w:val="20"/>
+                <w:szCs w:val="20"/>
+                <w:lang w:val="en-CA"/>
+                <w14:ligatures w14:val="standardContextual"/>
+              </w:rPr>
               <w:t>}}</w:t>
+            </w:r>
+            <w:r>
+              <w:rPr>
+                <w:color w:val="FF0000"/>
+                <w:sz w:val="22"/>
+              </w:rPr>
+              <w:t xml:space="preserve">   </w:t>
+            </w:r>
+            <w:proofErr w:type="gramEnd"/>
+            <w:r>
+              <w:rPr>
+                <w:color w:val="FF0000"/>
+                <w:sz w:val="22"/>
+              </w:rPr>
+              <w:t xml:space="preserve">            </w:t>
+            </w:r>
+            <w:r>
+              <w:rPr>
+                <w:color w:val="9BBB59" w:themeColor="accent3"/>
+                <w:sz w:val="22"/>
+              </w:rPr>
+              <w:t xml:space="preserve">               </w:t>
             </w:r>
           </w:p>
         </w:tc>
         <w:tc>
           <w:tcPr>
-            <w:tcW w:w="4156" w:type="dxa"/>
+            <w:tcW w:w="5975" w:type="dxa"/>
+            <w:gridSpan w:val="4"/>
+            <w:tcBorders>
+              <w:top w:val="single" w:sz="8" w:space="0" w:color="000000" w:themeColor="text1"/>
+              <w:left w:val="single" w:sz="8" w:space="0" w:color="000000" w:themeColor="text1"/>
+              <w:bottom w:val="single" w:sz="8" w:space="0" w:color="000000" w:themeColor="text1"/>
+              <w:right w:val="single" w:sz="8" w:space="0" w:color="000000" w:themeColor="text1"/>
+            </w:tcBorders>
+          </w:tcPr>
+          <w:p>
+            <w:pPr>
+              <w:spacing w:after="0" w:line="240" w:lineRule="auto"/>
+              <w:rPr>
+                <w:b/>
+                <w:color w:val="000000"/>
+                <w:sz w:val="26"/>
+                <w:szCs w:val="24"/>
+              </w:rPr>
+            </w:pPr>
+            <w:r>
+              <w:rPr>
+                <w:b/>
+                <w:bCs/>
+                <w:sz w:val="22"/>
+              </w:rPr>
+              <w:t>Collection Date Time:</w:t>
+            </w:r>
+            <w:r>
+              <w:rPr>
+                <w:b/>
+                <w:bCs/>
+                <w:sz w:val="22"/>
+              </w:rPr>
+              <w:t xml:space="preserve"> </w:t>
+            </w:r>
+            <w:r>
+              <w:rPr>
+                <w:rFonts w:asciiTheme="minorHAnsi" w:eastAsiaTheme="minorHAnsi" w:hAnsiTheme="minorHAnsi"/>
+                <w:kern w:val="2"/>
+                <w:sz w:val="20"/>
+                <w:szCs w:val="20"/>
+                <w:lang w:val="en-CA"/>
+                <w14:ligatures w14:val="standardContextual"/>
+              </w:rPr>
+              <w:t>{{</w:t>
+            </w:r>
+            <w:proofErr w:type="spellStart"/>
+            <w:r>
+              <w:rPr>
+                <w:rFonts w:asciiTheme="minorHAnsi" w:eastAsiaTheme="minorHAnsi" w:hAnsiTheme="minorHAnsi"/>
+                <w:kern w:val="2"/>
+                <w:sz w:val="20"/>
+                <w:szCs w:val="20"/>
+                <w:lang w:val="en-CA"/>
+                <w14:ligatures w14:val="standardContextual"/>
+              </w:rPr>
+              <w:t>CollectionDateTime</w:t>
+            </w:r>
+            <w:proofErr w:type="spellEnd"/>
+            <w:r>
+              <w:rPr>
+                <w:rFonts w:asciiTheme="minorHAnsi" w:eastAsiaTheme="minorHAnsi" w:hAnsiTheme="minorHAnsi"/>
+                <w:kern w:val="2"/>
+                <w:sz w:val="20"/>
+                <w:szCs w:val="20"/>
+                <w:lang w:val="en-CA"/>
+                <w14:ligatures w14:val="standardContextual"/>
+              </w:rPr>
+              <w:t>}}</w:t>
+            </w:r>
+          </w:p>
+        </w:tc>
+      </w:tr>
+      <w:tr>
+        <w:trPr>
+          <w:trHeight w:val="300"/>
+          <w:jc w:val="center"/>
+        </w:trPr>
+        <w:tc>
+          <w:tcPr>
+            <w:tcW w:w="4040" w:type="dxa"/>
             <w:gridSpan w:val="2"/>
+            <w:tcBorders>
+              <w:top w:val="single" w:sz="8" w:space="0" w:color="000000" w:themeColor="text1"/>
+              <w:left w:val="single" w:sz="8" w:space="0" w:color="000000" w:themeColor="text1"/>
+              <w:bottom w:val="single" w:sz="8" w:space="0" w:color="000000" w:themeColor="text1"/>
+              <w:right w:val="single" w:sz="8" w:space="0" w:color="000000" w:themeColor="text1"/>
+            </w:tcBorders>
+            <w:tcMar>
+              <w:top w:w="55" w:type="dxa"/>
+              <w:left w:w="70" w:type="dxa"/>
+              <w:bottom w:w="55" w:type="dxa"/>
+              <w:right w:w="70" w:type="dxa"/>
+            </w:tcMar>
+          </w:tcPr>
+          <w:p>
+            <w:pPr>
+              <w:spacing w:after="0" w:line="240" w:lineRule="auto"/>
+              <w:rPr>
+                <w:b/>
+                <w:bCs/>
+                <w:sz w:val="22"/>
+              </w:rPr>
+            </w:pPr>
+            <w:r>
+              <w:rPr>
+                <w:b/>
+                <w:bCs/>
+                <w:sz w:val="22"/>
+                <w:szCs w:val="20"/>
+              </w:rPr>
+              <w:t xml:space="preserve">System </w:t>
+            </w:r>
+            <w:proofErr w:type="gramStart"/>
+            <w:r>
+              <w:rPr>
+                <w:b/>
+                <w:bCs/>
+                <w:sz w:val="22"/>
+                <w:szCs w:val="20"/>
+              </w:rPr>
+              <w:t>Nam</w:t>
+            </w:r>
+            <w:r>
+              <w:rPr>
+                <w:b/>
+                <w:bCs/>
+                <w:sz w:val="22"/>
+                <w:szCs w:val="20"/>
+              </w:rPr>
+              <w:t xml:space="preserve">e: </w:t>
+            </w:r>
+            <w:r>
+              <w:rPr>
+                <w:rFonts w:asciiTheme="minorHAnsi" w:eastAsiaTheme="minorHAnsi" w:hAnsiTheme="minorHAnsi"/>
+                <w:kern w:val="2"/>
+                <w:sz w:val="20"/>
+                <w:szCs w:val="20"/>
+                <w:lang w:val="en-CA"/>
+                <w14:ligatures w14:val="standardContextual"/>
+              </w:rPr>
+              <w:t>{{</w:t>
+            </w:r>
+            <w:proofErr w:type="spellStart"/>
+            <w:proofErr w:type="gramEnd"/>
+            <w:r>
+              <w:rPr>
+                <w:rFonts w:asciiTheme="minorHAnsi" w:eastAsiaTheme="minorHAnsi" w:hAnsiTheme="minorHAnsi"/>
+                <w:kern w:val="2"/>
+                <w:sz w:val="20"/>
+                <w:szCs w:val="20"/>
+                <w:lang w:val="en-CA"/>
+                <w14:ligatures w14:val="standardContextual"/>
+              </w:rPr>
+              <w:t>FacilityName</w:t>
+            </w:r>
+            <w:proofErr w:type="spellEnd"/>
+            <w:r>
+              <w:rPr>
+                <w:rFonts w:asciiTheme="minorHAnsi" w:eastAsiaTheme="minorHAnsi" w:hAnsiTheme="minorHAnsi"/>
+                <w:kern w:val="2"/>
+                <w:sz w:val="20"/>
+                <w:szCs w:val="20"/>
+                <w:lang w:val="en-CA"/>
+                <w14:ligatures w14:val="standardContextual"/>
+              </w:rPr>
+              <w:t>}}</w:t>
+            </w:r>
+          </w:p>
+        </w:tc>
+        <w:tc>
+          <w:tcPr>
+            <w:tcW w:w="4230" w:type="dxa"/>
+            <w:gridSpan w:val="4"/>
+            <w:tcBorders>
+              <w:top w:val="single" w:sz="8" w:space="0" w:color="000000" w:themeColor="text1"/>
+              <w:left w:val="single" w:sz="8" w:space="0" w:color="000000" w:themeColor="text1"/>
+              <w:bottom w:val="single" w:sz="8" w:space="0" w:color="000000" w:themeColor="text1"/>
+              <w:right w:val="single" w:sz="8" w:space="0" w:color="000000" w:themeColor="text1"/>
+            </w:tcBorders>
+          </w:tcPr>
+          <w:p>
+            <w:pPr>
+              <w:spacing w:after="0" w:line="240" w:lineRule="auto"/>
+              <w:rPr>
+                <w:b/>
+                <w:sz w:val="22"/>
+                <w:szCs w:val="20"/>
+              </w:rPr>
+            </w:pPr>
+            <w:r>
+              <w:rPr>
+                <w:b/>
+                <w:sz w:val="22"/>
+                <w:szCs w:val="20"/>
+              </w:rPr>
+              <w:t>S</w:t>
+            </w:r>
+            <w:r>
+              <w:rPr>
+                <w:b/>
+                <w:sz w:val="22"/>
+                <w:szCs w:val="20"/>
+              </w:rPr>
+              <w:t xml:space="preserve">ystem </w:t>
+            </w:r>
+            <w:proofErr w:type="gramStart"/>
+            <w:r>
+              <w:rPr>
+                <w:b/>
+                <w:sz w:val="22"/>
+                <w:szCs w:val="20"/>
+              </w:rPr>
+              <w:t>Type:</w:t>
+            </w:r>
+            <w:r>
+              <w:rPr>
+                <w:rFonts w:asciiTheme="minorHAnsi" w:eastAsiaTheme="minorHAnsi" w:hAnsiTheme="minorHAnsi"/>
+                <w:kern w:val="2"/>
+                <w:sz w:val="20"/>
+                <w:szCs w:val="20"/>
+                <w:lang w:val="en-CA"/>
+                <w14:ligatures w14:val="standardContextual"/>
+              </w:rPr>
+              <w:t xml:space="preserve"> {{</w:t>
+            </w:r>
+            <w:proofErr w:type="spellStart"/>
+            <w:proofErr w:type="gramEnd"/>
+            <w:r>
+              <w:rPr>
+                <w:rFonts w:asciiTheme="minorHAnsi" w:eastAsiaTheme="minorHAnsi" w:hAnsiTheme="minorHAnsi"/>
+                <w:kern w:val="2"/>
+                <w:sz w:val="20"/>
+                <w:szCs w:val="20"/>
+                <w:lang w:val="en-CA"/>
+                <w14:ligatures w14:val="standardContextual"/>
+              </w:rPr>
+              <w:t>SystemType</w:t>
+            </w:r>
+            <w:proofErr w:type="spellEnd"/>
+            <w:r>
+              <w:rPr>
+                <w:rFonts w:asciiTheme="minorHAnsi" w:eastAsiaTheme="minorHAnsi" w:hAnsiTheme="minorHAnsi"/>
+                <w:kern w:val="2"/>
+                <w:sz w:val="20"/>
+                <w:szCs w:val="20"/>
+                <w:lang w:val="en-CA"/>
+                <w14:ligatures w14:val="standardContextual"/>
+              </w:rPr>
+              <w:t>}}</w:t>
+            </w:r>
+          </w:p>
+        </w:tc>
+        <w:tc>
+          <w:tcPr>
+            <w:tcW w:w="3610" w:type="dxa"/>
+            <w:tcBorders>
+              <w:top w:val="single" w:sz="8" w:space="0" w:color="000000" w:themeColor="text1"/>
+              <w:left w:val="single" w:sz="8" w:space="0" w:color="000000" w:themeColor="text1"/>
+              <w:bottom w:val="single" w:sz="8" w:space="0" w:color="000000" w:themeColor="text1"/>
+              <w:right w:val="single" w:sz="8" w:space="0" w:color="000000" w:themeColor="text1"/>
+            </w:tcBorders>
+          </w:tcPr>
+          <w:p>
+            <w:pPr>
+              <w:spacing w:after="0" w:line="240" w:lineRule="auto"/>
+              <w:rPr>
+                <w:b/>
+                <w:bCs/>
+                <w:sz w:val="22"/>
+              </w:rPr>
+            </w:pPr>
+            <w:proofErr w:type="gramStart"/>
+            <w:r>
+              <w:rPr>
+                <w:b/>
+                <w:bCs/>
+                <w:sz w:val="22"/>
+              </w:rPr>
+              <w:t>Population:</w:t>
+            </w:r>
+            <w:r>
+              <w:rPr>
+                <w:rFonts w:asciiTheme="minorHAnsi" w:eastAsiaTheme="minorHAnsi" w:hAnsiTheme="minorHAnsi"/>
+                <w:kern w:val="2"/>
+                <w:sz w:val="20"/>
+                <w:szCs w:val="20"/>
+                <w:lang w:val="en-CA"/>
+                <w14:ligatures w14:val="standardContextual"/>
+              </w:rPr>
+              <w:t>{</w:t>
+            </w:r>
+            <w:proofErr w:type="gramEnd"/>
+            <w:r>
+              <w:rPr>
+                <w:rFonts w:asciiTheme="minorHAnsi" w:eastAsiaTheme="minorHAnsi" w:hAnsiTheme="minorHAnsi"/>
+                <w:kern w:val="2"/>
+                <w:sz w:val="20"/>
+                <w:szCs w:val="20"/>
+                <w:lang w:val="en-CA"/>
+                <w14:ligatures w14:val="standardContextual"/>
+              </w:rPr>
+              <w:t>{</w:t>
+            </w:r>
+            <w:r>
+              <w:rPr>
+                <w:rFonts w:asciiTheme="minorHAnsi" w:eastAsiaTheme="minorHAnsi" w:hAnsiTheme="minorHAnsi"/>
+                <w:kern w:val="2"/>
+                <w:sz w:val="20"/>
+                <w:szCs w:val="20"/>
+                <w:lang w:val="en-CA"/>
+                <w14:ligatures w14:val="standardContextual"/>
+              </w:rPr>
+              <w:t>#IF_IsDrinkingWaterSystem</w:t>
+            </w:r>
+            <w:proofErr w:type="gramStart"/>
+            <w:r>
+              <w:rPr>
+                <w:rFonts w:asciiTheme="minorHAnsi" w:eastAsiaTheme="minorHAnsi" w:hAnsiTheme="minorHAnsi"/>
+                <w:kern w:val="2"/>
+                <w:sz w:val="20"/>
+                <w:szCs w:val="20"/>
+                <w:lang w:val="en-CA"/>
+                <w14:ligatures w14:val="standardContextual"/>
+              </w:rPr>
+              <w:t>}}{</w:t>
+            </w:r>
+            <w:proofErr w:type="gramEnd"/>
+            <w:r>
+              <w:rPr>
+                <w:rFonts w:asciiTheme="minorHAnsi" w:eastAsiaTheme="minorHAnsi" w:hAnsiTheme="minorHAnsi"/>
+                <w:kern w:val="2"/>
+                <w:sz w:val="20"/>
+                <w:szCs w:val="20"/>
+                <w:lang w:val="en-CA"/>
+                <w14:ligatures w14:val="standardContextual"/>
+              </w:rPr>
+              <w:t>{</w:t>
+            </w:r>
+            <w:r>
+              <w:rPr>
+                <w:rFonts w:asciiTheme="minorHAnsi" w:eastAsiaTheme="minorHAnsi" w:hAnsiTheme="minorHAnsi"/>
+                <w:kern w:val="2"/>
+                <w:sz w:val="20"/>
+                <w:szCs w:val="20"/>
+                <w:lang w:val="en-CA"/>
+                <w14:ligatures w14:val="standardContextual"/>
+              </w:rPr>
+              <w:t>FacilityPopulationServedper24hrs</w:t>
+            </w:r>
+            <w:proofErr w:type="gramStart"/>
+            <w:r>
+              <w:rPr>
+                <w:rFonts w:asciiTheme="minorHAnsi" w:eastAsiaTheme="minorHAnsi" w:hAnsiTheme="minorHAnsi"/>
+                <w:kern w:val="2"/>
+                <w:sz w:val="20"/>
+                <w:szCs w:val="20"/>
+                <w:lang w:val="en-CA"/>
+                <w14:ligatures w14:val="standardContextual"/>
+              </w:rPr>
+              <w:t>}}{</w:t>
+            </w:r>
+            <w:proofErr w:type="gramEnd"/>
+            <w:r>
+              <w:rPr>
+                <w:rFonts w:asciiTheme="minorHAnsi" w:eastAsiaTheme="minorHAnsi" w:hAnsiTheme="minorHAnsi"/>
+                <w:kern w:val="2"/>
+                <w:sz w:val="20"/>
+                <w:szCs w:val="20"/>
+                <w:lang w:val="en-CA"/>
+                <w14:ligatures w14:val="standardContextual"/>
+              </w:rPr>
+              <w:t>{</w:t>
+            </w:r>
+            <w:r>
+              <w:rPr>
+                <w:rFonts w:asciiTheme="minorHAnsi" w:eastAsiaTheme="minorHAnsi" w:hAnsiTheme="minorHAnsi"/>
+                <w:kern w:val="2"/>
+                <w:sz w:val="20"/>
+                <w:szCs w:val="20"/>
+                <w:lang w:val="en-CA"/>
+                <w14:ligatures w14:val="standardContextual"/>
+              </w:rPr>
+              <w:t>/IF_IsDrinkingWaterSystem</w:t>
+            </w:r>
+            <w:r>
+              <w:rPr>
+                <w:rFonts w:asciiTheme="minorHAnsi" w:eastAsiaTheme="minorHAnsi" w:hAnsiTheme="minorHAnsi"/>
+                <w:kern w:val="2"/>
+                <w:sz w:val="20"/>
+                <w:szCs w:val="20"/>
+                <w:lang w:val="en-CA"/>
+                <w14:ligatures w14:val="standardContextual"/>
+              </w:rPr>
+              <w:t>}}</w:t>
+            </w:r>
+          </w:p>
+          <w:p>
+            <w:pPr>
+              <w:spacing w:after="0" w:line="240" w:lineRule="auto"/>
+              <w:rPr>
+                <w:b/>
+                <w:bCs/>
+                <w:sz w:val="22"/>
+              </w:rPr>
+            </w:pPr>
+          </w:p>
+        </w:tc>
+      </w:tr>
+      <w:tr>
+        <w:trPr>
+          <w:trHeight w:val="411"/>
+          <w:jc w:val="center"/>
+        </w:trPr>
+        <w:tc>
+          <w:tcPr>
+            <w:tcW w:w="4040" w:type="dxa"/>
+            <w:gridSpan w:val="2"/>
+            <w:tcBorders>
+              <w:top w:val="single" w:sz="8" w:space="0" w:color="000000" w:themeColor="text1"/>
+              <w:left w:val="single" w:sz="8" w:space="0" w:color="000000" w:themeColor="text1"/>
+              <w:bottom w:val="single" w:sz="8" w:space="0" w:color="000000" w:themeColor="text1"/>
+              <w:right w:val="single" w:sz="8" w:space="0" w:color="000000" w:themeColor="text1"/>
+            </w:tcBorders>
+            <w:tcMar>
+              <w:top w:w="55" w:type="dxa"/>
+              <w:left w:w="70" w:type="dxa"/>
+              <w:bottom w:w="55" w:type="dxa"/>
+              <w:right w:w="70" w:type="dxa"/>
+            </w:tcMar>
+          </w:tcPr>
+          <w:p>
+            <w:pPr>
+              <w:spacing w:after="0" w:line="240" w:lineRule="auto"/>
+              <w:rPr>
+                <w:b/>
+                <w:bCs/>
+                <w:sz w:val="22"/>
+                <w:szCs w:val="20"/>
+              </w:rPr>
+            </w:pPr>
+            <w:r>
+              <w:rPr>
+                <w:b/>
+                <w:sz w:val="22"/>
+                <w:szCs w:val="20"/>
+              </w:rPr>
+              <w:t>Site Name</w:t>
+            </w:r>
+            <w:proofErr w:type="gramStart"/>
+            <w:r>
+              <w:rPr>
+                <w:b/>
+                <w:sz w:val="22"/>
+                <w:szCs w:val="20"/>
+              </w:rPr>
+              <w:t xml:space="preserve">: </w:t>
+            </w:r>
+            <w:r>
+              <w:rPr>
+                <w:b/>
+                <w:sz w:val="22"/>
+                <w:szCs w:val="20"/>
+              </w:rPr>
+              <w:t xml:space="preserve"> </w:t>
+            </w:r>
+            <w:r>
+              <w:rPr>
+                <w:rFonts w:asciiTheme="minorHAnsi" w:eastAsiaTheme="minorHAnsi" w:hAnsiTheme="minorHAnsi"/>
+                <w:kern w:val="2"/>
+                <w:sz w:val="20"/>
+                <w:szCs w:val="20"/>
+                <w:lang w:val="en-CA"/>
+                <w14:ligatures w14:val="standardContextual"/>
+              </w:rPr>
+              <w:t>{</w:t>
+            </w:r>
+            <w:proofErr w:type="gramEnd"/>
+            <w:r>
+              <w:rPr>
+                <w:rFonts w:asciiTheme="minorHAnsi" w:eastAsiaTheme="minorHAnsi" w:hAnsiTheme="minorHAnsi"/>
+                <w:kern w:val="2"/>
+                <w:sz w:val="20"/>
+                <w:szCs w:val="20"/>
+                <w:lang w:val="en-CA"/>
+                <w14:ligatures w14:val="standardContextual"/>
+              </w:rPr>
+              <w:t>{</w:t>
+            </w:r>
+            <w:proofErr w:type="spellStart"/>
+            <w:r>
+              <w:rPr>
+                <w:rFonts w:asciiTheme="minorHAnsi" w:eastAsiaTheme="minorHAnsi" w:hAnsiTheme="minorHAnsi"/>
+                <w:kern w:val="2"/>
+                <w:sz w:val="20"/>
+                <w:szCs w:val="20"/>
+                <w:lang w:val="en-CA"/>
+                <w14:ligatures w14:val="standardContextual"/>
+              </w:rPr>
+              <w:t>SiteName</w:t>
+            </w:r>
+            <w:proofErr w:type="spellEnd"/>
+            <w:r>
+              <w:rPr>
+                <w:rFonts w:asciiTheme="minorHAnsi" w:eastAsiaTheme="minorHAnsi" w:hAnsiTheme="minorHAnsi"/>
+                <w:kern w:val="2"/>
+                <w:sz w:val="20"/>
+                <w:szCs w:val="20"/>
+                <w:lang w:val="en-CA"/>
+                <w14:ligatures w14:val="standardContextual"/>
+              </w:rPr>
+              <w:t>}}</w:t>
+            </w:r>
+          </w:p>
+        </w:tc>
+        <w:tc>
+          <w:tcPr>
+            <w:tcW w:w="4230" w:type="dxa"/>
+            <w:gridSpan w:val="4"/>
+            <w:tcBorders>
+              <w:top w:val="single" w:sz="8" w:space="0" w:color="000000" w:themeColor="text1"/>
+              <w:left w:val="single" w:sz="8" w:space="0" w:color="000000" w:themeColor="text1"/>
+              <w:bottom w:val="single" w:sz="8" w:space="0" w:color="000000" w:themeColor="text1"/>
+              <w:right w:val="single" w:sz="8" w:space="0" w:color="000000" w:themeColor="text1"/>
+            </w:tcBorders>
+          </w:tcPr>
+          <w:p>
+            <w:pPr>
+              <w:spacing w:after="0" w:line="240" w:lineRule="auto"/>
+              <w:rPr>
+                <w:b/>
+                <w:sz w:val="22"/>
+                <w:szCs w:val="20"/>
+              </w:rPr>
+            </w:pPr>
+            <w:r>
+              <w:rPr>
+                <w:b/>
+                <w:sz w:val="22"/>
+                <w:szCs w:val="20"/>
+              </w:rPr>
+              <w:t xml:space="preserve">Site </w:t>
+            </w:r>
+            <w:proofErr w:type="gramStart"/>
+            <w:r>
+              <w:rPr>
+                <w:b/>
+                <w:sz w:val="22"/>
+                <w:szCs w:val="20"/>
+              </w:rPr>
+              <w:t>Address:</w:t>
+            </w:r>
+            <w:r>
+              <w:rPr>
+                <w:rFonts w:asciiTheme="minorHAnsi" w:eastAsiaTheme="minorHAnsi" w:hAnsiTheme="minorHAnsi"/>
+                <w:kern w:val="2"/>
+                <w:sz w:val="20"/>
+                <w:szCs w:val="20"/>
+                <w:lang w:val="en-CA"/>
+                <w14:ligatures w14:val="standardContextual"/>
+              </w:rPr>
+              <w:t xml:space="preserve"> {{</w:t>
+            </w:r>
+            <w:proofErr w:type="spellStart"/>
+            <w:proofErr w:type="gramEnd"/>
+            <w:r>
+              <w:rPr>
+                <w:rFonts w:asciiTheme="minorHAnsi" w:eastAsiaTheme="minorHAnsi" w:hAnsiTheme="minorHAnsi"/>
+                <w:kern w:val="2"/>
+                <w:sz w:val="20"/>
+                <w:szCs w:val="20"/>
+                <w:lang w:val="en-CA"/>
+                <w14:ligatures w14:val="standardContextual"/>
+              </w:rPr>
+              <w:t>SiteAddress</w:t>
+            </w:r>
+            <w:proofErr w:type="spellEnd"/>
+            <w:r>
+              <w:rPr>
+                <w:rFonts w:asciiTheme="minorHAnsi" w:eastAsiaTheme="minorHAnsi" w:hAnsiTheme="minorHAnsi"/>
+                <w:kern w:val="2"/>
+                <w:sz w:val="20"/>
+                <w:szCs w:val="20"/>
+                <w:lang w:val="en-CA"/>
+                <w14:ligatures w14:val="standardContextual"/>
+              </w:rPr>
+              <w:t>}}</w:t>
+            </w:r>
+          </w:p>
+        </w:tc>
+        <w:tc>
+          <w:tcPr>
+            <w:tcW w:w="3610" w:type="dxa"/>
+            <w:tcBorders>
+              <w:top w:val="single" w:sz="8" w:space="0" w:color="000000" w:themeColor="text1"/>
+              <w:left w:val="single" w:sz="8" w:space="0" w:color="000000" w:themeColor="text1"/>
+              <w:bottom w:val="single" w:sz="8" w:space="0" w:color="000000" w:themeColor="text1"/>
+              <w:right w:val="single" w:sz="8" w:space="0" w:color="000000" w:themeColor="text1"/>
+            </w:tcBorders>
+          </w:tcPr>
+          <w:p>
+            <w:pPr>
+              <w:spacing w:after="0" w:line="240" w:lineRule="auto"/>
+              <w:rPr>
+                <w:b/>
+                <w:bCs/>
+                <w:sz w:val="22"/>
+              </w:rPr>
+            </w:pPr>
+            <w:r>
+              <w:rPr>
+                <w:b/>
+                <w:sz w:val="22"/>
+                <w:szCs w:val="20"/>
+              </w:rPr>
+              <w:t xml:space="preserve">Site </w:t>
+            </w:r>
+            <w:proofErr w:type="gramStart"/>
+            <w:r>
+              <w:rPr>
+                <w:b/>
+                <w:sz w:val="22"/>
+                <w:szCs w:val="20"/>
+              </w:rPr>
+              <w:t>Type:</w:t>
+            </w:r>
+            <w:r>
+              <w:rPr>
+                <w:b/>
+                <w:sz w:val="22"/>
+                <w:szCs w:val="20"/>
+              </w:rPr>
+              <w:t xml:space="preserve"> </w:t>
+            </w:r>
+            <w:r>
+              <w:rPr>
+                <w:rFonts w:asciiTheme="minorHAnsi" w:eastAsiaTheme="minorHAnsi" w:hAnsiTheme="minorHAnsi"/>
+                <w:kern w:val="2"/>
+                <w:sz w:val="20"/>
+                <w:szCs w:val="20"/>
+                <w:lang w:val="en-CA"/>
+                <w14:ligatures w14:val="standardContextual"/>
+              </w:rPr>
+              <w:t>{{</w:t>
+            </w:r>
+            <w:proofErr w:type="spellStart"/>
+            <w:proofErr w:type="gramEnd"/>
+            <w:r>
+              <w:rPr>
+                <w:rFonts w:asciiTheme="minorHAnsi" w:eastAsiaTheme="minorHAnsi" w:hAnsiTheme="minorHAnsi"/>
+                <w:kern w:val="2"/>
+                <w:sz w:val="20"/>
+                <w:szCs w:val="20"/>
+                <w:lang w:val="en-CA"/>
+                <w14:ligatures w14:val="standardContextual"/>
+              </w:rPr>
+              <w:t>SiteType</w:t>
+            </w:r>
+            <w:proofErr w:type="spellEnd"/>
+            <w:r>
+              <w:rPr>
+                <w:rFonts w:asciiTheme="minorHAnsi" w:eastAsiaTheme="minorHAnsi" w:hAnsiTheme="minorHAnsi"/>
+                <w:kern w:val="2"/>
+                <w:sz w:val="20"/>
+                <w:szCs w:val="20"/>
+                <w:lang w:val="en-CA"/>
+                <w14:ligatures w14:val="standardContextual"/>
+              </w:rPr>
+              <w:t>}}</w:t>
+            </w:r>
+          </w:p>
+        </w:tc>
+      </w:tr>
+      <w:tr>
+        <w:trPr>
+          <w:trHeight w:val="300"/>
+          <w:jc w:val="center"/>
+        </w:trPr>
+        <w:tc>
+          <w:tcPr>
+            <w:tcW w:w="4040" w:type="dxa"/>
+            <w:gridSpan w:val="2"/>
+            <w:tcBorders>
+              <w:top w:val="single" w:sz="8" w:space="0" w:color="000000" w:themeColor="text1"/>
+              <w:left w:val="single" w:sz="8" w:space="0" w:color="000000" w:themeColor="text1"/>
+              <w:bottom w:val="single" w:sz="8" w:space="0" w:color="000000" w:themeColor="text1"/>
+              <w:right w:val="single" w:sz="8" w:space="0" w:color="000000" w:themeColor="text1"/>
+            </w:tcBorders>
+            <w:tcMar>
+              <w:top w:w="55" w:type="dxa"/>
+              <w:left w:w="70" w:type="dxa"/>
+              <w:bottom w:w="55" w:type="dxa"/>
+              <w:right w:w="70" w:type="dxa"/>
+            </w:tcMar>
+          </w:tcPr>
+          <w:p>
+            <w:pPr>
+              <w:spacing w:after="0" w:line="240" w:lineRule="auto"/>
+              <w:rPr>
+                <w:b/>
+                <w:sz w:val="22"/>
+                <w:szCs w:val="20"/>
+              </w:rPr>
+            </w:pPr>
+            <w:r>
+              <w:rPr>
+                <w:b/>
+                <w:sz w:val="22"/>
+                <w:szCs w:val="20"/>
+              </w:rPr>
+              <w:t>Free Chlorine Residual:</w:t>
+            </w:r>
+          </w:p>
+        </w:tc>
+        <w:tc>
+          <w:tcPr>
+            <w:tcW w:w="4230" w:type="dxa"/>
+            <w:gridSpan w:val="4"/>
+            <w:tcBorders>
+              <w:top w:val="single" w:sz="8" w:space="0" w:color="000000" w:themeColor="text1"/>
+              <w:left w:val="single" w:sz="8" w:space="0" w:color="000000" w:themeColor="text1"/>
+              <w:bottom w:val="single" w:sz="8" w:space="0" w:color="000000" w:themeColor="text1"/>
+              <w:right w:val="single" w:sz="8" w:space="0" w:color="000000" w:themeColor="text1"/>
+            </w:tcBorders>
+          </w:tcPr>
+          <w:p>
+            <w:pPr>
+              <w:spacing w:after="0" w:line="240" w:lineRule="auto"/>
+              <w:rPr>
+                <w:b/>
+                <w:bCs/>
+                <w:sz w:val="22"/>
+              </w:rPr>
+            </w:pPr>
+            <w:r>
+              <w:rPr>
+                <w:b/>
+                <w:bCs/>
+                <w:sz w:val="22"/>
+              </w:rPr>
+              <w:t xml:space="preserve">pH: </w:t>
+            </w:r>
+          </w:p>
+        </w:tc>
+        <w:tc>
+          <w:tcPr>
+            <w:tcW w:w="3610" w:type="dxa"/>
+            <w:tcBorders>
+              <w:top w:val="single" w:sz="8" w:space="0" w:color="000000" w:themeColor="text1"/>
+              <w:left w:val="single" w:sz="8" w:space="0" w:color="000000" w:themeColor="text1"/>
+              <w:bottom w:val="single" w:sz="8" w:space="0" w:color="000000" w:themeColor="text1"/>
+              <w:right w:val="single" w:sz="8" w:space="0" w:color="000000" w:themeColor="text1"/>
+            </w:tcBorders>
+          </w:tcPr>
+          <w:p>
+            <w:pPr>
+              <w:spacing w:after="0" w:line="240" w:lineRule="auto"/>
+              <w:rPr>
+                <w:b/>
+                <w:bCs/>
+                <w:sz w:val="22"/>
+              </w:rPr>
+            </w:pPr>
+            <w:r>
+              <w:rPr>
+                <w:rFonts w:asciiTheme="minorHAnsi" w:eastAsiaTheme="minorEastAsia" w:hAnsiTheme="minorHAnsi"/>
+                <w:b/>
+                <w:bCs/>
+                <w:sz w:val="22"/>
+              </w:rPr>
+              <w:t>Turbidity:</w:t>
+            </w:r>
+          </w:p>
+        </w:tc>
+      </w:tr>
+      <w:tr>
+        <w:trPr>
+          <w:trHeight w:val="816"/>
+          <w:jc w:val="center"/>
+        </w:trPr>
+        <w:tc>
+          <w:tcPr>
+            <w:tcW w:w="11880" w:type="dxa"/>
+            <w:gridSpan w:val="7"/>
             <w:tcBorders>
               <w:top w:val="single" w:sz="8" w:space="0" w:color="000000" w:themeColor="text1"/>
               <w:left w:val="single" w:sz="8" w:space="0" w:color="000000" w:themeColor="text1"/>
@@ -526,59 +2073,37 @@
           <w:p>
             <w:pPr>
               <w:spacing w:after="0" w:line="240" w:lineRule="auto"/>
-              <w:rPr>
+              <w:jc w:val="center"/>
+              <w:rPr>
+                <w:rFonts w:asciiTheme="minorHAnsi" w:eastAsiaTheme="minorEastAsia" w:hAnsiTheme="minorHAnsi"/>
+                <w:b/>
+                <w:bCs/>
                 <w:sz w:val="22"/>
-                <w:szCs w:val="20"/>
               </w:rPr>
             </w:pPr>
             <w:r>
               <w:rPr>
-                <w:b/>
-                <w:sz w:val="22"/>
-                <w:szCs w:val="20"/>
-              </w:rPr>
-              <w:t xml:space="preserve">Name: </w:t>
-            </w:r>
-            <w:r>
-              <w:rPr>
-                <w:b/>
-                <w:sz w:val="22"/>
-                <w:szCs w:val="20"/>
-              </w:rPr>
-              <w:br/>
-            </w:r>
-            <w:r>
-              <w:rPr>
-                <w:rFonts w:asciiTheme="minorHAnsi" w:eastAsiaTheme="minorHAnsi" w:hAnsiTheme="minorHAnsi"/>
-                <w:kern w:val="2"/>
-                <w:sz w:val="20"/>
-                <w:szCs w:val="20"/>
-                <w:lang w:val="en-CA"/>
-                <w14:ligatures w14:val="standardContextual"/>
+                <w:color w:val="000000"/>
+                <w:sz w:val="36"/>
+                <w:szCs w:val="36"/>
               </w:rPr>
               <w:t>{{</w:t>
             </w:r>
             <w:proofErr w:type="spellStart"/>
             <w:r>
               <w:rPr>
-                <w:rFonts w:asciiTheme="minorHAnsi" w:eastAsiaTheme="minorHAnsi" w:hAnsiTheme="minorHAnsi"/>
-                <w:kern w:val="2"/>
-                <w:sz w:val="20"/>
-                <w:szCs w:val="20"/>
-                <w:lang w:val="en-CA"/>
-                <w14:ligatures w14:val="standardContextual"/>
-              </w:rPr>
-              <w:t>WaterSupplierName</w:t>
+                <w:color w:val="000000"/>
+                <w:sz w:val="36"/>
+                <w:szCs w:val="36"/>
+              </w:rPr>
+              <w:t>IMG_BarcodeImage</w:t>
             </w:r>
             <w:proofErr w:type="spellEnd"/>
             <w:r>
               <w:rPr>
-                <w:rFonts w:asciiTheme="minorHAnsi" w:eastAsiaTheme="minorHAnsi" w:hAnsiTheme="minorHAnsi"/>
-                <w:kern w:val="2"/>
-                <w:sz w:val="20"/>
-                <w:szCs w:val="20"/>
-                <w:lang w:val="en-CA"/>
-                <w14:ligatures w14:val="standardContextual"/>
+                <w:color w:val="000000"/>
+                <w:sz w:val="36"/>
+                <w:szCs w:val="36"/>
               </w:rPr>
               <w:t>}}</w:t>
             </w:r>
@@ -587,12 +2112,13 @@
       </w:tr>
       <w:tr>
         <w:trPr>
-          <w:trHeight w:val="300"/>
+          <w:trHeight w:val="384"/>
           <w:jc w:val="center"/>
         </w:trPr>
         <w:tc>
           <w:tcPr>
-            <w:tcW w:w="3770" w:type="dxa"/>
+            <w:tcW w:w="11880" w:type="dxa"/>
+            <w:gridSpan w:val="7"/>
             <w:tcBorders>
               <w:top w:val="single" w:sz="8" w:space="0" w:color="000000" w:themeColor="text1"/>
               <w:left w:val="single" w:sz="8" w:space="0" w:color="000000" w:themeColor="text1"/>
@@ -611,25 +2137,34 @@
             <w:pPr>
               <w:spacing w:after="0" w:line="240" w:lineRule="auto"/>
               <w:rPr>
+                <w:color w:val="C00000"/>
                 <w:sz w:val="22"/>
-                <w:szCs w:val="20"/>
               </w:rPr>
             </w:pPr>
             <w:r>
               <w:rPr>
                 <w:b/>
+                <w:bCs/>
                 <w:sz w:val="22"/>
-                <w:szCs w:val="20"/>
-              </w:rPr>
-              <w:t xml:space="preserve">Phone: </w:t>
-            </w:r>
+              </w:rPr>
+              <w:t xml:space="preserve">Sample Submitted for </w:t>
+            </w:r>
+            <w:proofErr w:type="gramStart"/>
             <w:r>
               <w:rPr>
                 <w:b/>
+                <w:bCs/>
                 <w:sz w:val="22"/>
-                <w:szCs w:val="20"/>
-              </w:rPr>
-              <w:br/>
+              </w:rPr>
+              <w:t>Purpose:</w:t>
+            </w:r>
+            <w:r>
+              <w:rPr>
+                <w:b/>
+                <w:bCs/>
+                <w:sz w:val="22"/>
+              </w:rPr>
+              <w:t xml:space="preserve"> </w:t>
             </w:r>
             <w:r>
               <w:rPr>
@@ -643,6 +2178,7 @@
               <w:t>{{</w:t>
             </w:r>
             <w:proofErr w:type="spellStart"/>
+            <w:proofErr w:type="gramEnd"/>
             <w:r>
               <w:rPr>
                 <w:rFonts w:asciiTheme="minorHAnsi" w:eastAsiaTheme="minorHAnsi" w:hAnsiTheme="minorHAnsi"/>
@@ -652,7 +2188,7 @@
                 <w:lang w:val="en-CA"/>
                 <w14:ligatures w14:val="standardContextual"/>
               </w:rPr>
-              <w:t>DWOEHOPhoneNumber</w:t>
+              <w:t>SampleReason</w:t>
             </w:r>
             <w:proofErr w:type="spellEnd"/>
             <w:r>
@@ -666,12 +2202,26 @@
               </w:rPr>
               <w:t>}}</w:t>
             </w:r>
+            <w:r>
+              <w:rPr>
+                <w:b/>
+                <w:bCs/>
+                <w:sz w:val="22"/>
+              </w:rPr>
+              <w:t xml:space="preserve"> </w:t>
+            </w:r>
           </w:p>
         </w:tc>
+      </w:tr>
+      <w:tr>
+        <w:trPr>
+          <w:trHeight w:val="402"/>
+          <w:jc w:val="center"/>
+        </w:trPr>
         <w:tc>
           <w:tcPr>
-            <w:tcW w:w="3504" w:type="dxa"/>
-            <w:gridSpan w:val="2"/>
+            <w:tcW w:w="11880" w:type="dxa"/>
+            <w:gridSpan w:val="7"/>
             <w:tcBorders>
               <w:top w:val="single" w:sz="8" w:space="0" w:color="000000" w:themeColor="text1"/>
               <w:left w:val="single" w:sz="8" w:space="0" w:color="000000" w:themeColor="text1"/>
@@ -700,7 +2250,7 @@
                 <w:sz w:val="22"/>
                 <w:szCs w:val="20"/>
               </w:rPr>
-              <w:t xml:space="preserve">Phone: </w:t>
+              <w:t>Is the Water System on Boil Advisory</w:t>
             </w:r>
             <w:r>
               <w:rPr>
@@ -708,7 +2258,15 @@
                 <w:sz w:val="22"/>
                 <w:szCs w:val="20"/>
               </w:rPr>
-              <w:br/>
+              <w:t>?</w:t>
+            </w:r>
+            <w:r>
+              <w:rPr>
+                <w:b/>
+                <w:sz w:val="22"/>
+                <w:szCs w:val="20"/>
+              </w:rPr>
+              <w:t xml:space="preserve"> </w:t>
             </w:r>
             <w:r>
               <w:rPr>
@@ -719,9 +2277,8 @@
                 <w:lang w:val="en-CA"/>
                 <w14:ligatures w14:val="standardContextual"/>
               </w:rPr>
-              <w:t>{{</w:t>
-            </w:r>
-            <w:proofErr w:type="spellStart"/>
+              <w:t>{{#</w:t>
+            </w:r>
             <w:r>
               <w:rPr>
                 <w:rFonts w:asciiTheme="minorHAnsi" w:eastAsiaTheme="minorHAnsi" w:hAnsiTheme="minorHAnsi"/>
@@ -731,9 +2288,9 @@
                 <w:lang w:val="en-CA"/>
                 <w14:ligatures w14:val="standardContextual"/>
               </w:rPr>
-              <w:t>MHOPhoneNumber</w:t>
-            </w:r>
-            <w:proofErr w:type="spellEnd"/>
+              <w:t>IF_IsDrinkingWaterSystem</w:t>
+            </w:r>
+            <w:proofErr w:type="gramStart"/>
             <w:r>
               <w:rPr>
                 <w:rFonts w:asciiTheme="minorHAnsi" w:eastAsiaTheme="minorHAnsi" w:hAnsiTheme="minorHAnsi"/>
@@ -743,54 +2300,9 @@
                 <w:lang w:val="en-CA"/>
                 <w14:ligatures w14:val="standardContextual"/>
               </w:rPr>
-              <w:t>}}</w:t>
-            </w:r>
-          </w:p>
-        </w:tc>
-        <w:tc>
-          <w:tcPr>
-            <w:tcW w:w="4156" w:type="dxa"/>
-            <w:gridSpan w:val="2"/>
-            <w:tcBorders>
-              <w:top w:val="single" w:sz="8" w:space="0" w:color="000000" w:themeColor="text1"/>
-              <w:left w:val="single" w:sz="8" w:space="0" w:color="000000" w:themeColor="text1"/>
-              <w:bottom w:val="single" w:sz="8" w:space="0" w:color="000000" w:themeColor="text1"/>
-              <w:right w:val="single" w:sz="8" w:space="0" w:color="000000" w:themeColor="text1"/>
-            </w:tcBorders>
-            <w:tcMar>
-              <w:top w:w="55" w:type="dxa"/>
-              <w:left w:w="70" w:type="dxa"/>
-              <w:bottom w:w="55" w:type="dxa"/>
-              <w:right w:w="70" w:type="dxa"/>
-            </w:tcMar>
-            <w:vAlign w:val="center"/>
-          </w:tcPr>
-          <w:p>
-            <w:pPr>
-              <w:spacing w:after="0" w:line="240" w:lineRule="auto"/>
-              <w:rPr>
-                <w:b/>
-                <w:sz w:val="22"/>
-                <w:szCs w:val="20"/>
-              </w:rPr>
-            </w:pPr>
-            <w:r>
-              <w:rPr>
-                <w:b/>
-                <w:sz w:val="22"/>
-                <w:szCs w:val="20"/>
-              </w:rPr>
-              <w:t xml:space="preserve">Phone: </w:t>
-            </w:r>
-          </w:p>
-          <w:p>
-            <w:pPr>
-              <w:spacing w:after="0" w:line="240" w:lineRule="auto"/>
-              <w:rPr>
-                <w:sz w:val="22"/>
-                <w:szCs w:val="20"/>
-              </w:rPr>
-            </w:pPr>
+              <w:t>}}{</w:t>
+            </w:r>
+            <w:proofErr w:type="gramEnd"/>
             <w:r>
               <w:rPr>
                 <w:rFonts w:asciiTheme="minorHAnsi" w:eastAsiaTheme="minorHAnsi" w:hAnsiTheme="minorHAnsi"/>
@@ -800,9 +2312,9 @@
                 <w:lang w:val="en-CA"/>
                 <w14:ligatures w14:val="standardContextual"/>
               </w:rPr>
-              <w:t>{{</w:t>
-            </w:r>
-            <w:proofErr w:type="spellStart"/>
+              <w:t>{BoilAdvisory</w:t>
+            </w:r>
+            <w:proofErr w:type="gramStart"/>
             <w:r>
               <w:rPr>
                 <w:rFonts w:asciiTheme="minorHAnsi" w:eastAsiaTheme="minorHAnsi" w:hAnsiTheme="minorHAnsi"/>
@@ -812,9 +2324,9 @@
                 <w:lang w:val="en-CA"/>
                 <w14:ligatures w14:val="standardContextual"/>
               </w:rPr>
-              <w:t>WaterSupplierPhone</w:t>
-            </w:r>
-            <w:proofErr w:type="spellEnd"/>
+              <w:t>}}{</w:t>
+            </w:r>
+            <w:proofErr w:type="gramEnd"/>
             <w:r>
               <w:rPr>
                 <w:rFonts w:asciiTheme="minorHAnsi" w:eastAsiaTheme="minorHAnsi" w:hAnsiTheme="minorHAnsi"/>
@@ -824,57 +2336,9 @@
                 <w:lang w:val="en-CA"/>
                 <w14:ligatures w14:val="standardContextual"/>
               </w:rPr>
-              <w:t>}}</w:t>
-            </w:r>
-          </w:p>
-        </w:tc>
-      </w:tr>
-      <w:tr>
-        <w:trPr>
-          <w:trHeight w:val="681"/>
-          <w:jc w:val="center"/>
-        </w:trPr>
-        <w:tc>
-          <w:tcPr>
-            <w:tcW w:w="3770" w:type="dxa"/>
-            <w:tcBorders>
-              <w:top w:val="single" w:sz="8" w:space="0" w:color="000000" w:themeColor="text1"/>
-              <w:left w:val="single" w:sz="8" w:space="0" w:color="000000" w:themeColor="text1"/>
-              <w:bottom w:val="single" w:sz="8" w:space="0" w:color="000000" w:themeColor="text1"/>
-              <w:right w:val="single" w:sz="8" w:space="0" w:color="000000" w:themeColor="text1"/>
-            </w:tcBorders>
-            <w:tcMar>
-              <w:top w:w="55" w:type="dxa"/>
-              <w:left w:w="70" w:type="dxa"/>
-              <w:bottom w:w="55" w:type="dxa"/>
-              <w:right w:w="70" w:type="dxa"/>
-            </w:tcMar>
-            <w:vAlign w:val="center"/>
-          </w:tcPr>
-          <w:p>
-            <w:pPr>
-              <w:spacing w:after="0" w:line="240" w:lineRule="auto"/>
-              <w:rPr>
-                <w:sz w:val="22"/>
-                <w:szCs w:val="20"/>
-              </w:rPr>
-            </w:pPr>
-            <w:r>
-              <w:rPr>
-                <w:b/>
-                <w:sz w:val="22"/>
-                <w:szCs w:val="20"/>
-              </w:rPr>
-              <w:t xml:space="preserve">Email: </w:t>
-            </w:r>
-            <w:r>
-              <w:rPr>
-                <w:b/>
-                <w:sz w:val="22"/>
-                <w:szCs w:val="20"/>
-              </w:rPr>
-              <w:br/>
-            </w:r>
+              <w:t>{/IF_IsDrinkingWaterSystem</w:t>
+            </w:r>
+            <w:proofErr w:type="gramStart"/>
             <w:r>
               <w:rPr>
                 <w:rFonts w:asciiTheme="minorHAnsi" w:eastAsiaTheme="minorHAnsi" w:hAnsiTheme="minorHAnsi"/>
@@ -884,246 +2348,44 @@
                 <w:lang w:val="en-CA"/>
                 <w14:ligatures w14:val="standardContextual"/>
               </w:rPr>
-              <w:t>{{</w:t>
-            </w:r>
-            <w:proofErr w:type="spellStart"/>
-            <w:r>
-              <w:rPr>
-                <w:rFonts w:asciiTheme="minorHAnsi" w:eastAsiaTheme="minorHAnsi" w:hAnsiTheme="minorHAnsi"/>
-                <w:kern w:val="2"/>
-                <w:sz w:val="20"/>
-                <w:szCs w:val="20"/>
-                <w:lang w:val="en-CA"/>
-                <w14:ligatures w14:val="standardContextual"/>
-              </w:rPr>
-              <w:t>DWEHOEmail</w:t>
-            </w:r>
-            <w:proofErr w:type="spellEnd"/>
-            <w:r>
-              <w:rPr>
-                <w:rFonts w:asciiTheme="minorHAnsi" w:eastAsiaTheme="minorHAnsi" w:hAnsiTheme="minorHAnsi"/>
-                <w:kern w:val="2"/>
-                <w:sz w:val="20"/>
-                <w:szCs w:val="20"/>
-                <w:lang w:val="en-CA"/>
-                <w14:ligatures w14:val="standardContextual"/>
-              </w:rPr>
               <w:t>}}</w:t>
             </w:r>
-          </w:p>
-        </w:tc>
-        <w:tc>
-          <w:tcPr>
-            <w:tcW w:w="3504" w:type="dxa"/>
-            <w:gridSpan w:val="2"/>
-            <w:tcBorders>
-              <w:top w:val="single" w:sz="8" w:space="0" w:color="000000" w:themeColor="text1"/>
-              <w:left w:val="single" w:sz="8" w:space="0" w:color="000000" w:themeColor="text1"/>
-              <w:bottom w:val="single" w:sz="8" w:space="0" w:color="000000" w:themeColor="text1"/>
-              <w:right w:val="single" w:sz="8" w:space="0" w:color="000000" w:themeColor="text1"/>
-            </w:tcBorders>
-            <w:tcMar>
-              <w:top w:w="55" w:type="dxa"/>
-              <w:left w:w="70" w:type="dxa"/>
-              <w:bottom w:w="55" w:type="dxa"/>
-              <w:right w:w="70" w:type="dxa"/>
-            </w:tcMar>
-            <w:vAlign w:val="center"/>
-          </w:tcPr>
-          <w:p>
-            <w:pPr>
-              <w:spacing w:after="0" w:line="240" w:lineRule="auto"/>
-              <w:rPr>
+            <w:r>
+              <w:rPr>
+                <w:color w:val="C00000"/>
                 <w:sz w:val="22"/>
                 <w:szCs w:val="20"/>
               </w:rPr>
-            </w:pPr>
+              <w:t xml:space="preserve">   </w:t>
+            </w:r>
+            <w:proofErr w:type="gramEnd"/>
+            <w:r>
+              <w:rPr>
+                <w:color w:val="C00000"/>
+                <w:sz w:val="22"/>
+                <w:szCs w:val="20"/>
+              </w:rPr>
+              <w:t xml:space="preserve">            </w:t>
+            </w:r>
             <w:r>
               <w:rPr>
                 <w:b/>
                 <w:sz w:val="22"/>
                 <w:szCs w:val="20"/>
               </w:rPr>
-              <w:t xml:space="preserve">Email: </w:t>
-            </w:r>
-            <w:r>
-              <w:rPr>
-                <w:b/>
-                <w:sz w:val="22"/>
-                <w:szCs w:val="20"/>
-              </w:rPr>
-              <w:br/>
-            </w:r>
-            <w:r>
-              <w:rPr>
-                <w:rFonts w:asciiTheme="minorHAnsi" w:eastAsiaTheme="minorHAnsi" w:hAnsiTheme="minorHAnsi"/>
-                <w:kern w:val="2"/>
-                <w:sz w:val="20"/>
-                <w:szCs w:val="20"/>
-                <w:lang w:val="en-CA"/>
-                <w14:ligatures w14:val="standardContextual"/>
-              </w:rPr>
-              <w:t>{{</w:t>
-            </w:r>
-            <w:proofErr w:type="spellStart"/>
-            <w:r>
-              <w:rPr>
-                <w:rFonts w:asciiTheme="minorHAnsi" w:eastAsiaTheme="minorHAnsi" w:hAnsiTheme="minorHAnsi"/>
-                <w:kern w:val="2"/>
-                <w:sz w:val="20"/>
-                <w:szCs w:val="20"/>
-                <w:lang w:val="en-CA"/>
-                <w14:ligatures w14:val="standardContextual"/>
-              </w:rPr>
-              <w:t>MHOEmail</w:t>
-            </w:r>
-            <w:proofErr w:type="spellEnd"/>
-            <w:r>
-              <w:rPr>
-                <w:rFonts w:asciiTheme="minorHAnsi" w:eastAsiaTheme="minorHAnsi" w:hAnsiTheme="minorHAnsi"/>
-                <w:kern w:val="2"/>
-                <w:sz w:val="20"/>
-                <w:szCs w:val="20"/>
-                <w:lang w:val="en-CA"/>
-                <w14:ligatures w14:val="standardContextual"/>
-              </w:rPr>
-              <w:t>}}</w:t>
-            </w:r>
-          </w:p>
-        </w:tc>
-        <w:tc>
-          <w:tcPr>
-            <w:tcW w:w="4156" w:type="dxa"/>
-            <w:gridSpan w:val="2"/>
-            <w:tcBorders>
-              <w:top w:val="single" w:sz="8" w:space="0" w:color="000000" w:themeColor="text1"/>
-              <w:left w:val="single" w:sz="8" w:space="0" w:color="000000" w:themeColor="text1"/>
-              <w:bottom w:val="single" w:sz="8" w:space="0" w:color="000000" w:themeColor="text1"/>
-              <w:right w:val="single" w:sz="8" w:space="0" w:color="000000" w:themeColor="text1"/>
-            </w:tcBorders>
-            <w:tcMar>
-              <w:top w:w="55" w:type="dxa"/>
-              <w:left w:w="70" w:type="dxa"/>
-              <w:bottom w:w="55" w:type="dxa"/>
-              <w:right w:w="70" w:type="dxa"/>
-            </w:tcMar>
-            <w:vAlign w:val="center"/>
-          </w:tcPr>
-          <w:p>
-            <w:pPr>
-              <w:spacing w:after="0" w:line="240" w:lineRule="auto"/>
-              <w:rPr>
-                <w:b/>
-                <w:sz w:val="22"/>
-                <w:szCs w:val="20"/>
-              </w:rPr>
-            </w:pPr>
-            <w:r>
-              <w:rPr>
-                <w:b/>
-                <w:sz w:val="22"/>
-                <w:szCs w:val="20"/>
-              </w:rPr>
-              <w:t xml:space="preserve">Email: </w:t>
-            </w:r>
-          </w:p>
-          <w:p>
-            <w:pPr>
-              <w:spacing w:after="0" w:line="240" w:lineRule="auto"/>
-              <w:rPr>
-                <w:sz w:val="22"/>
-                <w:szCs w:val="20"/>
-              </w:rPr>
-            </w:pPr>
-            <w:r>
-              <w:rPr>
-                <w:rFonts w:asciiTheme="minorHAnsi" w:eastAsiaTheme="minorHAnsi" w:hAnsiTheme="minorHAnsi"/>
-                <w:kern w:val="2"/>
-                <w:sz w:val="20"/>
-                <w:szCs w:val="20"/>
-                <w:lang w:val="en-CA"/>
-                <w14:ligatures w14:val="standardContextual"/>
-              </w:rPr>
-              <w:t>{{</w:t>
-            </w:r>
-            <w:proofErr w:type="spellStart"/>
-            <w:r>
-              <w:rPr>
-                <w:rFonts w:asciiTheme="minorHAnsi" w:eastAsiaTheme="minorHAnsi" w:hAnsiTheme="minorHAnsi"/>
-                <w:kern w:val="2"/>
-                <w:sz w:val="20"/>
-                <w:szCs w:val="20"/>
-                <w:lang w:val="en-CA"/>
-                <w14:ligatures w14:val="standardContextual"/>
-              </w:rPr>
-              <w:t>WaterSupplierEmail</w:t>
-            </w:r>
-            <w:proofErr w:type="spellEnd"/>
-            <w:r>
-              <w:rPr>
-                <w:rFonts w:asciiTheme="minorHAnsi" w:eastAsiaTheme="minorHAnsi" w:hAnsiTheme="minorHAnsi"/>
-                <w:kern w:val="2"/>
-                <w:sz w:val="20"/>
-                <w:szCs w:val="20"/>
-                <w:lang w:val="en-CA"/>
-                <w14:ligatures w14:val="standardContextual"/>
-              </w:rPr>
-              <w:t>}}</w:t>
+              <w:t xml:space="preserve">       </w:t>
             </w:r>
           </w:p>
         </w:tc>
       </w:tr>
       <w:tr>
         <w:trPr>
-          <w:trHeight w:val="300"/>
+          <w:trHeight w:val="402"/>
           <w:jc w:val="center"/>
         </w:trPr>
         <w:tc>
           <w:tcPr>
-            <w:tcW w:w="11430" w:type="dxa"/>
-            <w:gridSpan w:val="5"/>
-            <w:tcBorders>
-              <w:top w:val="single" w:sz="8" w:space="0" w:color="000000" w:themeColor="text1"/>
-              <w:left w:val="single" w:sz="8" w:space="0" w:color="000000" w:themeColor="text1"/>
-              <w:bottom w:val="single" w:sz="8" w:space="0" w:color="000000" w:themeColor="text1"/>
-              <w:right w:val="single" w:sz="8" w:space="0" w:color="000000" w:themeColor="text1"/>
-            </w:tcBorders>
-            <w:tcMar>
-              <w:top w:w="55" w:type="dxa"/>
-              <w:left w:w="70" w:type="dxa"/>
-              <w:bottom w:w="55" w:type="dxa"/>
-              <w:right w:w="70" w:type="dxa"/>
-            </w:tcMar>
-            <w:vAlign w:val="center"/>
-          </w:tcPr>
-          <w:p>
-            <w:pPr>
-              <w:spacing w:after="0" w:line="240" w:lineRule="auto"/>
-              <w:rPr>
-                <w:sz w:val="26"/>
-                <w:szCs w:val="24"/>
-              </w:rPr>
-            </w:pPr>
-            <w:r>
-              <w:rPr>
-                <w:b/>
-                <w:color w:val="000000"/>
-                <w:sz w:val="26"/>
-                <w:szCs w:val="24"/>
-              </w:rPr>
-              <w:t>Section 2 - Sample / Site Details</w:t>
-            </w:r>
-          </w:p>
-        </w:tc>
-      </w:tr>
-      <w:tr>
-        <w:trPr>
-          <w:trHeight w:val="627"/>
-          <w:jc w:val="center"/>
-        </w:trPr>
-        <w:tc>
-          <w:tcPr>
-            <w:tcW w:w="7280" w:type="dxa"/>
+            <w:tcW w:w="5940" w:type="dxa"/>
             <w:gridSpan w:val="4"/>
             <w:tcBorders>
               <w:top w:val="single" w:sz="8" w:space="0" w:color="000000" w:themeColor="text1"/>
@@ -1144,33 +2406,17 @@
               <w:spacing w:after="0" w:line="240" w:lineRule="auto"/>
               <w:rPr>
                 <w:b/>
-                <w:bCs/>
                 <w:sz w:val="22"/>
+                <w:szCs w:val="20"/>
               </w:rPr>
             </w:pPr>
             <w:r>
               <w:rPr>
                 <w:b/>
-                <w:bCs/>
                 <w:sz w:val="22"/>
-              </w:rPr>
-              <w:t>Sampler Name:</w:t>
-            </w:r>
-            <w:r>
-              <w:rPr>
-                <w:b/>
-                <w:bCs/>
-                <w:sz w:val="22"/>
-              </w:rPr>
-              <w:t xml:space="preserve"> </w:t>
-            </w:r>
-            <w:r>
-              <w:rPr>
-                <w:b/>
-                <w:bCs/>
-                <w:sz w:val="22"/>
-              </w:rPr>
-              <w:br/>
+                <w:szCs w:val="20"/>
+              </w:rPr>
+              <w:t xml:space="preserve">Health Unit to Receive Report: </w:t>
             </w:r>
             <w:r>
               <w:rPr>
@@ -1193,10 +2439,9 @@
                 <w:lang w:val="en-CA"/>
                 <w14:ligatures w14:val="standardContextual"/>
               </w:rPr>
-              <w:t>SamplerName</w:t>
+              <w:t>HealthAuthority</w:t>
             </w:r>
             <w:proofErr w:type="spellEnd"/>
-            <w:proofErr w:type="gramStart"/>
             <w:r>
               <w:rPr>
                 <w:rFonts w:asciiTheme="minorHAnsi" w:eastAsiaTheme="minorHAnsi" w:hAnsiTheme="minorHAnsi"/>
@@ -1208,33 +2453,113 @@
               </w:rPr>
               <w:t>}}</w:t>
             </w:r>
-            <w:r>
-              <w:rPr>
-                <w:color w:val="FF0000"/>
-                <w:sz w:val="22"/>
-              </w:rPr>
-              <w:t xml:space="preserve">   </w:t>
-            </w:r>
-            <w:proofErr w:type="gramEnd"/>
-            <w:r>
-              <w:rPr>
-                <w:color w:val="FF0000"/>
-                <w:sz w:val="22"/>
-              </w:rPr>
-              <w:t xml:space="preserve">            </w:t>
-            </w:r>
-            <w:r>
-              <w:rPr>
-                <w:color w:val="9BBB59" w:themeColor="accent3"/>
-                <w:sz w:val="22"/>
-              </w:rPr>
-              <w:t xml:space="preserve">               </w:t>
-            </w:r>
           </w:p>
         </w:tc>
         <w:tc>
           <w:tcPr>
-            <w:tcW w:w="4150" w:type="dxa"/>
+            <w:tcW w:w="5940" w:type="dxa"/>
+            <w:gridSpan w:val="3"/>
+            <w:tcBorders>
+              <w:top w:val="single" w:sz="8" w:space="0" w:color="000000" w:themeColor="text1"/>
+              <w:left w:val="single" w:sz="8" w:space="0" w:color="000000" w:themeColor="text1"/>
+              <w:bottom w:val="single" w:sz="8" w:space="0" w:color="000000" w:themeColor="text1"/>
+              <w:right w:val="single" w:sz="8" w:space="0" w:color="000000" w:themeColor="text1"/>
+            </w:tcBorders>
+            <w:vAlign w:val="center"/>
+          </w:tcPr>
+          <w:p>
+            <w:pPr>
+              <w:spacing w:after="0" w:line="240" w:lineRule="auto"/>
+              <w:rPr>
+                <w:b/>
+                <w:sz w:val="22"/>
+                <w:szCs w:val="20"/>
+              </w:rPr>
+            </w:pPr>
+            <w:r>
+              <w:rPr>
+                <w:b/>
+                <w:sz w:val="22"/>
+                <w:szCs w:val="20"/>
+              </w:rPr>
+              <w:t>Send Additional Copy To</w:t>
+            </w:r>
+            <w:proofErr w:type="gramStart"/>
+            <w:r>
+              <w:rPr>
+                <w:b/>
+                <w:sz w:val="22"/>
+                <w:szCs w:val="20"/>
+              </w:rPr>
+              <w:t xml:space="preserve">: </w:t>
+            </w:r>
+            <w:r>
+              <w:rPr>
+                <w:b/>
+                <w:sz w:val="22"/>
+                <w:szCs w:val="20"/>
+              </w:rPr>
+              <w:t xml:space="preserve"> </w:t>
+            </w:r>
+            <w:r>
+              <w:rPr>
+                <w:rFonts w:asciiTheme="minorHAnsi" w:eastAsiaTheme="minorHAnsi" w:hAnsiTheme="minorHAnsi"/>
+                <w:kern w:val="2"/>
+                <w:sz w:val="20"/>
+                <w:szCs w:val="20"/>
+                <w:lang w:val="en-CA"/>
+                <w14:ligatures w14:val="standardContextual"/>
+              </w:rPr>
+              <w:t>{</w:t>
+            </w:r>
+            <w:proofErr w:type="gramEnd"/>
+            <w:r>
+              <w:rPr>
+                <w:rFonts w:asciiTheme="minorHAnsi" w:eastAsiaTheme="minorHAnsi" w:hAnsiTheme="minorHAnsi"/>
+                <w:kern w:val="2"/>
+                <w:sz w:val="20"/>
+                <w:szCs w:val="20"/>
+                <w:lang w:val="en-CA"/>
+                <w14:ligatures w14:val="standardContextual"/>
+              </w:rPr>
+              <w:t>{</w:t>
+            </w:r>
+            <w:proofErr w:type="spellStart"/>
+            <w:r>
+              <w:rPr>
+                <w:rFonts w:asciiTheme="minorHAnsi" w:eastAsiaTheme="minorHAnsi" w:hAnsiTheme="minorHAnsi"/>
+                <w:kern w:val="2"/>
+                <w:sz w:val="20"/>
+                <w:szCs w:val="20"/>
+                <w:lang w:val="en-CA"/>
+                <w14:ligatures w14:val="standardContextual"/>
+              </w:rPr>
+              <w:t>AdditionalReportRecipients</w:t>
+            </w:r>
+            <w:proofErr w:type="spellEnd"/>
+            <w:r>
+              <w:rPr>
+                <w:rFonts w:asciiTheme="minorHAnsi" w:eastAsiaTheme="minorHAnsi" w:hAnsiTheme="minorHAnsi"/>
+                <w:kern w:val="2"/>
+                <w:sz w:val="20"/>
+                <w:szCs w:val="20"/>
+                <w:lang w:val="en-CA"/>
+                <w14:ligatures w14:val="standardContextual"/>
+              </w:rPr>
+              <w:t>}}</w:t>
+            </w:r>
+          </w:p>
+        </w:tc>
+      </w:tr>
+      <w:tr>
+        <w:trPr>
+          <w:trHeight w:val="627"/>
+          <w:jc w:val="center"/>
+        </w:trPr>
+        <w:tc>
+          <w:tcPr>
+            <w:tcW w:w="11880" w:type="dxa"/>
+            <w:gridSpan w:val="7"/>
             <w:tcBorders>
               <w:top w:val="single" w:sz="8" w:space="0" w:color="000000" w:themeColor="text1"/>
               <w:left w:val="single" w:sz="8" w:space="0" w:color="000000" w:themeColor="text1"/>
@@ -1253,7 +2578,6 @@
             <w:pPr>
               <w:spacing w:after="0" w:line="240" w:lineRule="auto"/>
               <w:rPr>
-                <w:color w:val="FF0000"/>
                 <w:sz w:val="22"/>
               </w:rPr>
             </w:pPr>
@@ -1263,7 +2587,7 @@
                 <w:bCs/>
                 <w:sz w:val="22"/>
               </w:rPr>
-              <w:t xml:space="preserve">Collection Date Time: </w:t>
+              <w:t xml:space="preserve">Additional Comments: </w:t>
             </w:r>
             <w:r>
               <w:rPr>
@@ -1271,54 +2595,40 @@
                 <w:bCs/>
                 <w:sz w:val="22"/>
               </w:rPr>
-              <w:br/>
-            </w:r>
-            <w:r>
-              <w:rPr>
-                <w:rFonts w:asciiTheme="minorHAnsi" w:eastAsiaTheme="minorHAnsi" w:hAnsiTheme="minorHAnsi"/>
-                <w:kern w:val="2"/>
-                <w:sz w:val="20"/>
-                <w:szCs w:val="20"/>
-                <w:lang w:val="en-CA"/>
-                <w14:ligatures w14:val="standardContextual"/>
-              </w:rPr>
-              <w:t>{{</w:t>
-            </w:r>
-            <w:proofErr w:type="spellStart"/>
-            <w:r>
-              <w:rPr>
-                <w:rFonts w:asciiTheme="minorHAnsi" w:eastAsiaTheme="minorHAnsi" w:hAnsiTheme="minorHAnsi"/>
-                <w:kern w:val="2"/>
-                <w:sz w:val="20"/>
-                <w:szCs w:val="20"/>
-                <w:lang w:val="en-CA"/>
-                <w14:ligatures w14:val="standardContextual"/>
-              </w:rPr>
-              <w:t>CollectionDateTime</w:t>
-            </w:r>
-            <w:proofErr w:type="spellEnd"/>
-            <w:r>
-              <w:rPr>
-                <w:rFonts w:asciiTheme="minorHAnsi" w:eastAsiaTheme="minorHAnsi" w:hAnsiTheme="minorHAnsi"/>
-                <w:kern w:val="2"/>
-                <w:sz w:val="20"/>
-                <w:szCs w:val="20"/>
-                <w:lang w:val="en-CA"/>
-                <w14:ligatures w14:val="standardContextual"/>
-              </w:rPr>
-              <w:t>}}</w:t>
+              <w:t xml:space="preserve">  </w:t>
+            </w:r>
+            <w:r>
+              <w:rPr>
+                <w:b/>
+                <w:bCs/>
+                <w:sz w:val="22"/>
+              </w:rPr>
+              <w:t xml:space="preserve"> </w:t>
+            </w:r>
+            <w:r>
+              <w:rPr>
+                <w:sz w:val="22"/>
+              </w:rPr>
+              <w:t>________________________________________________________________</w:t>
+            </w:r>
+            <w:r>
+              <w:rPr>
+                <w:sz w:val="22"/>
+              </w:rPr>
+              <w:t>___________________________</w:t>
             </w:r>
           </w:p>
         </w:tc>
       </w:tr>
       <w:tr>
         <w:trPr>
-          <w:trHeight w:val="852"/>
+          <w:trHeight w:val="555"/>
           <w:jc w:val="center"/>
         </w:trPr>
         <w:tc>
           <w:tcPr>
-            <w:tcW w:w="3770" w:type="dxa"/>
+            <w:tcW w:w="11880" w:type="dxa"/>
+            <w:gridSpan w:val="7"/>
             <w:tcBorders>
               <w:top w:val="single" w:sz="8" w:space="0" w:color="000000" w:themeColor="text1"/>
               <w:left w:val="single" w:sz="8" w:space="0" w:color="000000" w:themeColor="text1"/>
@@ -1337,1201 +2647,18 @@
             <w:pPr>
               <w:spacing w:after="0" w:line="240" w:lineRule="auto"/>
               <w:rPr>
+                <w:sz w:val="28"/>
+                <w:szCs w:val="28"/>
+              </w:rPr>
+            </w:pPr>
+            <w:r>
+              <w:rPr>
                 <w:b/>
-                <w:bCs/>
-                <w:sz w:val="22"/>
-                <w:szCs w:val="20"/>
-              </w:rPr>
-            </w:pPr>
-            <w:r>
-              <w:rPr>
-                <w:b/>
-                <w:bCs/>
-                <w:sz w:val="22"/>
-                <w:szCs w:val="20"/>
-              </w:rPr>
-              <w:t>System Name:</w:t>
-            </w:r>
-          </w:p>
-          <w:p>
-            <w:pPr>
-              <w:spacing w:after="0" w:line="240" w:lineRule="auto"/>
-              <w:rPr>
-                <w:b/>
-                <w:bCs/>
-                <w:sz w:val="22"/>
-                <w:szCs w:val="20"/>
-              </w:rPr>
-            </w:pPr>
-            <w:r>
-              <w:rPr>
-                <w:rFonts w:asciiTheme="minorHAnsi" w:eastAsiaTheme="minorHAnsi" w:hAnsiTheme="minorHAnsi"/>
-                <w:kern w:val="2"/>
-                <w:sz w:val="20"/>
-                <w:szCs w:val="20"/>
-                <w:lang w:val="en-CA"/>
-                <w14:ligatures w14:val="standardContextual"/>
-              </w:rPr>
-              <w:t>{{</w:t>
-            </w:r>
-            <w:proofErr w:type="spellStart"/>
-            <w:r>
-              <w:rPr>
-                <w:rFonts w:asciiTheme="minorHAnsi" w:eastAsiaTheme="minorHAnsi" w:hAnsiTheme="minorHAnsi"/>
-                <w:kern w:val="2"/>
-                <w:sz w:val="20"/>
-                <w:szCs w:val="20"/>
-                <w:lang w:val="en-CA"/>
-                <w14:ligatures w14:val="standardContextual"/>
-              </w:rPr>
-              <w:t>FacilityName</w:t>
-            </w:r>
-            <w:proofErr w:type="spellEnd"/>
-            <w:r>
-              <w:rPr>
-                <w:rFonts w:asciiTheme="minorHAnsi" w:eastAsiaTheme="minorHAnsi" w:hAnsiTheme="minorHAnsi"/>
-                <w:kern w:val="2"/>
-                <w:sz w:val="20"/>
-                <w:szCs w:val="20"/>
-                <w:lang w:val="en-CA"/>
-                <w14:ligatures w14:val="standardContextual"/>
-              </w:rPr>
-              <w:t>}}</w:t>
-            </w:r>
-          </w:p>
-        </w:tc>
-        <w:tc>
-          <w:tcPr>
-            <w:tcW w:w="3510" w:type="dxa"/>
-            <w:gridSpan w:val="3"/>
-            <w:tcBorders>
-              <w:top w:val="single" w:sz="8" w:space="0" w:color="000000" w:themeColor="text1"/>
-              <w:left w:val="single" w:sz="8" w:space="0" w:color="000000" w:themeColor="text1"/>
-              <w:bottom w:val="single" w:sz="8" w:space="0" w:color="000000" w:themeColor="text1"/>
-              <w:right w:val="single" w:sz="8" w:space="0" w:color="000000" w:themeColor="text1"/>
-            </w:tcBorders>
-            <w:vAlign w:val="center"/>
-          </w:tcPr>
-          <w:p>
-            <w:pPr>
-              <w:spacing w:after="0" w:line="240" w:lineRule="auto"/>
-              <w:rPr>
-                <w:b/>
-                <w:sz w:val="22"/>
-                <w:szCs w:val="20"/>
-              </w:rPr>
-            </w:pPr>
-            <w:r>
-              <w:rPr>
-                <w:b/>
-                <w:sz w:val="22"/>
-                <w:szCs w:val="20"/>
-              </w:rPr>
-              <w:t>System Type:</w:t>
-            </w:r>
-          </w:p>
-          <w:p>
-            <w:pPr>
-              <w:spacing w:after="0" w:line="240" w:lineRule="auto"/>
-              <w:rPr>
-                <w:b/>
-                <w:sz w:val="22"/>
-                <w:szCs w:val="20"/>
-              </w:rPr>
-            </w:pPr>
-            <w:r>
-              <w:rPr>
-                <w:rFonts w:asciiTheme="minorHAnsi" w:eastAsiaTheme="minorHAnsi" w:hAnsiTheme="minorHAnsi"/>
-                <w:kern w:val="2"/>
-                <w:sz w:val="20"/>
-                <w:szCs w:val="20"/>
-                <w:lang w:val="en-CA"/>
-                <w14:ligatures w14:val="standardContextual"/>
-              </w:rPr>
-              <w:t>{{</w:t>
-            </w:r>
-            <w:proofErr w:type="spellStart"/>
-            <w:r>
-              <w:rPr>
-                <w:rFonts w:asciiTheme="minorHAnsi" w:eastAsiaTheme="minorHAnsi" w:hAnsiTheme="minorHAnsi"/>
-                <w:kern w:val="2"/>
-                <w:sz w:val="20"/>
-                <w:szCs w:val="20"/>
-                <w:lang w:val="en-CA"/>
-                <w14:ligatures w14:val="standardContextual"/>
-              </w:rPr>
-              <w:t>SystemType</w:t>
-            </w:r>
-            <w:proofErr w:type="spellEnd"/>
-            <w:r>
-              <w:rPr>
-                <w:rFonts w:asciiTheme="minorHAnsi" w:eastAsiaTheme="minorHAnsi" w:hAnsiTheme="minorHAnsi"/>
-                <w:kern w:val="2"/>
-                <w:sz w:val="20"/>
-                <w:szCs w:val="20"/>
-                <w:lang w:val="en-CA"/>
-                <w14:ligatures w14:val="standardContextual"/>
-              </w:rPr>
-              <w:t>}}</w:t>
-            </w:r>
-          </w:p>
-        </w:tc>
-        <w:tc>
-          <w:tcPr>
-            <w:tcW w:w="4150" w:type="dxa"/>
-            <w:tcBorders>
-              <w:top w:val="single" w:sz="8" w:space="0" w:color="000000" w:themeColor="text1"/>
-              <w:left w:val="single" w:sz="8" w:space="0" w:color="000000" w:themeColor="text1"/>
-              <w:bottom w:val="single" w:sz="8" w:space="0" w:color="000000" w:themeColor="text1"/>
-              <w:right w:val="single" w:sz="8" w:space="0" w:color="000000" w:themeColor="text1"/>
-            </w:tcBorders>
-            <w:tcMar>
-              <w:top w:w="55" w:type="dxa"/>
-              <w:left w:w="70" w:type="dxa"/>
-              <w:bottom w:w="55" w:type="dxa"/>
-              <w:right w:w="70" w:type="dxa"/>
-            </w:tcMar>
-            <w:vAlign w:val="center"/>
-          </w:tcPr>
-          <w:p>
-            <w:pPr>
-              <w:spacing w:after="0" w:line="240" w:lineRule="auto"/>
-              <w:rPr>
-                <w:b/>
-                <w:sz w:val="22"/>
-                <w:szCs w:val="20"/>
-              </w:rPr>
-            </w:pPr>
-          </w:p>
-          <w:p>
-            <w:pPr>
-              <w:spacing w:after="0" w:line="240" w:lineRule="auto"/>
-              <w:rPr>
-                <w:b/>
-                <w:bCs/>
-                <w:sz w:val="22"/>
-              </w:rPr>
-            </w:pPr>
-            <w:r>
-              <w:rPr>
-                <w:b/>
-                <w:bCs/>
-                <w:sz w:val="22"/>
-              </w:rPr>
-              <w:t>Population:</w:t>
-            </w:r>
-          </w:p>
-          <w:p>
-            <w:pPr>
-              <w:spacing w:after="0" w:line="240" w:lineRule="auto"/>
-              <w:rPr>
-                <w:b/>
-                <w:bCs/>
-                <w:sz w:val="22"/>
-              </w:rPr>
-            </w:pPr>
-            <w:r>
-              <w:rPr>
-                <w:rFonts w:asciiTheme="minorHAnsi" w:eastAsiaTheme="minorHAnsi" w:hAnsiTheme="minorHAnsi"/>
-                <w:kern w:val="2"/>
-                <w:sz w:val="20"/>
-                <w:szCs w:val="20"/>
-                <w:lang w:val="en-CA"/>
-                <w14:ligatures w14:val="standardContextual"/>
-              </w:rPr>
-              <w:t>{{</w:t>
-            </w:r>
-            <w:r>
-              <w:rPr>
-                <w:rFonts w:asciiTheme="minorHAnsi" w:eastAsiaTheme="minorHAnsi" w:hAnsiTheme="minorHAnsi"/>
-                <w:kern w:val="2"/>
-                <w:sz w:val="20"/>
-                <w:szCs w:val="20"/>
-                <w:lang w:val="en-CA"/>
-                <w14:ligatures w14:val="standardContextual"/>
-              </w:rPr>
-              <w:t>#IF_IsDrinkingWaterSystem</w:t>
-            </w:r>
-            <w:proofErr w:type="gramStart"/>
-            <w:r>
-              <w:rPr>
-                <w:rFonts w:asciiTheme="minorHAnsi" w:eastAsiaTheme="minorHAnsi" w:hAnsiTheme="minorHAnsi"/>
-                <w:kern w:val="2"/>
-                <w:sz w:val="20"/>
-                <w:szCs w:val="20"/>
-                <w:lang w:val="en-CA"/>
-                <w14:ligatures w14:val="standardContextual"/>
-              </w:rPr>
-              <w:t>}}{</w:t>
-            </w:r>
-            <w:proofErr w:type="gramEnd"/>
-            <w:r>
-              <w:rPr>
-                <w:rFonts w:asciiTheme="minorHAnsi" w:eastAsiaTheme="minorHAnsi" w:hAnsiTheme="minorHAnsi"/>
-                <w:kern w:val="2"/>
-                <w:sz w:val="20"/>
-                <w:szCs w:val="20"/>
-                <w:lang w:val="en-CA"/>
-                <w14:ligatures w14:val="standardContextual"/>
-              </w:rPr>
-              <w:t>{</w:t>
-            </w:r>
-            <w:r>
-              <w:rPr>
-                <w:rFonts w:asciiTheme="minorHAnsi" w:eastAsiaTheme="minorHAnsi" w:hAnsiTheme="minorHAnsi"/>
-                <w:kern w:val="2"/>
-                <w:sz w:val="20"/>
-                <w:szCs w:val="20"/>
-                <w:lang w:val="en-CA"/>
-                <w14:ligatures w14:val="standardContextual"/>
-              </w:rPr>
-              <w:t>FacilityPopulationServedper24hrs</w:t>
-            </w:r>
-            <w:proofErr w:type="gramStart"/>
-            <w:r>
-              <w:rPr>
-                <w:rFonts w:asciiTheme="minorHAnsi" w:eastAsiaTheme="minorHAnsi" w:hAnsiTheme="minorHAnsi"/>
-                <w:kern w:val="2"/>
-                <w:sz w:val="20"/>
-                <w:szCs w:val="20"/>
-                <w:lang w:val="en-CA"/>
-                <w14:ligatures w14:val="standardContextual"/>
-              </w:rPr>
-              <w:t>}}{</w:t>
-            </w:r>
-            <w:proofErr w:type="gramEnd"/>
-            <w:r>
-              <w:rPr>
-                <w:rFonts w:asciiTheme="minorHAnsi" w:eastAsiaTheme="minorHAnsi" w:hAnsiTheme="minorHAnsi"/>
-                <w:kern w:val="2"/>
-                <w:sz w:val="20"/>
-                <w:szCs w:val="20"/>
-                <w:lang w:val="en-CA"/>
-                <w14:ligatures w14:val="standardContextual"/>
-              </w:rPr>
-              <w:t>{</w:t>
-            </w:r>
-            <w:r>
-              <w:rPr>
-                <w:rFonts w:asciiTheme="minorHAnsi" w:eastAsiaTheme="minorHAnsi" w:hAnsiTheme="minorHAnsi"/>
-                <w:kern w:val="2"/>
-                <w:sz w:val="20"/>
-                <w:szCs w:val="20"/>
-                <w:lang w:val="en-CA"/>
-                <w14:ligatures w14:val="standardContextual"/>
-              </w:rPr>
-              <w:t>/IF_IsDrinkingWaterSystem</w:t>
-            </w:r>
-            <w:r>
-              <w:rPr>
-                <w:rFonts w:asciiTheme="minorHAnsi" w:eastAsiaTheme="minorHAnsi" w:hAnsiTheme="minorHAnsi"/>
-                <w:kern w:val="2"/>
-                <w:sz w:val="20"/>
-                <w:szCs w:val="20"/>
-                <w:lang w:val="en-CA"/>
-                <w14:ligatures w14:val="standardContextual"/>
-              </w:rPr>
-              <w:t>}}</w:t>
-            </w:r>
-          </w:p>
-        </w:tc>
-      </w:tr>
-      <w:tr>
-        <w:trPr>
-          <w:trHeight w:val="861"/>
-          <w:jc w:val="center"/>
-        </w:trPr>
-        <w:tc>
-          <w:tcPr>
-            <w:tcW w:w="3770" w:type="dxa"/>
-            <w:tcBorders>
-              <w:top w:val="single" w:sz="8" w:space="0" w:color="000000" w:themeColor="text1"/>
-              <w:left w:val="single" w:sz="8" w:space="0" w:color="000000" w:themeColor="text1"/>
-              <w:bottom w:val="single" w:sz="8" w:space="0" w:color="000000" w:themeColor="text1"/>
-              <w:right w:val="single" w:sz="8" w:space="0" w:color="000000" w:themeColor="text1"/>
-            </w:tcBorders>
-            <w:tcMar>
-              <w:top w:w="55" w:type="dxa"/>
-              <w:left w:w="70" w:type="dxa"/>
-              <w:bottom w:w="55" w:type="dxa"/>
-              <w:right w:w="70" w:type="dxa"/>
-            </w:tcMar>
-            <w:vAlign w:val="center"/>
-          </w:tcPr>
-          <w:p>
-            <w:pPr>
-              <w:spacing w:after="0" w:line="240" w:lineRule="auto"/>
-              <w:rPr>
-                <w:b/>
-                <w:sz w:val="22"/>
-                <w:szCs w:val="20"/>
-              </w:rPr>
-            </w:pPr>
-            <w:r>
-              <w:rPr>
-                <w:b/>
-                <w:sz w:val="22"/>
-                <w:szCs w:val="20"/>
-              </w:rPr>
-              <w:t xml:space="preserve">Site Name: </w:t>
-            </w:r>
-          </w:p>
-          <w:p>
-            <w:pPr>
-              <w:spacing w:after="0" w:line="240" w:lineRule="auto"/>
-              <w:rPr>
-                <w:b/>
-                <w:sz w:val="22"/>
-                <w:szCs w:val="20"/>
-              </w:rPr>
-            </w:pPr>
-            <w:r>
-              <w:rPr>
-                <w:rFonts w:asciiTheme="minorHAnsi" w:eastAsiaTheme="minorHAnsi" w:hAnsiTheme="minorHAnsi"/>
-                <w:kern w:val="2"/>
-                <w:sz w:val="20"/>
-                <w:szCs w:val="20"/>
-                <w:lang w:val="en-CA"/>
-                <w14:ligatures w14:val="standardContextual"/>
-              </w:rPr>
-              <w:t>{{</w:t>
-            </w:r>
-            <w:proofErr w:type="spellStart"/>
-            <w:r>
-              <w:rPr>
-                <w:rFonts w:asciiTheme="minorHAnsi" w:eastAsiaTheme="minorHAnsi" w:hAnsiTheme="minorHAnsi"/>
-                <w:kern w:val="2"/>
-                <w:sz w:val="20"/>
-                <w:szCs w:val="20"/>
-                <w:lang w:val="en-CA"/>
-                <w14:ligatures w14:val="standardContextual"/>
-              </w:rPr>
-              <w:t>SiteName</w:t>
-            </w:r>
-            <w:proofErr w:type="spellEnd"/>
-            <w:r>
-              <w:rPr>
-                <w:rFonts w:asciiTheme="minorHAnsi" w:eastAsiaTheme="minorHAnsi" w:hAnsiTheme="minorHAnsi"/>
-                <w:kern w:val="2"/>
-                <w:sz w:val="20"/>
-                <w:szCs w:val="20"/>
-                <w:lang w:val="en-CA"/>
-                <w14:ligatures w14:val="standardContextual"/>
-              </w:rPr>
-              <w:t>}}</w:t>
-            </w:r>
-          </w:p>
-        </w:tc>
-        <w:tc>
-          <w:tcPr>
-            <w:tcW w:w="3510" w:type="dxa"/>
-            <w:gridSpan w:val="3"/>
-            <w:tcBorders>
-              <w:top w:val="single" w:sz="8" w:space="0" w:color="000000" w:themeColor="text1"/>
-              <w:left w:val="single" w:sz="8" w:space="0" w:color="000000" w:themeColor="text1"/>
-              <w:bottom w:val="single" w:sz="8" w:space="0" w:color="000000" w:themeColor="text1"/>
-              <w:right w:val="single" w:sz="8" w:space="0" w:color="000000" w:themeColor="text1"/>
-            </w:tcBorders>
-            <w:tcMar>
-              <w:top w:w="55" w:type="dxa"/>
-              <w:left w:w="70" w:type="dxa"/>
-              <w:bottom w:w="55" w:type="dxa"/>
-              <w:right w:w="70" w:type="dxa"/>
-            </w:tcMar>
-            <w:vAlign w:val="center"/>
-          </w:tcPr>
-          <w:p>
-            <w:pPr>
-              <w:spacing w:after="0" w:line="240" w:lineRule="auto"/>
-              <w:rPr>
-                <w:b/>
-                <w:sz w:val="22"/>
-                <w:szCs w:val="20"/>
-              </w:rPr>
-            </w:pPr>
-            <w:r>
-              <w:rPr>
-                <w:b/>
-                <w:sz w:val="22"/>
-                <w:szCs w:val="20"/>
-              </w:rPr>
-              <w:t>Site Address:</w:t>
-            </w:r>
-          </w:p>
-          <w:p>
-            <w:pPr>
-              <w:spacing w:after="0" w:line="240" w:lineRule="auto"/>
-              <w:rPr>
-                <w:bCs/>
-                <w:sz w:val="22"/>
-                <w:szCs w:val="20"/>
-              </w:rPr>
-            </w:pPr>
-            <w:r>
-              <w:rPr>
-                <w:rFonts w:asciiTheme="minorHAnsi" w:eastAsiaTheme="minorHAnsi" w:hAnsiTheme="minorHAnsi"/>
-                <w:kern w:val="2"/>
-                <w:sz w:val="20"/>
-                <w:szCs w:val="20"/>
-                <w:lang w:val="en-CA"/>
-                <w14:ligatures w14:val="standardContextual"/>
-              </w:rPr>
-              <w:t>{{</w:t>
-            </w:r>
-            <w:proofErr w:type="spellStart"/>
-            <w:r>
-              <w:rPr>
-                <w:rFonts w:asciiTheme="minorHAnsi" w:eastAsiaTheme="minorHAnsi" w:hAnsiTheme="minorHAnsi"/>
-                <w:kern w:val="2"/>
-                <w:sz w:val="20"/>
-                <w:szCs w:val="20"/>
-                <w:lang w:val="en-CA"/>
-                <w14:ligatures w14:val="standardContextual"/>
-              </w:rPr>
-              <w:t>SiteAddress</w:t>
-            </w:r>
-            <w:proofErr w:type="spellEnd"/>
-            <w:r>
-              <w:rPr>
-                <w:rFonts w:asciiTheme="minorHAnsi" w:eastAsiaTheme="minorHAnsi" w:hAnsiTheme="minorHAnsi"/>
-                <w:kern w:val="2"/>
-                <w:sz w:val="20"/>
-                <w:szCs w:val="20"/>
-                <w:lang w:val="en-CA"/>
-                <w14:ligatures w14:val="standardContextual"/>
-              </w:rPr>
-              <w:t>}}</w:t>
-            </w:r>
-          </w:p>
-        </w:tc>
-        <w:tc>
-          <w:tcPr>
-            <w:tcW w:w="4150" w:type="dxa"/>
-            <w:tcBorders>
-              <w:top w:val="single" w:sz="8" w:space="0" w:color="000000" w:themeColor="text1"/>
-              <w:left w:val="single" w:sz="8" w:space="0" w:color="000000" w:themeColor="text1"/>
-              <w:bottom w:val="single" w:sz="8" w:space="0" w:color="000000" w:themeColor="text1"/>
-              <w:right w:val="single" w:sz="8" w:space="0" w:color="000000" w:themeColor="text1"/>
-            </w:tcBorders>
-            <w:tcMar>
-              <w:top w:w="55" w:type="dxa"/>
-              <w:left w:w="70" w:type="dxa"/>
-              <w:bottom w:w="55" w:type="dxa"/>
-              <w:right w:w="70" w:type="dxa"/>
-            </w:tcMar>
-            <w:vAlign w:val="center"/>
-          </w:tcPr>
-          <w:p>
-            <w:pPr>
-              <w:spacing w:after="0" w:line="240" w:lineRule="auto"/>
-              <w:rPr>
-                <w:b/>
-                <w:sz w:val="22"/>
-                <w:szCs w:val="20"/>
-              </w:rPr>
-            </w:pPr>
-            <w:r>
-              <w:rPr>
-                <w:b/>
-                <w:sz w:val="22"/>
-                <w:szCs w:val="20"/>
-              </w:rPr>
-              <w:t>Site Type:</w:t>
-            </w:r>
-          </w:p>
-          <w:p>
-            <w:pPr>
-              <w:spacing w:after="0" w:line="240" w:lineRule="auto"/>
-              <w:rPr>
-                <w:sz w:val="22"/>
-                <w:szCs w:val="20"/>
-              </w:rPr>
-            </w:pPr>
-            <w:r>
-              <w:rPr>
-                <w:rFonts w:asciiTheme="minorHAnsi" w:eastAsiaTheme="minorHAnsi" w:hAnsiTheme="minorHAnsi"/>
-                <w:kern w:val="2"/>
-                <w:sz w:val="20"/>
-                <w:szCs w:val="20"/>
-                <w:lang w:val="en-CA"/>
-                <w14:ligatures w14:val="standardContextual"/>
-              </w:rPr>
-              <w:t>{{</w:t>
-            </w:r>
-            <w:proofErr w:type="spellStart"/>
-            <w:r>
-              <w:rPr>
-                <w:rFonts w:asciiTheme="minorHAnsi" w:eastAsiaTheme="minorHAnsi" w:hAnsiTheme="minorHAnsi"/>
-                <w:kern w:val="2"/>
-                <w:sz w:val="20"/>
-                <w:szCs w:val="20"/>
-                <w:lang w:val="en-CA"/>
-                <w14:ligatures w14:val="standardContextual"/>
-              </w:rPr>
-              <w:t>SiteType</w:t>
-            </w:r>
-            <w:proofErr w:type="spellEnd"/>
-            <w:r>
-              <w:rPr>
-                <w:rFonts w:asciiTheme="minorHAnsi" w:eastAsiaTheme="minorHAnsi" w:hAnsiTheme="minorHAnsi"/>
-                <w:kern w:val="2"/>
-                <w:sz w:val="20"/>
-                <w:szCs w:val="20"/>
-                <w:lang w:val="en-CA"/>
-                <w14:ligatures w14:val="standardContextual"/>
-              </w:rPr>
-              <w:t>}}</w:t>
-            </w:r>
-          </w:p>
-        </w:tc>
-      </w:tr>
-      <w:tr>
-        <w:trPr>
-          <w:trHeight w:val="1041"/>
-          <w:jc w:val="center"/>
-        </w:trPr>
-        <w:tc>
-          <w:tcPr>
-            <w:tcW w:w="3770" w:type="dxa"/>
-            <w:tcBorders>
-              <w:top w:val="single" w:sz="8" w:space="0" w:color="000000" w:themeColor="text1"/>
-              <w:left w:val="single" w:sz="8" w:space="0" w:color="000000" w:themeColor="text1"/>
-              <w:bottom w:val="single" w:sz="8" w:space="0" w:color="000000" w:themeColor="text1"/>
-              <w:right w:val="single" w:sz="8" w:space="0" w:color="000000" w:themeColor="text1"/>
-            </w:tcBorders>
-            <w:tcMar>
-              <w:top w:w="55" w:type="dxa"/>
-              <w:left w:w="70" w:type="dxa"/>
-              <w:bottom w:w="55" w:type="dxa"/>
-              <w:right w:w="70" w:type="dxa"/>
-            </w:tcMar>
-            <w:vAlign w:val="center"/>
-          </w:tcPr>
-          <w:p>
-            <w:pPr>
-              <w:spacing w:after="0" w:line="240" w:lineRule="auto"/>
-              <w:rPr>
-                <w:b/>
-                <w:sz w:val="22"/>
-                <w:szCs w:val="20"/>
-              </w:rPr>
-            </w:pPr>
-            <w:r>
-              <w:rPr>
-                <w:b/>
-                <w:sz w:val="22"/>
-                <w:szCs w:val="20"/>
-              </w:rPr>
-              <w:t xml:space="preserve">Free Chlorine Residual: </w:t>
-            </w:r>
-          </w:p>
-          <w:p>
-            <w:pPr>
-              <w:spacing w:after="0" w:line="240" w:lineRule="auto"/>
-              <w:rPr>
-                <w:rFonts w:asciiTheme="minorHAnsi" w:eastAsiaTheme="minorEastAsia" w:hAnsiTheme="minorHAnsi"/>
-                <w:color w:val="9BBB59" w:themeColor="accent3"/>
-                <w:sz w:val="22"/>
-              </w:rPr>
-            </w:pPr>
-          </w:p>
-        </w:tc>
-        <w:tc>
-          <w:tcPr>
-            <w:tcW w:w="3510" w:type="dxa"/>
-            <w:gridSpan w:val="3"/>
-            <w:tcBorders>
-              <w:top w:val="single" w:sz="8" w:space="0" w:color="000000" w:themeColor="text1"/>
-              <w:left w:val="single" w:sz="8" w:space="0" w:color="000000" w:themeColor="text1"/>
-              <w:bottom w:val="single" w:sz="8" w:space="0" w:color="000000" w:themeColor="text1"/>
-              <w:right w:val="single" w:sz="8" w:space="0" w:color="000000" w:themeColor="text1"/>
-            </w:tcBorders>
-            <w:tcMar>
-              <w:top w:w="55" w:type="dxa"/>
-              <w:left w:w="70" w:type="dxa"/>
-              <w:bottom w:w="55" w:type="dxa"/>
-              <w:right w:w="70" w:type="dxa"/>
-            </w:tcMar>
-            <w:vAlign w:val="center"/>
-          </w:tcPr>
-          <w:p>
-            <w:pPr>
-              <w:spacing w:after="0" w:line="240" w:lineRule="auto"/>
-              <w:rPr>
-                <w:b/>
-                <w:bCs/>
-                <w:sz w:val="22"/>
-              </w:rPr>
-            </w:pPr>
-            <w:r>
-              <w:rPr>
-                <w:b/>
-                <w:bCs/>
-                <w:sz w:val="22"/>
-              </w:rPr>
-              <w:t xml:space="preserve">pH: </w:t>
-            </w:r>
-          </w:p>
-          <w:p>
-            <w:pPr>
-              <w:spacing w:after="0" w:line="240" w:lineRule="auto"/>
-              <w:rPr>
-                <w:rFonts w:asciiTheme="minorHAnsi" w:eastAsiaTheme="minorEastAsia" w:hAnsiTheme="minorHAnsi"/>
-                <w:color w:val="9ABB59"/>
-                <w:sz w:val="22"/>
-              </w:rPr>
-            </w:pPr>
-          </w:p>
-        </w:tc>
-        <w:tc>
-          <w:tcPr>
-            <w:tcW w:w="4150" w:type="dxa"/>
-            <w:tcBorders>
-              <w:top w:val="single" w:sz="8" w:space="0" w:color="000000" w:themeColor="text1"/>
-              <w:left w:val="single" w:sz="8" w:space="0" w:color="000000" w:themeColor="text1"/>
-              <w:bottom w:val="single" w:sz="8" w:space="0" w:color="000000" w:themeColor="text1"/>
-              <w:right w:val="single" w:sz="8" w:space="0" w:color="000000" w:themeColor="text1"/>
-            </w:tcBorders>
-            <w:tcMar>
-              <w:top w:w="55" w:type="dxa"/>
-              <w:left w:w="70" w:type="dxa"/>
-              <w:bottom w:w="55" w:type="dxa"/>
-              <w:right w:w="70" w:type="dxa"/>
-            </w:tcMar>
-            <w:vAlign w:val="center"/>
-          </w:tcPr>
-          <w:p>
-            <w:pPr>
-              <w:spacing w:after="0" w:line="240" w:lineRule="auto"/>
-              <w:rPr>
-                <w:b/>
-                <w:bCs/>
-                <w:sz w:val="22"/>
-              </w:rPr>
-            </w:pPr>
-            <w:r>
-              <w:rPr>
-                <w:rFonts w:asciiTheme="minorHAnsi" w:eastAsiaTheme="minorEastAsia" w:hAnsiTheme="minorHAnsi"/>
-                <w:b/>
-                <w:bCs/>
-                <w:sz w:val="22"/>
-              </w:rPr>
-              <w:t>Turbidity:</w:t>
-            </w:r>
-          </w:p>
-          <w:p>
-            <w:pPr>
-              <w:spacing w:after="0" w:line="240" w:lineRule="auto"/>
-              <w:rPr>
-                <w:rFonts w:asciiTheme="minorHAnsi" w:eastAsiaTheme="minorEastAsia" w:hAnsiTheme="minorHAnsi"/>
-                <w:color w:val="9BBB59" w:themeColor="accent3"/>
-                <w:sz w:val="22"/>
-              </w:rPr>
-            </w:pPr>
-          </w:p>
-        </w:tc>
-      </w:tr>
-      <w:tr>
-        <w:trPr>
-          <w:trHeight w:val="987"/>
-          <w:jc w:val="center"/>
-        </w:trPr>
-        <w:tc>
-          <w:tcPr>
-            <w:tcW w:w="11430" w:type="dxa"/>
-            <w:gridSpan w:val="5"/>
-            <w:tcBorders>
-              <w:top w:val="single" w:sz="8" w:space="0" w:color="000000" w:themeColor="text1"/>
-              <w:left w:val="single" w:sz="8" w:space="0" w:color="000000" w:themeColor="text1"/>
-              <w:bottom w:val="single" w:sz="8" w:space="0" w:color="000000" w:themeColor="text1"/>
-              <w:right w:val="single" w:sz="8" w:space="0" w:color="000000" w:themeColor="text1"/>
-            </w:tcBorders>
-            <w:tcMar>
-              <w:top w:w="55" w:type="dxa"/>
-              <w:left w:w="70" w:type="dxa"/>
-              <w:bottom w:w="55" w:type="dxa"/>
-              <w:right w:w="70" w:type="dxa"/>
-            </w:tcMar>
-            <w:vAlign w:val="center"/>
-          </w:tcPr>
-          <w:p>
-            <w:pPr>
-              <w:spacing w:before="240" w:line="360" w:lineRule="auto"/>
-              <w:jc w:val="center"/>
-              <w:rPr>
                 <w:color w:val="000000"/>
-                <w:sz w:val="36"/>
-                <w:szCs w:val="36"/>
-              </w:rPr>
-            </w:pPr>
-            <w:r>
-              <w:rPr>
-                <w:color w:val="000000"/>
-                <w:sz w:val="36"/>
-                <w:szCs w:val="36"/>
-              </w:rPr>
-              <w:t>{{</w:t>
-            </w:r>
-            <w:proofErr w:type="spellStart"/>
-            <w:r>
-              <w:rPr>
-                <w:color w:val="000000"/>
-                <w:sz w:val="36"/>
-                <w:szCs w:val="36"/>
-              </w:rPr>
-              <w:t>IMG_BarcodeImage</w:t>
-            </w:r>
-            <w:proofErr w:type="spellEnd"/>
-            <w:r>
-              <w:rPr>
-                <w:color w:val="000000"/>
-                <w:sz w:val="36"/>
-                <w:szCs w:val="36"/>
-              </w:rPr>
-              <w:t>}}</w:t>
-            </w:r>
-          </w:p>
-        </w:tc>
-      </w:tr>
-      <w:tr>
-        <w:trPr>
-          <w:trHeight w:val="501"/>
-          <w:jc w:val="center"/>
-        </w:trPr>
-        <w:tc>
-          <w:tcPr>
-            <w:tcW w:w="11430" w:type="dxa"/>
-            <w:gridSpan w:val="5"/>
-            <w:tcBorders>
-              <w:top w:val="single" w:sz="8" w:space="0" w:color="000000" w:themeColor="text1"/>
-              <w:left w:val="single" w:sz="8" w:space="0" w:color="000000" w:themeColor="text1"/>
-              <w:bottom w:val="single" w:sz="8" w:space="0" w:color="000000" w:themeColor="text1"/>
-              <w:right w:val="single" w:sz="8" w:space="0" w:color="000000" w:themeColor="text1"/>
-            </w:tcBorders>
-            <w:tcMar>
-              <w:top w:w="55" w:type="dxa"/>
-              <w:left w:w="70" w:type="dxa"/>
-              <w:bottom w:w="55" w:type="dxa"/>
-              <w:right w:w="70" w:type="dxa"/>
-            </w:tcMar>
-            <w:vAlign w:val="center"/>
-          </w:tcPr>
-          <w:p>
-            <w:pPr>
-              <w:spacing w:after="0" w:line="240" w:lineRule="auto"/>
-              <w:rPr>
-                <w:color w:val="C00000"/>
-                <w:sz w:val="22"/>
-              </w:rPr>
-            </w:pPr>
-            <w:r>
-              <w:rPr>
-                <w:b/>
-                <w:bCs/>
-                <w:sz w:val="22"/>
-              </w:rPr>
-              <w:t xml:space="preserve">Sample Submitted for </w:t>
-            </w:r>
-            <w:proofErr w:type="gramStart"/>
-            <w:r>
-              <w:rPr>
-                <w:b/>
-                <w:bCs/>
-                <w:sz w:val="22"/>
-              </w:rPr>
-              <w:t>Purpose:</w:t>
-            </w:r>
-            <w:r>
-              <w:rPr>
-                <w:b/>
-                <w:bCs/>
-                <w:sz w:val="22"/>
-              </w:rPr>
-              <w:t xml:space="preserve"> </w:t>
-            </w:r>
-            <w:r>
-              <w:rPr>
-                <w:rFonts w:asciiTheme="minorHAnsi" w:eastAsiaTheme="minorHAnsi" w:hAnsiTheme="minorHAnsi"/>
-                <w:kern w:val="2"/>
-                <w:sz w:val="20"/>
-                <w:szCs w:val="20"/>
-                <w:lang w:val="en-CA"/>
-                <w14:ligatures w14:val="standardContextual"/>
-              </w:rPr>
-              <w:t>{{</w:t>
-            </w:r>
-            <w:proofErr w:type="spellStart"/>
-            <w:proofErr w:type="gramEnd"/>
-            <w:r>
-              <w:rPr>
-                <w:rFonts w:asciiTheme="minorHAnsi" w:eastAsiaTheme="minorHAnsi" w:hAnsiTheme="minorHAnsi"/>
-                <w:kern w:val="2"/>
-                <w:sz w:val="20"/>
-                <w:szCs w:val="20"/>
-                <w:lang w:val="en-CA"/>
-                <w14:ligatures w14:val="standardContextual"/>
-              </w:rPr>
-              <w:t>SampleReason</w:t>
-            </w:r>
-            <w:proofErr w:type="spellEnd"/>
-            <w:r>
-              <w:rPr>
-                <w:rFonts w:asciiTheme="minorHAnsi" w:eastAsiaTheme="minorHAnsi" w:hAnsiTheme="minorHAnsi"/>
-                <w:kern w:val="2"/>
-                <w:sz w:val="20"/>
-                <w:szCs w:val="20"/>
-                <w:lang w:val="en-CA"/>
-                <w14:ligatures w14:val="standardContextual"/>
-              </w:rPr>
-              <w:t>}}</w:t>
-            </w:r>
-            <w:r>
-              <w:rPr>
-                <w:b/>
-                <w:bCs/>
-                <w:sz w:val="22"/>
-              </w:rPr>
-              <w:t xml:space="preserve"> </w:t>
-            </w:r>
-          </w:p>
-        </w:tc>
-      </w:tr>
-      <w:tr>
-        <w:trPr>
-          <w:trHeight w:val="501"/>
-          <w:jc w:val="center"/>
-        </w:trPr>
-        <w:tc>
-          <w:tcPr>
-            <w:tcW w:w="11430" w:type="dxa"/>
-            <w:gridSpan w:val="5"/>
-            <w:tcBorders>
-              <w:top w:val="single" w:sz="8" w:space="0" w:color="000000" w:themeColor="text1"/>
-              <w:left w:val="single" w:sz="8" w:space="0" w:color="000000" w:themeColor="text1"/>
-              <w:bottom w:val="single" w:sz="8" w:space="0" w:color="000000" w:themeColor="text1"/>
-              <w:right w:val="single" w:sz="8" w:space="0" w:color="000000" w:themeColor="text1"/>
-            </w:tcBorders>
-            <w:tcMar>
-              <w:top w:w="55" w:type="dxa"/>
-              <w:left w:w="70" w:type="dxa"/>
-              <w:bottom w:w="55" w:type="dxa"/>
-              <w:right w:w="70" w:type="dxa"/>
-            </w:tcMar>
-            <w:vAlign w:val="center"/>
-          </w:tcPr>
-          <w:p>
-            <w:pPr>
-              <w:spacing w:after="0" w:line="240" w:lineRule="auto"/>
-              <w:rPr>
-                <w:sz w:val="22"/>
-                <w:szCs w:val="20"/>
-              </w:rPr>
-            </w:pPr>
-            <w:r>
-              <w:rPr>
-                <w:b/>
-                <w:sz w:val="22"/>
-                <w:szCs w:val="20"/>
-              </w:rPr>
-              <w:t>Is the Water System on Boil Advisory</w:t>
-            </w:r>
-            <w:r>
-              <w:rPr>
-                <w:b/>
-                <w:sz w:val="22"/>
-                <w:szCs w:val="20"/>
-              </w:rPr>
-              <w:t>?</w:t>
-            </w:r>
-            <w:r>
-              <w:rPr>
-                <w:b/>
-                <w:sz w:val="22"/>
-                <w:szCs w:val="20"/>
-              </w:rPr>
-              <w:t xml:space="preserve"> </w:t>
-            </w:r>
-            <w:r>
-              <w:rPr>
-                <w:rFonts w:asciiTheme="minorHAnsi" w:eastAsiaTheme="minorHAnsi" w:hAnsiTheme="minorHAnsi"/>
-                <w:kern w:val="2"/>
-                <w:sz w:val="20"/>
-                <w:szCs w:val="20"/>
-                <w:lang w:val="en-CA"/>
-                <w14:ligatures w14:val="standardContextual"/>
-              </w:rPr>
-              <w:t>{{</w:t>
-            </w:r>
-            <w:r>
-              <w:rPr>
-                <w:rFonts w:asciiTheme="minorHAnsi" w:eastAsiaTheme="minorHAnsi" w:hAnsiTheme="minorHAnsi"/>
-                <w:kern w:val="2"/>
-                <w:sz w:val="20"/>
-                <w:szCs w:val="20"/>
-                <w:lang w:val="en-CA"/>
-                <w14:ligatures w14:val="standardContextual"/>
-              </w:rPr>
-              <w:t>#</w:t>
-            </w:r>
-            <w:r>
-              <w:rPr>
-                <w:rFonts w:asciiTheme="minorHAnsi" w:eastAsiaTheme="minorHAnsi" w:hAnsiTheme="minorHAnsi"/>
-                <w:kern w:val="2"/>
-                <w:sz w:val="20"/>
-                <w:szCs w:val="20"/>
-                <w:lang w:val="en-CA"/>
-                <w14:ligatures w14:val="standardContextual"/>
-              </w:rPr>
-              <w:t>IF_IsDrinkingWaterSystem</w:t>
-            </w:r>
-            <w:proofErr w:type="gramStart"/>
-            <w:r>
-              <w:rPr>
-                <w:rFonts w:asciiTheme="minorHAnsi" w:eastAsiaTheme="minorHAnsi" w:hAnsiTheme="minorHAnsi"/>
-                <w:kern w:val="2"/>
-                <w:sz w:val="20"/>
-                <w:szCs w:val="20"/>
-                <w:lang w:val="en-CA"/>
-                <w14:ligatures w14:val="standardContextual"/>
-              </w:rPr>
-              <w:t>}}{</w:t>
-            </w:r>
-            <w:proofErr w:type="gramEnd"/>
-            <w:r>
-              <w:rPr>
-                <w:rFonts w:asciiTheme="minorHAnsi" w:eastAsiaTheme="minorHAnsi" w:hAnsiTheme="minorHAnsi"/>
-                <w:kern w:val="2"/>
-                <w:sz w:val="20"/>
-                <w:szCs w:val="20"/>
-                <w:lang w:val="en-CA"/>
-                <w14:ligatures w14:val="standardContextual"/>
-              </w:rPr>
-              <w:t>{BoilAdvisory</w:t>
-            </w:r>
-            <w:proofErr w:type="gramStart"/>
-            <w:r>
-              <w:rPr>
-                <w:rFonts w:asciiTheme="minorHAnsi" w:eastAsiaTheme="minorHAnsi" w:hAnsiTheme="minorHAnsi"/>
-                <w:kern w:val="2"/>
-                <w:sz w:val="20"/>
-                <w:szCs w:val="20"/>
-                <w:lang w:val="en-CA"/>
-                <w14:ligatures w14:val="standardContextual"/>
-              </w:rPr>
-              <w:t>}}{</w:t>
-            </w:r>
-            <w:proofErr w:type="gramEnd"/>
-            <w:r>
-              <w:rPr>
-                <w:rFonts w:asciiTheme="minorHAnsi" w:eastAsiaTheme="minorHAnsi" w:hAnsiTheme="minorHAnsi"/>
-                <w:kern w:val="2"/>
-                <w:sz w:val="20"/>
-                <w:szCs w:val="20"/>
-                <w:lang w:val="en-CA"/>
-                <w14:ligatures w14:val="standardContextual"/>
-              </w:rPr>
-              <w:t>{/IF_IsDrinkingWaterSystem</w:t>
-            </w:r>
-            <w:proofErr w:type="gramStart"/>
-            <w:r>
-              <w:rPr>
-                <w:rFonts w:asciiTheme="minorHAnsi" w:eastAsiaTheme="minorHAnsi" w:hAnsiTheme="minorHAnsi"/>
-                <w:kern w:val="2"/>
-                <w:sz w:val="20"/>
-                <w:szCs w:val="20"/>
-                <w:lang w:val="en-CA"/>
-                <w14:ligatures w14:val="standardContextual"/>
-              </w:rPr>
-              <w:t>}}</w:t>
-            </w:r>
-            <w:r>
-              <w:rPr>
-                <w:color w:val="C00000"/>
-                <w:sz w:val="22"/>
-                <w:szCs w:val="20"/>
-              </w:rPr>
-              <w:t xml:space="preserve">   </w:t>
-            </w:r>
-            <w:proofErr w:type="gramEnd"/>
-            <w:r>
-              <w:rPr>
-                <w:color w:val="C00000"/>
-                <w:sz w:val="22"/>
-                <w:szCs w:val="20"/>
-              </w:rPr>
-              <w:t xml:space="preserve">            </w:t>
-            </w:r>
-            <w:r>
-              <w:rPr>
-                <w:b/>
-                <w:sz w:val="22"/>
-                <w:szCs w:val="20"/>
-              </w:rPr>
-              <w:t xml:space="preserve">       </w:t>
-            </w:r>
-          </w:p>
-        </w:tc>
-      </w:tr>
-      <w:tr>
-        <w:trPr>
-          <w:trHeight w:val="726"/>
-          <w:jc w:val="center"/>
-        </w:trPr>
-        <w:tc>
-          <w:tcPr>
-            <w:tcW w:w="5290" w:type="dxa"/>
-            <w:gridSpan w:val="2"/>
-            <w:tcBorders>
-              <w:top w:val="single" w:sz="8" w:space="0" w:color="000000" w:themeColor="text1"/>
-              <w:left w:val="single" w:sz="8" w:space="0" w:color="000000" w:themeColor="text1"/>
-              <w:bottom w:val="single" w:sz="8" w:space="0" w:color="000000" w:themeColor="text1"/>
-              <w:right w:val="single" w:sz="8" w:space="0" w:color="000000" w:themeColor="text1"/>
-            </w:tcBorders>
-            <w:tcMar>
-              <w:top w:w="55" w:type="dxa"/>
-              <w:left w:w="70" w:type="dxa"/>
-              <w:bottom w:w="55" w:type="dxa"/>
-              <w:right w:w="70" w:type="dxa"/>
-            </w:tcMar>
-            <w:vAlign w:val="center"/>
-          </w:tcPr>
-          <w:p>
-            <w:pPr>
-              <w:spacing w:after="0" w:line="240" w:lineRule="auto"/>
-              <w:rPr>
-                <w:sz w:val="22"/>
-                <w:szCs w:val="20"/>
-              </w:rPr>
-            </w:pPr>
-            <w:r>
-              <w:rPr>
-                <w:b/>
-                <w:sz w:val="22"/>
-                <w:szCs w:val="20"/>
-              </w:rPr>
-              <w:t xml:space="preserve">Health Unit to Receive Report: </w:t>
-            </w:r>
-            <w:r>
-              <w:rPr>
-                <w:b/>
-                <w:sz w:val="22"/>
-                <w:szCs w:val="20"/>
-              </w:rPr>
-              <w:br/>
-            </w:r>
-            <w:r>
-              <w:rPr>
-                <w:rFonts w:asciiTheme="minorHAnsi" w:eastAsiaTheme="minorHAnsi" w:hAnsiTheme="minorHAnsi"/>
-                <w:kern w:val="2"/>
-                <w:sz w:val="20"/>
-                <w:szCs w:val="20"/>
-                <w:lang w:val="en-CA"/>
-                <w14:ligatures w14:val="standardContextual"/>
-              </w:rPr>
-              <w:t>{{</w:t>
-            </w:r>
-            <w:proofErr w:type="spellStart"/>
-            <w:r>
-              <w:rPr>
-                <w:rFonts w:asciiTheme="minorHAnsi" w:eastAsiaTheme="minorHAnsi" w:hAnsiTheme="minorHAnsi"/>
-                <w:kern w:val="2"/>
-                <w:sz w:val="20"/>
-                <w:szCs w:val="20"/>
-                <w:lang w:val="en-CA"/>
-                <w14:ligatures w14:val="standardContextual"/>
-              </w:rPr>
-              <w:t>HealthAuthority</w:t>
-            </w:r>
-            <w:proofErr w:type="spellEnd"/>
-            <w:r>
-              <w:rPr>
-                <w:rFonts w:asciiTheme="minorHAnsi" w:eastAsiaTheme="minorHAnsi" w:hAnsiTheme="minorHAnsi"/>
-                <w:kern w:val="2"/>
-                <w:sz w:val="20"/>
-                <w:szCs w:val="20"/>
-                <w:lang w:val="en-CA"/>
-                <w14:ligatures w14:val="standardContextual"/>
-              </w:rPr>
-              <w:t>}}</w:t>
-            </w:r>
-          </w:p>
-        </w:tc>
-        <w:tc>
-          <w:tcPr>
-            <w:tcW w:w="6140" w:type="dxa"/>
-            <w:gridSpan w:val="3"/>
-            <w:tcBorders>
-              <w:top w:val="single" w:sz="8" w:space="0" w:color="000000" w:themeColor="text1"/>
-              <w:left w:val="single" w:sz="8" w:space="0" w:color="000000" w:themeColor="text1"/>
-              <w:bottom w:val="single" w:sz="8" w:space="0" w:color="000000" w:themeColor="text1"/>
-              <w:right w:val="single" w:sz="8" w:space="0" w:color="000000" w:themeColor="text1"/>
-            </w:tcBorders>
-            <w:tcMar>
-              <w:top w:w="55" w:type="dxa"/>
-              <w:left w:w="70" w:type="dxa"/>
-              <w:bottom w:w="55" w:type="dxa"/>
-              <w:right w:w="70" w:type="dxa"/>
-            </w:tcMar>
-            <w:vAlign w:val="center"/>
-          </w:tcPr>
-          <w:p>
-            <w:pPr>
-              <w:spacing w:after="0" w:line="240" w:lineRule="auto"/>
-              <w:rPr>
-                <w:sz w:val="22"/>
-                <w:szCs w:val="20"/>
-              </w:rPr>
-            </w:pPr>
-            <w:r>
-              <w:rPr>
-                <w:b/>
-                <w:sz w:val="22"/>
-                <w:szCs w:val="20"/>
-              </w:rPr>
-              <w:t xml:space="preserve">Send Additional Copy To: </w:t>
-            </w:r>
-            <w:r>
-              <w:rPr>
-                <w:b/>
-                <w:sz w:val="22"/>
-                <w:szCs w:val="20"/>
-              </w:rPr>
-              <w:br/>
-            </w:r>
-            <w:r>
-              <w:rPr>
-                <w:rFonts w:asciiTheme="minorHAnsi" w:eastAsiaTheme="minorHAnsi" w:hAnsiTheme="minorHAnsi"/>
-                <w:kern w:val="2"/>
-                <w:sz w:val="20"/>
-                <w:szCs w:val="20"/>
-                <w:lang w:val="en-CA"/>
-                <w14:ligatures w14:val="standardContextual"/>
-              </w:rPr>
-              <w:t>{{</w:t>
-            </w:r>
-            <w:proofErr w:type="spellStart"/>
-            <w:r>
-              <w:rPr>
-                <w:rFonts w:asciiTheme="minorHAnsi" w:eastAsiaTheme="minorHAnsi" w:hAnsiTheme="minorHAnsi"/>
-                <w:kern w:val="2"/>
-                <w:sz w:val="20"/>
-                <w:szCs w:val="20"/>
-                <w:lang w:val="en-CA"/>
-                <w14:ligatures w14:val="standardContextual"/>
-              </w:rPr>
-              <w:t>AdditionalReportRecipients</w:t>
-            </w:r>
-            <w:proofErr w:type="spellEnd"/>
-            <w:r>
-              <w:rPr>
-                <w:rFonts w:asciiTheme="minorHAnsi" w:eastAsiaTheme="minorHAnsi" w:hAnsiTheme="minorHAnsi"/>
-                <w:kern w:val="2"/>
-                <w:sz w:val="20"/>
-                <w:szCs w:val="20"/>
-                <w:lang w:val="en-CA"/>
-                <w14:ligatures w14:val="standardContextual"/>
-              </w:rPr>
-              <w:t>}}</w:t>
+                <w:sz w:val="28"/>
+                <w:szCs w:val="28"/>
+              </w:rPr>
+              <w:t>Section 3 - Test Information</w:t>
             </w:r>
           </w:p>
         </w:tc>
@@ -2543,8 +2670,8 @@
         </w:trPr>
         <w:tc>
           <w:tcPr>
-            <w:tcW w:w="11430" w:type="dxa"/>
-            <w:gridSpan w:val="5"/>
+            <w:tcW w:w="11880" w:type="dxa"/>
+            <w:gridSpan w:val="7"/>
             <w:tcBorders>
               <w:top w:val="single" w:sz="8" w:space="0" w:color="000000" w:themeColor="text1"/>
               <w:left w:val="single" w:sz="8" w:space="0" w:color="000000" w:themeColor="text1"/>
@@ -2565,52 +2692,75 @@
             </w:pPr>
             <w:r>
               <w:rPr>
-                <w:b/>
-                <w:bCs/>
                 <w:sz w:val="22"/>
               </w:rPr>
-              <w:lastRenderedPageBreak/>
-              <w:t>Additional Comments:</w:t>
-            </w:r>
-            <w:r>
-              <w:rPr>
-                <w:b/>
-                <w:bCs/>
+              <w:t>☐ Total Coliform</w:t>
+            </w:r>
+            <w:r>
+              <w:rPr>
                 <w:sz w:val="22"/>
               </w:rPr>
+              <w:t xml:space="preserve">  </w:t>
+            </w:r>
+            <w:r>
+              <w:rPr>
+                <w:sz w:val="22"/>
+              </w:rPr>
               <w:t xml:space="preserve"> </w:t>
             </w:r>
-          </w:p>
-          <w:p>
-            <w:pPr>
-              <w:spacing w:after="0" w:line="240" w:lineRule="auto"/>
-              <w:rPr>
-                <w:b/>
-                <w:bCs/>
+            <w:r>
+              <w:rPr>
                 <w:sz w:val="22"/>
               </w:rPr>
-            </w:pPr>
-          </w:p>
-          <w:p>
-            <w:pPr>
-              <w:spacing w:after="0" w:line="240" w:lineRule="auto"/>
+              <w:t>☐ Fecal Coliform</w:t>
+            </w:r>
+            <w:r>
               <w:rPr>
                 <w:sz w:val="22"/>
               </w:rPr>
-            </w:pPr>
-            <w:r>
-              <w:rPr>
-                <w:b/>
-                <w:bCs/>
+              <w:t xml:space="preserve">   </w:t>
+            </w:r>
+            <w:r>
+              <w:rPr>
                 <w:sz w:val="22"/>
               </w:rPr>
-              <w:t xml:space="preserve"> </w:t>
+              <w:t>☐ Enterococci</w:t>
             </w:r>
             <w:r>
               <w:rPr>
                 <w:sz w:val="22"/>
               </w:rPr>
-              <w:t>________________________________________________________________</w:t>
+              <w:t xml:space="preserve">   </w:t>
+            </w:r>
+            <w:r>
+              <w:rPr>
+                <w:sz w:val="22"/>
+              </w:rPr>
+              <w:t>☐ E. Coli</w:t>
+            </w:r>
+            <w:r>
+              <w:rPr>
+                <w:sz w:val="22"/>
+              </w:rPr>
+              <w:t xml:space="preserve">   </w:t>
+            </w:r>
+            <w:r>
+              <w:rPr>
+                <w:sz w:val="22"/>
+              </w:rPr>
+              <w:t>☐ HPC - 35C</w:t>
+            </w:r>
+            <w:r>
+              <w:rPr>
+                <w:sz w:val="22"/>
+              </w:rPr>
+              <w:t xml:space="preserve">    </w:t>
+            </w:r>
+            <w:r>
+              <w:rPr>
+                <w:sz w:val="22"/>
+              </w:rPr>
+              <w:t>☐ HPC - 20C</w:t>
             </w:r>
           </w:p>
         </w:tc>
@@ -2622,8 +2772,8 @@
         </w:trPr>
         <w:tc>
           <w:tcPr>
-            <w:tcW w:w="11430" w:type="dxa"/>
-            <w:gridSpan w:val="5"/>
+            <w:tcW w:w="11880" w:type="dxa"/>
+            <w:gridSpan w:val="7"/>
             <w:tcBorders>
               <w:top w:val="single" w:sz="8" w:space="0" w:color="000000" w:themeColor="text1"/>
               <w:left w:val="single" w:sz="8" w:space="0" w:color="000000" w:themeColor="text1"/>
@@ -2642,18 +2792,154 @@
             <w:pPr>
               <w:spacing w:after="0" w:line="240" w:lineRule="auto"/>
               <w:rPr>
-                <w:sz w:val="26"/>
-                <w:szCs w:val="24"/>
+                <w:sz w:val="22"/>
               </w:rPr>
             </w:pPr>
             <w:r>
               <w:rPr>
-                <w:b/>
-                <w:color w:val="000000"/>
-                <w:sz w:val="26"/>
-                <w:szCs w:val="24"/>
-              </w:rPr>
-              <w:t>Section 3 - Test Information</w:t>
+                <w:sz w:val="22"/>
+              </w:rPr>
+              <w:t>☐ Pseudomonas Aeruginosa</w:t>
+            </w:r>
+            <w:r>
+              <w:rPr>
+                <w:sz w:val="22"/>
+              </w:rPr>
+              <w:t xml:space="preserve">   </w:t>
+            </w:r>
+            <w:r>
+              <w:rPr>
+                <w:sz w:val="22"/>
+              </w:rPr>
+              <w:t xml:space="preserve">☐ </w:t>
+            </w:r>
+            <w:r>
+              <w:rPr>
+                <w:sz w:val="22"/>
+              </w:rPr>
+              <w:t xml:space="preserve">pH   </w:t>
+            </w:r>
+            <w:r>
+              <w:rPr>
+                <w:sz w:val="22"/>
+              </w:rPr>
+              <w:t xml:space="preserve">☐ </w:t>
+            </w:r>
+            <w:r>
+              <w:rPr>
+                <w:sz w:val="22"/>
+              </w:rPr>
+              <w:t xml:space="preserve">Total Chlorine </w:t>
+            </w:r>
+            <w:proofErr w:type="gramStart"/>
+            <w:r>
+              <w:rPr>
+                <w:sz w:val="22"/>
+              </w:rPr>
+              <w:t xml:space="preserve">   </w:t>
+            </w:r>
+            <w:r>
+              <w:rPr>
+                <w:rFonts w:ascii="Segoe UI Symbol" w:hAnsi="Segoe UI Symbol"/>
+                <w:sz w:val="22"/>
+              </w:rPr>
+              <w:t>{</w:t>
+            </w:r>
+            <w:proofErr w:type="gramEnd"/>
+            <w:r>
+              <w:rPr>
+                <w:rFonts w:ascii="Segoe UI Symbol" w:hAnsi="Segoe UI Symbol"/>
+                <w:sz w:val="22"/>
+              </w:rPr>
+              <w:t>{#IF_PreviousSampleOvergrown</w:t>
+            </w:r>
+            <w:proofErr w:type="gramStart"/>
+            <w:r>
+              <w:rPr>
+                <w:rFonts w:ascii="Segoe UI Symbol" w:hAnsi="Segoe UI Symbol"/>
+                <w:sz w:val="22"/>
+              </w:rPr>
+              <w:t>}}☑</w:t>
+            </w:r>
+            <w:proofErr w:type="gramEnd"/>
+            <w:r>
+              <w:rPr>
+                <w:rFonts w:ascii="Segoe UI Symbol" w:hAnsi="Segoe UI Symbol"/>
+                <w:sz w:val="22"/>
+              </w:rPr>
+              <w:t xml:space="preserve"> </w:t>
+            </w:r>
+            <w:r>
+              <w:rPr>
+                <w:sz w:val="22"/>
+              </w:rPr>
+              <w:t>Previous Sample Overgrown</w:t>
+            </w:r>
+            <w:r>
+              <w:rPr>
+                <w:rFonts w:ascii="Segoe UI Symbol" w:hAnsi="Segoe UI Symbol"/>
+                <w:sz w:val="22"/>
+              </w:rPr>
+              <w:t>{{/IF_PreviousSampleOvergrown</w:t>
+            </w:r>
+            <w:proofErr w:type="gramStart"/>
+            <w:r>
+              <w:rPr>
+                <w:rFonts w:ascii="Segoe UI Symbol" w:hAnsi="Segoe UI Symbol"/>
+                <w:sz w:val="22"/>
+              </w:rPr>
+              <w:t>}}{</w:t>
+            </w:r>
+            <w:proofErr w:type="gramEnd"/>
+            <w:r>
+              <w:rPr>
+                <w:rFonts w:ascii="Segoe UI Symbol" w:hAnsi="Segoe UI Symbol"/>
+                <w:sz w:val="22"/>
+              </w:rPr>
+              <w:t>{^IF_PreviousSampleOvergrown}}</w:t>
+            </w:r>
+            <w:r>
+              <w:rPr>
+                <w:rFonts w:ascii="Segoe UI Symbol" w:hAnsi="Segoe UI Symbol"/>
+                <w:sz w:val="22"/>
+              </w:rPr>
+              <w:t xml:space="preserve"> </w:t>
+            </w:r>
+            <w:r>
+              <w:rPr>
+                <w:rFonts w:ascii="Segoe UI Symbol" w:hAnsi="Segoe UI Symbol"/>
+                <w:sz w:val="22"/>
+              </w:rPr>
+              <w:t xml:space="preserve">☐ </w:t>
+            </w:r>
+            <w:r>
+              <w:rPr>
+                <w:sz w:val="22"/>
+              </w:rPr>
+              <w:t>Previous Sample Overgrown</w:t>
+            </w:r>
+            <w:r>
+              <w:rPr>
+                <w:rFonts w:ascii="Segoe UI Symbol" w:hAnsi="Segoe UI Symbol"/>
+                <w:sz w:val="22"/>
+              </w:rPr>
+              <w:t>{{/</w:t>
+            </w:r>
+            <w:proofErr w:type="spellStart"/>
+            <w:r>
+              <w:rPr>
+                <w:rFonts w:ascii="Segoe UI Symbol" w:hAnsi="Segoe UI Symbol"/>
+                <w:sz w:val="22"/>
+              </w:rPr>
+              <w:t>IF_PreviousSampleOvergrown</w:t>
+            </w:r>
+            <w:proofErr w:type="spellEnd"/>
+            <w:r>
+              <w:rPr>
+                <w:rFonts w:ascii="Segoe UI Symbol" w:hAnsi="Segoe UI Symbol"/>
+                <w:sz w:val="22"/>
+              </w:rPr>
+              <w:t>}}</w:t>
             </w:r>
           </w:p>
         </w:tc>
@@ -2665,8 +2951,8 @@
         </w:trPr>
         <w:tc>
           <w:tcPr>
-            <w:tcW w:w="11430" w:type="dxa"/>
-            <w:gridSpan w:val="5"/>
+            <w:tcW w:w="11880" w:type="dxa"/>
+            <w:gridSpan w:val="7"/>
             <w:tcBorders>
               <w:top w:val="single" w:sz="8" w:space="0" w:color="000000" w:themeColor="text1"/>
               <w:left w:val="single" w:sz="8" w:space="0" w:color="000000" w:themeColor="text1"/>
@@ -2689,503 +2975,19 @@
               <w:rPr>
                 <w:sz w:val="22"/>
               </w:rPr>
-              <w:t>☐ Total Coliform</w:t>
-            </w:r>
-          </w:p>
-        </w:tc>
-      </w:tr>
-      <w:tr>
-        <w:trPr>
-          <w:trHeight w:val="300"/>
-          <w:jc w:val="center"/>
-        </w:trPr>
-        <w:tc>
-          <w:tcPr>
-            <w:tcW w:w="11430" w:type="dxa"/>
-            <w:gridSpan w:val="5"/>
-            <w:tcBorders>
-              <w:top w:val="single" w:sz="8" w:space="0" w:color="000000" w:themeColor="text1"/>
-              <w:left w:val="single" w:sz="8" w:space="0" w:color="000000" w:themeColor="text1"/>
-              <w:bottom w:val="single" w:sz="8" w:space="0" w:color="000000" w:themeColor="text1"/>
-              <w:right w:val="single" w:sz="8" w:space="0" w:color="000000" w:themeColor="text1"/>
-            </w:tcBorders>
-            <w:tcMar>
-              <w:top w:w="55" w:type="dxa"/>
-              <w:left w:w="70" w:type="dxa"/>
-              <w:bottom w:w="55" w:type="dxa"/>
-              <w:right w:w="70" w:type="dxa"/>
-            </w:tcMar>
-            <w:vAlign w:val="center"/>
-          </w:tcPr>
-          <w:p>
-            <w:pPr>
-              <w:spacing w:after="0" w:line="240" w:lineRule="auto"/>
-            </w:pPr>
+              <w:t>☐ Other Test Name: ______________________</w:t>
+            </w:r>
             <w:r>
               <w:rPr>
                 <w:sz w:val="22"/>
               </w:rPr>
-              <w:t>☐ Fecal Coliform</w:t>
-            </w:r>
-          </w:p>
-        </w:tc>
-      </w:tr>
-      <w:tr>
-        <w:trPr>
-          <w:trHeight w:val="300"/>
-          <w:jc w:val="center"/>
-        </w:trPr>
-        <w:tc>
-          <w:tcPr>
-            <w:tcW w:w="11430" w:type="dxa"/>
-            <w:gridSpan w:val="5"/>
-            <w:tcBorders>
-              <w:top w:val="single" w:sz="8" w:space="0" w:color="000000" w:themeColor="text1"/>
-              <w:left w:val="single" w:sz="8" w:space="0" w:color="000000" w:themeColor="text1"/>
-              <w:bottom w:val="single" w:sz="8" w:space="0" w:color="000000" w:themeColor="text1"/>
-              <w:right w:val="single" w:sz="8" w:space="0" w:color="000000" w:themeColor="text1"/>
-            </w:tcBorders>
-            <w:tcMar>
-              <w:top w:w="55" w:type="dxa"/>
-              <w:left w:w="70" w:type="dxa"/>
-              <w:bottom w:w="55" w:type="dxa"/>
-              <w:right w:w="70" w:type="dxa"/>
-            </w:tcMar>
-            <w:vAlign w:val="center"/>
-          </w:tcPr>
-          <w:p>
-            <w:pPr>
-              <w:spacing w:after="0" w:line="240" w:lineRule="auto"/>
-            </w:pPr>
+              <w:t>___</w:t>
+            </w:r>
             <w:r>
               <w:rPr>
                 <w:sz w:val="22"/>
               </w:rPr>
-              <w:t>☐ Enterococci</w:t>
-            </w:r>
-          </w:p>
-        </w:tc>
-      </w:tr>
-      <w:tr>
-        <w:trPr>
-          <w:trHeight w:val="300"/>
-          <w:jc w:val="center"/>
-        </w:trPr>
-        <w:tc>
-          <w:tcPr>
-            <w:tcW w:w="11430" w:type="dxa"/>
-            <w:gridSpan w:val="5"/>
-            <w:tcBorders>
-              <w:top w:val="single" w:sz="8" w:space="0" w:color="000000" w:themeColor="text1"/>
-              <w:left w:val="single" w:sz="8" w:space="0" w:color="000000" w:themeColor="text1"/>
-              <w:bottom w:val="single" w:sz="8" w:space="0" w:color="000000" w:themeColor="text1"/>
-              <w:right w:val="single" w:sz="8" w:space="0" w:color="000000" w:themeColor="text1"/>
-            </w:tcBorders>
-            <w:tcMar>
-              <w:top w:w="55" w:type="dxa"/>
-              <w:left w:w="70" w:type="dxa"/>
-              <w:bottom w:w="55" w:type="dxa"/>
-              <w:right w:w="70" w:type="dxa"/>
-            </w:tcMar>
-            <w:vAlign w:val="center"/>
-          </w:tcPr>
-          <w:p>
-            <w:pPr>
-              <w:spacing w:after="0" w:line="240" w:lineRule="auto"/>
-            </w:pPr>
-            <w:r>
-              <w:rPr>
-                <w:sz w:val="22"/>
-              </w:rPr>
-              <w:t>☐ E. Coli</w:t>
-            </w:r>
-          </w:p>
-        </w:tc>
-      </w:tr>
-      <w:tr>
-        <w:trPr>
-          <w:trHeight w:val="300"/>
-          <w:jc w:val="center"/>
-        </w:trPr>
-        <w:tc>
-          <w:tcPr>
-            <w:tcW w:w="11430" w:type="dxa"/>
-            <w:gridSpan w:val="5"/>
-            <w:tcBorders>
-              <w:top w:val="single" w:sz="8" w:space="0" w:color="000000" w:themeColor="text1"/>
-              <w:left w:val="single" w:sz="8" w:space="0" w:color="000000" w:themeColor="text1"/>
-              <w:bottom w:val="single" w:sz="8" w:space="0" w:color="000000" w:themeColor="text1"/>
-              <w:right w:val="single" w:sz="8" w:space="0" w:color="000000" w:themeColor="text1"/>
-            </w:tcBorders>
-            <w:tcMar>
-              <w:top w:w="55" w:type="dxa"/>
-              <w:left w:w="70" w:type="dxa"/>
-              <w:bottom w:w="55" w:type="dxa"/>
-              <w:right w:w="70" w:type="dxa"/>
-            </w:tcMar>
-            <w:vAlign w:val="center"/>
-          </w:tcPr>
-          <w:p>
-            <w:pPr>
-              <w:spacing w:after="0" w:line="240" w:lineRule="auto"/>
-            </w:pPr>
-            <w:r>
-              <w:rPr>
-                <w:sz w:val="22"/>
-              </w:rPr>
-              <w:t>☐ HPC - 35C</w:t>
-            </w:r>
-          </w:p>
-        </w:tc>
-      </w:tr>
-      <w:tr>
-        <w:trPr>
-          <w:trHeight w:val="300"/>
-          <w:jc w:val="center"/>
-        </w:trPr>
-        <w:tc>
-          <w:tcPr>
-            <w:tcW w:w="11430" w:type="dxa"/>
-            <w:gridSpan w:val="5"/>
-            <w:tcBorders>
-              <w:top w:val="single" w:sz="8" w:space="0" w:color="000000" w:themeColor="text1"/>
-              <w:left w:val="single" w:sz="8" w:space="0" w:color="000000" w:themeColor="text1"/>
-              <w:bottom w:val="single" w:sz="8" w:space="0" w:color="000000" w:themeColor="text1"/>
-              <w:right w:val="single" w:sz="8" w:space="0" w:color="000000" w:themeColor="text1"/>
-            </w:tcBorders>
-            <w:tcMar>
-              <w:top w:w="55" w:type="dxa"/>
-              <w:left w:w="70" w:type="dxa"/>
-              <w:bottom w:w="55" w:type="dxa"/>
-              <w:right w:w="70" w:type="dxa"/>
-            </w:tcMar>
-            <w:vAlign w:val="center"/>
-          </w:tcPr>
-          <w:p>
-            <w:pPr>
-              <w:spacing w:after="0" w:line="240" w:lineRule="auto"/>
-            </w:pPr>
-            <w:r>
-              <w:rPr>
-                <w:sz w:val="22"/>
-              </w:rPr>
-              <w:t>☐ HPC - 20C</w:t>
-            </w:r>
-          </w:p>
-        </w:tc>
-      </w:tr>
-      <w:tr>
-        <w:trPr>
-          <w:trHeight w:val="300"/>
-          <w:jc w:val="center"/>
-        </w:trPr>
-        <w:tc>
-          <w:tcPr>
-            <w:tcW w:w="11430" w:type="dxa"/>
-            <w:gridSpan w:val="5"/>
-            <w:tcBorders>
-              <w:top w:val="single" w:sz="8" w:space="0" w:color="000000" w:themeColor="text1"/>
-              <w:left w:val="single" w:sz="8" w:space="0" w:color="000000" w:themeColor="text1"/>
-              <w:bottom w:val="single" w:sz="8" w:space="0" w:color="000000" w:themeColor="text1"/>
-              <w:right w:val="single" w:sz="8" w:space="0" w:color="000000" w:themeColor="text1"/>
-            </w:tcBorders>
-            <w:tcMar>
-              <w:top w:w="55" w:type="dxa"/>
-              <w:left w:w="70" w:type="dxa"/>
-              <w:bottom w:w="55" w:type="dxa"/>
-              <w:right w:w="70" w:type="dxa"/>
-            </w:tcMar>
-            <w:vAlign w:val="center"/>
-          </w:tcPr>
-          <w:p>
-            <w:pPr>
-              <w:spacing w:after="0" w:line="240" w:lineRule="auto"/>
-            </w:pPr>
-            <w:r>
-              <w:rPr>
-                <w:sz w:val="22"/>
-              </w:rPr>
-              <w:t>☐ Pseudomonas Aeruginosa</w:t>
-            </w:r>
-          </w:p>
-        </w:tc>
-      </w:tr>
-      <w:tr>
-        <w:trPr>
-          <w:trHeight w:val="300"/>
-          <w:jc w:val="center"/>
-        </w:trPr>
-        <w:tc>
-          <w:tcPr>
-            <w:tcW w:w="11430" w:type="dxa"/>
-            <w:gridSpan w:val="5"/>
-            <w:tcBorders>
-              <w:top w:val="single" w:sz="8" w:space="0" w:color="000000" w:themeColor="text1"/>
-              <w:left w:val="single" w:sz="8" w:space="0" w:color="000000" w:themeColor="text1"/>
-              <w:bottom w:val="single" w:sz="8" w:space="0" w:color="000000" w:themeColor="text1"/>
-              <w:right w:val="single" w:sz="8" w:space="0" w:color="000000" w:themeColor="text1"/>
-            </w:tcBorders>
-            <w:tcMar>
-              <w:top w:w="55" w:type="dxa"/>
-              <w:left w:w="70" w:type="dxa"/>
-              <w:bottom w:w="55" w:type="dxa"/>
-              <w:right w:w="70" w:type="dxa"/>
-            </w:tcMar>
-            <w:vAlign w:val="center"/>
-          </w:tcPr>
-          <w:p>
-            <w:pPr>
-              <w:spacing w:after="0" w:line="240" w:lineRule="auto"/>
-              <w:rPr>
-                <w:sz w:val="22"/>
-              </w:rPr>
-            </w:pPr>
-            <w:r>
-              <w:rPr>
-                <w:sz w:val="22"/>
-              </w:rPr>
-              <w:t xml:space="preserve">☐ </w:t>
-            </w:r>
-            <w:r>
-              <w:rPr>
-                <w:sz w:val="22"/>
-              </w:rPr>
-              <w:t>pH</w:t>
-            </w:r>
-          </w:p>
-        </w:tc>
-      </w:tr>
-      <w:tr>
-        <w:trPr>
-          <w:trHeight w:val="300"/>
-          <w:jc w:val="center"/>
-        </w:trPr>
-        <w:tc>
-          <w:tcPr>
-            <w:tcW w:w="11430" w:type="dxa"/>
-            <w:gridSpan w:val="5"/>
-            <w:tcBorders>
-              <w:top w:val="single" w:sz="8" w:space="0" w:color="000000" w:themeColor="text1"/>
-              <w:left w:val="single" w:sz="8" w:space="0" w:color="000000" w:themeColor="text1"/>
-              <w:bottom w:val="single" w:sz="8" w:space="0" w:color="000000" w:themeColor="text1"/>
-              <w:right w:val="single" w:sz="8" w:space="0" w:color="000000" w:themeColor="text1"/>
-            </w:tcBorders>
-            <w:tcMar>
-              <w:top w:w="55" w:type="dxa"/>
-              <w:left w:w="70" w:type="dxa"/>
-              <w:bottom w:w="55" w:type="dxa"/>
-              <w:right w:w="70" w:type="dxa"/>
-            </w:tcMar>
-            <w:vAlign w:val="center"/>
-          </w:tcPr>
-          <w:p>
-            <w:pPr>
-              <w:spacing w:after="0" w:line="240" w:lineRule="auto"/>
-              <w:rPr>
-                <w:sz w:val="22"/>
-              </w:rPr>
-            </w:pPr>
-            <w:r>
-              <w:rPr>
-                <w:sz w:val="22"/>
-              </w:rPr>
-              <w:t xml:space="preserve">☐ </w:t>
-            </w:r>
-            <w:r>
-              <w:rPr>
-                <w:sz w:val="22"/>
-              </w:rPr>
-              <w:t>Total Chlorine</w:t>
-            </w:r>
-          </w:p>
-        </w:tc>
-      </w:tr>
-      <w:tr>
-        <w:trPr>
-          <w:trHeight w:val="300"/>
-          <w:jc w:val="center"/>
-        </w:trPr>
-        <w:tc>
-          <w:tcPr>
-            <w:tcW w:w="11430" w:type="dxa"/>
-            <w:gridSpan w:val="5"/>
-            <w:tcBorders>
-              <w:top w:val="single" w:sz="8" w:space="0" w:color="000000" w:themeColor="text1"/>
-              <w:left w:val="single" w:sz="8" w:space="0" w:color="000000" w:themeColor="text1"/>
-              <w:bottom w:val="single" w:sz="8" w:space="0" w:color="000000" w:themeColor="text1"/>
-              <w:right w:val="single" w:sz="8" w:space="0" w:color="000000" w:themeColor="text1"/>
-            </w:tcBorders>
-            <w:tcMar>
-              <w:top w:w="55" w:type="dxa"/>
-              <w:left w:w="70" w:type="dxa"/>
-              <w:bottom w:w="55" w:type="dxa"/>
-              <w:right w:w="70" w:type="dxa"/>
-            </w:tcMar>
-            <w:vAlign w:val="center"/>
-          </w:tcPr>
-          <w:p>
-            <w:pPr>
-              <w:spacing w:after="0" w:line="240" w:lineRule="auto"/>
-            </w:pPr>
-            <w:r>
-              <w:rPr>
-                <w:sz w:val="22"/>
-              </w:rPr>
-              <w:t>☐ Other Test Name: ______________________</w:t>
-            </w:r>
-          </w:p>
-        </w:tc>
-      </w:tr>
-      <w:tr>
-        <w:trPr>
-          <w:trHeight w:val="300"/>
-          <w:jc w:val="center"/>
-        </w:trPr>
-        <w:tc>
-          <w:tcPr>
-            <w:tcW w:w="11430" w:type="dxa"/>
-            <w:gridSpan w:val="5"/>
-            <w:tcBorders>
-              <w:top w:val="single" w:sz="8" w:space="0" w:color="000000" w:themeColor="text1"/>
-              <w:left w:val="single" w:sz="8" w:space="0" w:color="000000" w:themeColor="text1"/>
-              <w:bottom w:val="single" w:sz="8" w:space="0" w:color="000000" w:themeColor="text1"/>
-              <w:right w:val="single" w:sz="8" w:space="0" w:color="000000" w:themeColor="text1"/>
-            </w:tcBorders>
-            <w:tcMar>
-              <w:top w:w="55" w:type="dxa"/>
-              <w:left w:w="70" w:type="dxa"/>
-              <w:bottom w:w="55" w:type="dxa"/>
-              <w:right w:w="70" w:type="dxa"/>
-            </w:tcMar>
-            <w:vAlign w:val="center"/>
-          </w:tcPr>
-          <w:p>
-            <w:pPr>
-              <w:spacing w:after="0" w:line="240" w:lineRule="auto"/>
-              <w:rPr>
-                <w:rFonts w:ascii="Segoe UI Symbol" w:hAnsi="Segoe UI Symbol"/>
-                <w:sz w:val="22"/>
-              </w:rPr>
-            </w:pPr>
-            <w:r>
-              <w:rPr>
-                <w:rFonts w:ascii="Segoe UI Symbol" w:hAnsi="Segoe UI Symbol"/>
-                <w:sz w:val="22"/>
-              </w:rPr>
-              <w:t>{{#IF_PreviousSampleOvergrown</w:t>
-            </w:r>
-            <w:proofErr w:type="gramStart"/>
-            <w:r>
-              <w:rPr>
-                <w:rFonts w:ascii="Segoe UI Symbol" w:hAnsi="Segoe UI Symbol"/>
-                <w:sz w:val="22"/>
-              </w:rPr>
-              <w:t>}}☑</w:t>
-            </w:r>
-            <w:proofErr w:type="gramEnd"/>
-            <w:r>
-              <w:rPr>
-                <w:rFonts w:ascii="Segoe UI Symbol" w:hAnsi="Segoe UI Symbol"/>
-                <w:sz w:val="22"/>
-              </w:rPr>
-              <w:t xml:space="preserve"> </w:t>
-            </w:r>
-            <w:r>
-              <w:rPr>
-                <w:sz w:val="22"/>
-              </w:rPr>
-              <w:t xml:space="preserve">Previous Sample </w:t>
-            </w:r>
-            <w:proofErr w:type="gramStart"/>
-            <w:r>
-              <w:rPr>
-                <w:sz w:val="22"/>
-              </w:rPr>
-              <w:t>Overgrown</w:t>
-            </w:r>
-            <w:r>
-              <w:rPr>
-                <w:rFonts w:ascii="Segoe UI Symbol" w:hAnsi="Segoe UI Symbol"/>
-                <w:sz w:val="22"/>
-              </w:rPr>
-              <w:t>{{/</w:t>
-            </w:r>
-            <w:proofErr w:type="gramEnd"/>
-            <w:r>
-              <w:rPr>
-                <w:rFonts w:ascii="Segoe UI Symbol" w:hAnsi="Segoe UI Symbol"/>
-                <w:sz w:val="22"/>
-              </w:rPr>
-              <w:t>IF_PreviousSampleOvergrown</w:t>
-            </w:r>
-            <w:proofErr w:type="gramStart"/>
-            <w:r>
-              <w:rPr>
-                <w:rFonts w:ascii="Segoe UI Symbol" w:hAnsi="Segoe UI Symbol"/>
-                <w:sz w:val="22"/>
-              </w:rPr>
-              <w:t>}}{</w:t>
-            </w:r>
-            <w:proofErr w:type="gramEnd"/>
-            <w:r>
-              <w:rPr>
-                <w:rFonts w:ascii="Segoe UI Symbol" w:hAnsi="Segoe UI Symbol"/>
-                <w:sz w:val="22"/>
-              </w:rPr>
-              <w:t>{^IF_PreviousSampleOvergrown</w:t>
-            </w:r>
-            <w:proofErr w:type="gramStart"/>
-            <w:r>
-              <w:rPr>
-                <w:rFonts w:ascii="Segoe UI Symbol" w:hAnsi="Segoe UI Symbol"/>
-                <w:sz w:val="22"/>
-              </w:rPr>
-              <w:t>}}☐</w:t>
-            </w:r>
-            <w:proofErr w:type="gramEnd"/>
-            <w:r>
-              <w:rPr>
-                <w:rFonts w:ascii="Segoe UI Symbol" w:hAnsi="Segoe UI Symbol"/>
-                <w:sz w:val="22"/>
-              </w:rPr>
-              <w:t xml:space="preserve"> </w:t>
-            </w:r>
-            <w:r>
-              <w:rPr>
-                <w:sz w:val="22"/>
-              </w:rPr>
-              <w:t xml:space="preserve">Previous Sample </w:t>
-            </w:r>
-            <w:proofErr w:type="gramStart"/>
-            <w:r>
-              <w:rPr>
-                <w:sz w:val="22"/>
-              </w:rPr>
-              <w:t>Overgrown</w:t>
-            </w:r>
-            <w:r>
-              <w:rPr>
-                <w:rFonts w:ascii="Segoe UI Symbol" w:hAnsi="Segoe UI Symbol"/>
-                <w:sz w:val="22"/>
-              </w:rPr>
-              <w:t>{{/</w:t>
-            </w:r>
-            <w:proofErr w:type="spellStart"/>
-            <w:proofErr w:type="gramEnd"/>
-            <w:r>
-              <w:rPr>
-                <w:rFonts w:ascii="Segoe UI Symbol" w:hAnsi="Segoe UI Symbol"/>
-                <w:sz w:val="22"/>
-              </w:rPr>
-              <w:t>IF_PreviousSampleOvergrown</w:t>
-            </w:r>
-            <w:proofErr w:type="spellEnd"/>
-            <w:r>
-              <w:rPr>
-                <w:rFonts w:ascii="Segoe UI Symbol" w:hAnsi="Segoe UI Symbol"/>
-                <w:sz w:val="22"/>
-              </w:rPr>
-              <w:t>}}</w:t>
+              <w:t xml:space="preserve">___________________ </w:t>
             </w:r>
           </w:p>
         </w:tc>
@@ -3193,10 +2995,9 @@
     </w:tbl>
     <w:p/>
     <w:sectPr>
-      <w:headerReference w:type="default" r:id="rId12"/>
-      <w:footerReference w:type="default" r:id="rId13"/>
+      <w:footerReference w:type="default" r:id="rId12"/>
       <w:pgSz w:w="12240" w:h="15840"/>
-      <w:pgMar w:top="504" w:right="504" w:bottom="648" w:left="504" w:header="720" w:footer="720" w:gutter="0"/>
+      <w:pgMar w:top="0" w:right="504" w:bottom="648" w:left="504" w:header="720" w:footer="720" w:gutter="0"/>
       <w:cols w:space="720"/>
       <w:docGrid w:linePitch="360"/>
     </w:sectPr>
@@ -3365,66 +3166,6 @@
     </w:p>
   </w:footnote>
 </w:footnotes>
-</file>
-
-<file path=word/header1.xml><?xml version="1.0" encoding="utf-8"?>
-<w:hdr xmlns:wpc="http://schemas.microsoft.com/office/word/2010/wordprocessingCanvas" xmlns:cx="http://schemas.microsoft.com/office/drawing/2014/chartex" xmlns:cx1="http://schemas.microsoft.com/office/drawing/2015/9/8/chartex" xmlns:cx2="http://schemas.microsoft.com/office/drawing/2015/10/21/chartex" xmlns:cx3="http://schemas.microsoft.com/office/drawing/2016/5/9/chartex" xmlns:cx4="http://schemas.microsoft.com/office/drawing/2016/5/10/chartex" xmlns:cx5="http://schemas.microsoft.com/office/drawing/2016/5/11/chartex" xmlns:cx6="http://schemas.microsoft.com/office/drawing/2016/5/12/chartex" xmlns:cx7="http://schemas.microsoft.com/office/drawing/2016/5/13/chartex" xmlns:cx8="http://schemas.microsoft.com/office/drawing/2016/5/14/chartex" xmlns:mc="http://schemas.openxmlformats.org/markup-compatibility/2006" xmlns:aink="http://schemas.microsoft.com/office/drawing/2016/ink" xmlns:am3d="http://schemas.microsoft.com/office/drawing/2017/model3d" xmlns:o="urn:schemas-microsoft-com:office:office" xmlns:oel="http://schemas.microsoft.com/office/2019/extlst" xmlns:r="http://schemas.openxmlformats.org/officeDocument/2006/relationships" xmlns:m="http://schemas.openxmlformats.org/officeDocument/2006/math" xmlns:v="urn:schemas-microsoft-com:vml" xmlns:wp14="http://schemas.microsoft.com/office/word/2010/wordprocessingDrawing" xmlns:wp="http://schemas.openxmlformats.org/drawingml/2006/wordprocessingDrawing" xmlns:w10="urn:schemas-microsoft-com:office:word" xmlns:w="http://schemas.openxmlformats.org/wordprocessingml/2006/main" xmlns:w14="http://schemas.microsoft.com/office/word/2010/wordml" xmlns:w15="http://schemas.microsoft.com/office/word/2012/wordml" xmlns:w16cei="http://schemas.microsoft.com/office/word/2026/wordml/cei" xmlns:w16cex="http://schemas.microsoft.com/office/word/2018/wordml/cex" xmlns:w16cid="http://schemas.microsoft.com/office/word/2016/wordml/cid" xmlns:w16="http://schemas.microsoft.com/office/word/2018/wordml" xmlns:w16du="http://schemas.microsoft.com/office/word/2023/wordml/word16du" xmlns:w16sdtdh="http://schemas.microsoft.com/office/word/2020/wordml/sdtdatahash" xmlns:w16sdtfl="http://schemas.microsoft.com/office/word/2024/wordml/sdtformatlock" xmlns:w16se="http://schemas.microsoft.com/office/word/2015/wordml/symex" xmlns:wpg="http://schemas.microsoft.com/office/word/2010/wordprocessingGroup" xmlns:wpi="http://schemas.microsoft.com/office/word/2010/wordprocessingInk" xmlns:wne="http://schemas.microsoft.com/office/word/2006/wordml" xmlns:wps="http://schemas.microsoft.com/office/word/2010/wordprocessingShape" mc:Ignorable="w14 w15 w16se w16cid w16 w16cex w16sdtdh w16sdtfl w16du wp14">
-  <w:tbl>
-    <w:tblPr>
-      <w:tblW w:w="0" w:type="auto"/>
-      <w:tblLook w:val="06A0" w:firstRow="1" w:lastRow="0" w:firstColumn="1" w:lastColumn="0" w:noHBand="1" w:noVBand="1"/>
-    </w:tblPr>
-    <w:tblGrid>
-      <w:gridCol w:w="3740"/>
-      <w:gridCol w:w="3740"/>
-      <w:gridCol w:w="3740"/>
-    </w:tblGrid>
-    <w:tr>
-      <w:trPr>
-        <w:trHeight w:val="300"/>
-      </w:trPr>
-      <w:tc>
-        <w:tcPr>
-          <w:tcW w:w="3740" w:type="dxa"/>
-        </w:tcPr>
-        <w:p>
-          <w:pPr>
-            <w:pStyle w:val="Header"/>
-            <w:ind w:left="-115"/>
-          </w:pPr>
-        </w:p>
-      </w:tc>
-      <w:tc>
-        <w:tcPr>
-          <w:tcW w:w="3740" w:type="dxa"/>
-        </w:tcPr>
-        <w:p>
-          <w:pPr>
-            <w:pStyle w:val="Header"/>
-            <w:jc w:val="center"/>
-          </w:pPr>
-        </w:p>
-      </w:tc>
-      <w:tc>
-        <w:tcPr>
-          <w:tcW w:w="3740" w:type="dxa"/>
-        </w:tcPr>
-        <w:p>
-          <w:pPr>
-            <w:pStyle w:val="Header"/>
-            <w:ind w:right="-115"/>
-            <w:jc w:val="right"/>
-          </w:pPr>
-        </w:p>
-      </w:tc>
-    </w:tr>
-  </w:tbl>
-  <w:p>
-    <w:pPr>
-      <w:pStyle w:val="Header"/>
-    </w:pPr>
-  </w:p>
-</w:hdr>
 </file>
 
 <file path=word/numbering.xml><?xml version="1.0" encoding="utf-8"?>
@@ -4593,7 +4334,6 @@
   <w:style w:type="character" w:default="1" w:styleId="DefaultParagraphFont">
     <w:name w:val="Default Paragraph Font"/>
     <w:uiPriority w:val="1"/>
-    <w:semiHidden/>
     <w:unhideWhenUsed/>
   </w:style>
   <w:style w:type="table" w:default="1" w:styleId="TableNormal">
@@ -15433,6 +15173,36 @@
       <w:rFonts w:ascii="BC Sans" w:eastAsia="BC Sans" w:hAnsi="BC Sans"/>
       <w:b/>
       <w:bCs/>
+      <w:sz w:val="20"/>
+      <w:szCs w:val="20"/>
+    </w:rPr>
+  </w:style>
+  <w:style w:type="paragraph" w:styleId="HTMLPreformatted">
+    <w:name w:val="HTML Preformatted"/>
+    <w:basedOn w:val="Normal"/>
+    <w:link w:val="HTMLPreformattedChar"/>
+    <w:uiPriority w:val="99"/>
+    <w:semiHidden/>
+    <w:unhideWhenUsed/>
+    <w:rsid w:val="00116F63"/>
+    <w:pPr>
+      <w:spacing w:after="0" w:line="240" w:lineRule="auto"/>
+    </w:pPr>
+    <w:rPr>
+      <w:rFonts w:ascii="Consolas" w:hAnsi="Consolas"/>
+      <w:sz w:val="20"/>
+      <w:szCs w:val="20"/>
+    </w:rPr>
+  </w:style>
+  <w:style w:type="character" w:customStyle="1" w:styleId="HTMLPreformattedChar">
+    <w:name w:val="HTML Preformatted Char"/>
+    <w:basedOn w:val="DefaultParagraphFont"/>
+    <w:link w:val="HTMLPreformatted"/>
+    <w:uiPriority w:val="99"/>
+    <w:semiHidden/>
+    <w:rsid w:val="00116F63"/>
+    <w:rPr>
+      <w:rFonts w:ascii="Consolas" w:eastAsia="BC Sans" w:hAnsi="Consolas"/>
       <w:sz w:val="20"/>
       <w:szCs w:val="20"/>
     </w:rPr>
